--- a/Законы/Законопроекты/ACT. 003 — Развёрнутая редакция для чтения.docx
+++ b/Законы/Законопроекты/ACT. 003 — Развёрнутая редакция для чтения.docx
@@ -1983,6 +1983,25 @@
       </w:pPr>
       <w:r>
         <w:rPr>
+          <w:b w:val="0"/>
+          <w:i w:val="0"/>
+          <w:sz w:val="20"/>
+          <w:u w:val="none"/>
+        </w:rPr>
+        <w:t>Примечание: При задержании государственного служащего, адвоката или члена Сената на основании ордера или вступившего в законную силу судебного акта вызов сотрудника ОГП не требуется, если прямое указание на участие прокурора не содержится в самом ордере или судебном акте; в этом случае вызывается исключительно руководство указанного лица для прекращения трудовых отношений (лишения статуса).</w:t>
+      </w:r>
+    </w:p>
+    <w:p>
+      <w:pPr>
+        <w:spacing w:after="0" w:before="0"/>
+        <w:ind w:left="567"/>
+        <w:shd w:val="clear" w:color="auto" w:fill="F2F2F2"/>
+        <w:pBdr>
+          <w:left w:val="single" w:sz="18" w:space="4" w:color="7F7F7F"/>
+        </w:pBdr>
+      </w:pPr>
+      <w:r>
+        <w:rPr>
           <w:b/>
           <w:i/>
           <w:color w:val="404040"/>
@@ -2320,6 +2339,25 @@
           <w:sz w:val="20"/>
           <w:u w:val="none"/>
         </w:rPr>
+        <w:t>Примечание: При задержании государственного служащего, адвоката или члена Сената на основании ордера или вступившего в законную силу судебного акта вызов сотрудника ОГП не требуется, если прямое указание на участие прокурора не содержится в самом ордере или судебном акте; в этом случае вызывается исключительно руководство указанного лица для прекращения трудовых отношений (лишения статуса).</w:t>
+      </w:r>
+    </w:p>
+    <w:p>
+      <w:pPr>
+        <w:spacing w:after="0" w:before="0"/>
+        <w:ind w:left="567"/>
+        <w:shd w:val="clear" w:color="auto" w:fill="F2F2F2"/>
+        <w:pBdr>
+          <w:left w:val="single" w:sz="18" w:space="4" w:color="7F7F7F"/>
+        </w:pBdr>
+      </w:pPr>
+      <w:r>
+        <w:rPr>
+          <w:b w:val="0"/>
+          <w:i w:val="0"/>
+          <w:sz w:val="20"/>
+          <w:u w:val="none"/>
+        </w:rPr>
         <w:t>ч. 5. Не допускается задержание сотрудника, осуществляющего задержание другого лица либо иные неотложные процессуальные действия, до их завершения, за исключением случаев, предусмотренных пунктами «а» и «в» части 4 настоящей статьи, а также по решению прокурора, являющегося субъектом данного задержания.</w:t>
       </w:r>
     </w:p>
@@ -5352,6 +5390,25 @@
       </w:pPr>
       <w:r>
         <w:rPr>
+          <w:b w:val="0"/>
+          <w:i w:val="0"/>
+          <w:sz w:val="20"/>
+          <w:u w:val="none"/>
+        </w:rPr>
+        <w:t>Примечание: При задержании государственного служащего, адвоката или члена Сената на основании ордера или вступившего в законную силу судебного акта вызов сотрудника ОГП не требуется, если прямое указание на участие прокурора не содержится в самом ордере или судебном акте; в этом случае вызывается исключительно руководство указанного лица для прекращения трудовых отношений (лишения статуса).</w:t>
+      </w:r>
+    </w:p>
+    <w:p>
+      <w:pPr>
+        <w:spacing w:after="0" w:before="0"/>
+        <w:ind w:left="567"/>
+        <w:shd w:val="clear" w:color="auto" w:fill="F2F2F2"/>
+        <w:pBdr>
+          <w:left w:val="single" w:sz="18" w:space="4" w:color="7F7F7F"/>
+        </w:pBdr>
+      </w:pPr>
+      <w:r>
+        <w:rPr>
           <w:b/>
           <w:i/>
           <w:color w:val="404040"/>
@@ -5785,6 +5842,25 @@
       </w:pPr>
       <w:r>
         <w:rPr>
+          <w:b w:val="0"/>
+          <w:i w:val="0"/>
+          <w:sz w:val="20"/>
+          <w:u w:val="none"/>
+        </w:rPr>
+        <w:t>Примечание: При задержании государственного служащего, адвоката или члена Сената на основании ордера или вступившего в законную силу судебного акта вызов сотрудника ОГП не требуется, если прямое указание на участие прокурора не содержится в самом ордере или судебном акте; в этом случае вызывается исключительно руководство указанного лица для прекращения трудовых отношений (лишения статуса).</w:t>
+      </w:r>
+    </w:p>
+    <w:p>
+      <w:pPr>
+        <w:spacing w:after="0" w:before="0"/>
+        <w:ind w:left="567"/>
+        <w:shd w:val="clear" w:color="auto" w:fill="F2F2F2"/>
+        <w:pBdr>
+          <w:left w:val="single" w:sz="18" w:space="4" w:color="7F7F7F"/>
+        </w:pBdr>
+      </w:pPr>
+      <w:r>
+        <w:rPr>
           <w:b/>
           <w:i/>
           <w:color w:val="404040"/>
@@ -6869,7 +6945,7 @@
           <w:sz w:val="20"/>
           <w:u w:val="none"/>
         </w:rPr>
-        <w:t>а) военнослужащие SANG — в отношении лица, нарушающего пропускной режим либо совершающего правонарушение на территории охраняемых SANG объектов (военная база Форт-Занкудо, военный авианосец, остров Кайо-Перико) и прилегающей к ним местности; лица, совершившего преступление в отношении военнослужащего SANG или имущества SANG; военнослужащего SANG — по делам о воинских преступлениях; лица, застигнутого при совершении преступления или непосредственно после его совершения либо находящегося в розыске, — при патрулировании в порядке статьи 7.1 закона «О Национальной Гвардии штата San-Andreas»; любого лица — в период чрезвычайного или военного положения, при проведении контртеррористической операции, а также при оказании содействия правоохранительным органам по их запросу;</w:t>
+        <w:t>а) военнослужащие SANG — в отношении лица, совершившего правонарушение на территории охраняемых SANG объектов (военная база Форт-Занкудо, военный авианосец, остров Кайо-Перико) и прилегающей к ним местности; лица, совершившего правонарушение в отношении военнослужащего SANG или имущества SANG; военнослужащего SANG — по делам о воинских правонарушениях; лица, застигнутого при совершении правонарушения или непосредственно после его совершения либо находящегося в розыске, — при патрулировании в порядке статьи 7.1 закона «О Национальной Гвардии штата San-Andreas»; любого лица — в период чрезвычайного или военного положения, при проведении контртеррористической операции, а также при оказании содействия правоохранительным органам по их запросу;</w:t>
       </w:r>
     </w:p>
     <w:p>
@@ -6888,7 +6964,7 @@
           <w:sz w:val="20"/>
           <w:u w:val="none"/>
         </w:rPr>
-        <w:t>б) сотрудники USSS — при задержании без ордера или судебного акта;</w:t>
+        <w:t>б) сотрудники USSS — при задержании лица без ордера или судебного акта, а также при задержании на основании ордера или судебного акта (в части доставки и передачи задержанного в LSPD, LSCSD или FIB для проведения процессуальных действий по внесению сведений в базу розыска и водворению в КПЗ или Федеральную Тюрьму);</w:t>
       </w:r>
     </w:p>
     <w:p>
@@ -6926,7 +7002,7 @@
           <w:sz w:val="20"/>
           <w:u w:val="none"/>
         </w:rPr>
-        <w:t>ч. 2. Лицо, производящее задержание с передачей, обязано: надеть на задержанного наручники; представиться и предъявить удостоверение, нашивку или иной опознавательный знак; разъяснить задержанному основание задержания; в целях собственной безопасности произвести внешний осмотр задержанного на наличие оружия; вести видеофиксацию; незамедлительно доставить задержанного в ближайший участок LSPD, участок LSCSD или штаб-квартиру FIB либо вызвать сотрудников указанных органов на место задержания (сотрудники WN — только вызвать) и передать им задержанного вместе с видеофиксацией. Личный обыск, обыск транспортного средства, изъятие оружия и иных предметов, а также иные процессуальные действия (разъяснение прав, вызов адвоката, предоставление телефонного звонка, допрос, установление квалификации деяния, избрание меры наказания) лицом, производящим задержание с передачей, не производятся.</w:t>
+        <w:t>ч. 2. Лицо, производящее задержание с передачей, обязано: надеть на задержанного наручники; представиться и предъявить удостоверение, нашивку или иной опознавательный знак; разъяснить задержанному основание задержания; провести первичный (личный) обыск задержанного в целях обнаружения оружия, боеприпасов, спецсредств и предметов, представляющих непосредственную опасность; вести видеофиксацию; незамедлительно доставить задержанного в ближайший участок LSPD, участок LSCSD или штаб-квартиру FIB либо вызвать сотрудников указанных органов на место задержания (сотрудники WN — только вызвать) и передать им задержанного вместе с видеофиксацией. Изъятие обнаруженного оружия, боеприпасов, спецсредств и иных предметов, а также иные процессуальные действия (разъяснение прав, вызов адвоката, предоставление телефонного звонка, допрос, установление квалификации деяния, избрание меры наказания, вторичный обыск) лицом, производящим задержание с передачей, не производятся.</w:t>
       </w:r>
     </w:p>
     <w:p>
@@ -6964,7 +7040,7 @@
           <w:sz w:val="20"/>
           <w:u w:val="none"/>
         </w:rPr>
-        <w:t>ч. 4. Сотрудник LSPD, LSCSD или FIB, которому передаётся задержанный, обязан принять его, ознакомиться с представленными доказательствами и продолжить задержание в порядке статьи 17 настоящего Кодекса, начиная с разъяснения прав и первичного обыска с изъятием оружия и запрещённых предметов, либо освободить задержанного по основаниям статьи 20 настоящего Кодекса. Отказ в принятии задержанного не допускается.</w:t>
+        <w:t>ч. 4. Сотрудник LSPD, LSCSD или FIB, которому передаётся задержанный, обязан принять его, ознакомиться с представленными доказательствами и продолжить задержание в порядке статьи 17 настоящего Кодекса, начиная с разъяснения прав (правила Миранды) и реализации прав задержанного, либо освободить задержанного по основаниям статьи 20 настоящего Кодекса. Процессуальное изъятие оружия, боеприпасов и запрещённых предметов производится сотрудником LSPD, LSCSD или FIB на завершающей стадии процессуальных действий — при проведении вторичного обыска перед водворением лица в КПЗ или Федеральную Тюрьму в соответствии со статьями 25 и 27 настоящего Кодекса. Отказ в принятии задержанного не допускается.</w:t>
       </w:r>
     </w:p>
     <w:p>
@@ -7021,7 +7097,7 @@
           <w:sz w:val="20"/>
           <w:u w:val="none"/>
         </w:rPr>
-        <w:t>ч. 7. При задержании на основании ордера или судебного акта сотрудники USSS производят задержание и процессуальные действия самостоятельно в порядке части 2 статьи 17 настоящего Кодекса.</w:t>
+        <w:t>ч. 7. При задержании на основании ордера или судебного акта сотрудники USSS производят задержание подозреваемого в порядке части 2 статьи 17 настоящего Кодекса, после чего незамедлительно доставляют его в участок LSPD, участок LSCSD или штаб-квартиру FIB и передают сотрудникам указанных органов для осуществления процессуальных действий по внесению сведений в базу розыска и водворению задержанного в КПЗ или Федеральную Тюрьму на основании предъявленного ордера или судебного акта.</w:t>
       </w:r>
     </w:p>
     <w:p>
@@ -7040,7 +7116,7 @@
           <w:sz w:val="20"/>
           <w:u w:val="none"/>
         </w:rPr>
-        <w:t>ч. 8. Военнослужащие SANG, сотрудники USSS и WN изъятие оружия и иных предметов у задержанных не производят. Если при задержании, в том числе на основании ордера или судебного акта, требуется личный обыск, обыск транспортного средства или изъятие предметов, эти действия производит сотрудник LSPD, LSCSD или FIB, привлечённый к задержанию в качестве субъекта задержания.</w:t>
+        <w:t>ч. 8. Военнослужащие SANG, сотрудники USSS и сотрудники WN процессуальное изъятие оружия, боеприпасов, спецсредств и иных предметов у задержанных лиц не производят. Право на процессуальное изъятие оружия, боеприпасов, спецсредств и нелегальных предметов принадлежит исключительно сотрудникам LSPD, LSCSD и FIB и реализуется на стадии ареста при проведении вторичного обыска перед водворением в КПЗ или Федеральную Тюрьму в порядке статей 25 и 27 настоящего Кодекса.</w:t>
       </w:r>
     </w:p>
     <w:p>
@@ -7598,7 +7674,7 @@
           <w:i w:val="0"/>
           <w:u w:val="none"/>
         </w:rPr>
-        <w:t xml:space="preserve"> государственных охранных задач USSS имеет право производить проверку документов, внешний осмотр лиц и транспортных средств на наличие оружия, поиск подозреваемых и их задержание при возникновении угрозы или подозрении на ее возникновение в отношении лиц и объектов, охраняемых USSS. Обыск жилых и нежилых помещений производится в порядке </w:t>
+        <w:t xml:space="preserve"> государственных охранных задач USSS имеет право производить проверку документов, первичный (личный) обыск лиц и транспортных средств на месте в целях обнаружения оружия, боеприпасов и предметов, представляющих непосредственную опасность, поиск подозреваемых и их задержание при возникновении угрозы или подозрении на ее возникновение в отношении лиц и объектов, охраняемых USSS. Обыск жилых и нежилых помещений производится в порядке </w:t>
       </w:r>
       <w:r>
         <w:rPr>
@@ -7615,7 +7691,7 @@
           <w:i w:val="0"/>
           <w:u w:val="none"/>
         </w:rPr>
-        <w:t xml:space="preserve">; личный обыск, обыск транспортных средств, изъятие оружия и иных предметов, а также иные процессуальные действия в отношении задержанных производятся в порядке </w:t>
+        <w:t xml:space="preserve">; вторичный обыск, процессуальное изъятие оружия и иных предметов, водворение в место содержания под стражей, а также иные процессуальные действия производятся сотрудниками LSPD, LSCSD или FIB после передачи задержанного в порядке </w:t>
       </w:r>
       <w:r>
         <w:rPr>
@@ -8580,6 +8656,25 @@
       </w:pPr>
       <w:r>
         <w:rPr>
+          <w:b w:val="0"/>
+          <w:i w:val="0"/>
+          <w:sz w:val="20"/>
+          <w:u w:val="none"/>
+        </w:rPr>
+        <w:t>Примечание: При задержании государственного служащего, адвоката или члена Сената на основании ордера или вступившего в законную силу судебного акта вызов сотрудника ОГП не требуется, если прямое указание на участие прокурора не содержится в самом ордере или судебном акте; в этом случае вызывается исключительно руководство указанного лица для прекращения трудовых отношений (лишения статуса).</w:t>
+      </w:r>
+    </w:p>
+    <w:p>
+      <w:pPr>
+        <w:spacing w:after="0" w:before="0"/>
+        <w:ind w:left="567"/>
+        <w:shd w:val="clear" w:color="auto" w:fill="F2F2F2"/>
+        <w:pBdr>
+          <w:left w:val="single" w:sz="18" w:space="4" w:color="7F7F7F"/>
+        </w:pBdr>
+      </w:pPr>
+      <w:r>
+        <w:rPr>
           <w:b/>
           <w:i/>
           <w:color w:val="404040"/>
@@ -9186,7 +9281,7 @@
           <w:sz w:val="20"/>
           <w:u w:val="none"/>
         </w:rPr>
-        <w:t>ч. 1 SANG осуществляет патрулирование:</w:t>
+        <w:t>ч. 1 Войска SANG осуществляют патрулирование на всей территории штата San-Andreas (включая территорию округа Блэйн, округа Лос-Сантос, города Лос-Сантос и острова Кайо-Перико) со следующими оговорками:</w:t>
       </w:r>
     </w:p>
     <w:p>
@@ -9205,7 +9300,7 @@
           <w:sz w:val="20"/>
           <w:u w:val="none"/>
         </w:rPr>
-        <w:t>а) территории охраняемых SANG объектов и прилегающей местности в радиусе 2 км — в порядке части 1 статьи 7 настоящего Закона;</w:t>
+        <w:t>а) патрулирование территории охраняемых SANG объектов и прилегающей местности в радиусе 2 км осуществляется в порядке части 1 статьи 7 настоящего Закона;</w:t>
       </w:r>
     </w:p>
     <w:p>
@@ -9224,7 +9319,7 @@
           <w:sz w:val="20"/>
           <w:u w:val="none"/>
         </w:rPr>
-        <w:t>б) территории округа Блэйн и округа Лос-Сантос за пределами города Лос-Сантос — в пределах территориальной юрисдикции, установленной частью 8 статьи 2 настоящего Закона;</w:t>
+        <w:t>б) патрулирование на территории округа Блэйн и округа Лос-Сантос за пределами города Лос-Сантос осуществляется патрулями SANG самостоятельно;</w:t>
       </w:r>
     </w:p>
     <w:p>
@@ -9243,7 +9338,7 @@
           <w:sz w:val="20"/>
           <w:u w:val="none"/>
         </w:rPr>
-        <w:t>в) территории города Лос-Сантос — в составе усиленных патрулей по запросу LSPD или FIB совместно с их сотрудниками, а также в период чрезвычайного или военного положения и при проведении контртеррористической операции.</w:t>
+        <w:t>в) при осуществлении патрулирования на территории города Лос-Сантос военнослужащие SANG заблаговременно уведомляют LSPD и FIB посредством волны департамента (рации департамента), либо осуществляют совместное патрулирование с сотрудниками LSPD или FIB, либо действуют в период действия чрезвычайного или военного положения или проведения контртеррористической операции.</w:t>
       </w:r>
     </w:p>
     <w:p>
@@ -9281,7 +9376,7 @@
           <w:sz w:val="20"/>
           <w:u w:val="none"/>
         </w:rPr>
-        <w:t>ч. 3 При патрулировании военнослужащие SANG вправе: требовать от граждан соблюдения общественного порядка и прекращения правонарушений; пресекать преступления; проверять документы, удостоверяющие личность, у лиц, в отношении которых имеются основания полагать, что они совершили правонарушение или находятся в розыске; охранять место происшествия до прибытия сотрудников правоохранительных органов; производить задержание с передачей задержанного в порядке статьи 17.3 Процессуального кодекса штата San-Andreas; оказывать содействие правоохранительным органам.</w:t>
+        <w:t>ч. 3 При патрулировании военнослужащие SANG вправе: требовать от граждан соблюдения общественного порядка и прекращения правонарушений; пресекать преступления и правонарушения; проверять документы, удостоверяющие личность, у лиц, в отношении которых имеются основания полагать, что они совершили правонарушение или находятся в розыске; охранять место происшествия до прибытия сотрудников правоохранительных органов; производить задержание лиц, совершивших правонарушение, с проведением первичного (личного) обыска без права изъятия оружия и предметов и незамедлительной доставкой и передачей задержанного в порядке статьи 17.3 Процессуального кодекса штата San-Andreas; оказывать содействие правоохранительным органам.</w:t>
       </w:r>
     </w:p>
     <w:p>
@@ -9300,7 +9395,7 @@
           <w:sz w:val="20"/>
           <w:u w:val="none"/>
         </w:rPr>
-        <w:t>ч. 4 Патруль SANG не назначает меры наказания, не составляет протоколы об административных правонарушениях и не проводит процессуальные действия, отнесённые к компетенции правоохранительных органов. Выявленные административные правонарушения фиксируются и передаются в LSPD или LSCSD по территориальности.</w:t>
+        <w:t>ч. 4 Патруль SANG не назначает меры наказания, не составляет протоколы об административных правонарушениях, не проводит процессуальные действия, отнесённые к исключительной компетенции правоохранительных органов, и не производит изъятие оружия и запрещённых предметов. Выявленные административные правонарушения фиксируются и передаются в LSPD или LSCSD по территориальности.</w:t>
       </w:r>
     </w:p>
     <w:p>
@@ -9319,7 +9414,7 @@
           <w:sz w:val="20"/>
           <w:u w:val="none"/>
         </w:rPr>
-        <w:t>ч. 5 Военнослужащие патруля обязаны находиться в форменной одежде SANG, иметь при себе удостоверение, использовать служебный транспорт и вести видеофиксацию в порядке части 5 статьи 10 настоящего Закона.</w:t>
+        <w:t>ч. 5 Военнослужащие патруля обязаны находиться в форменной одежде SANG, иметь при себе служебное удостоверение (нашивку), использовать служебный транспорт и вести видеофиксацию в порядке части 5 статьи 10 настоящего Закона.</w:t>
       </w:r>
     </w:p>
     <w:p>
@@ -10009,7 +10104,7 @@
           <w:i w:val="0"/>
           <w:u w:val="none"/>
         </w:rPr>
-        <w:t xml:space="preserve">е) произведение внешнего осмотра граждан и транспортных средств на наличие оружия согласно правилам, установленным на охраняемых SANG объектах; личный обыск, обыск транспортных средств и изъятие предметов производятся в порядке </w:t>
+        <w:t xml:space="preserve">е) произведение первичного (личного) обыска граждан и транспортных средств согласно правилам, установленным на охраняемых SANG объектах, в целях обнаружения оружия, боеприпасов и предметов, представляющих непосредственную опасность; процессуальное изъятие обнаруженного оружия и предметов, а также вторичный обыск производятся сотрудниками LSPD, LSCSD или FIB в порядке </w:t>
       </w:r>
       <w:r>
         <w:rPr>
@@ -11977,44 +12072,14 @@
           <w:i w:val="0"/>
           <w:u w:val="none"/>
         </w:rPr>
-        <w:t>ч. 1 SANG осуществляет патрулирование:</w:t>
-      </w:r>
-    </w:p>
-    <w:p>
-      <w:pPr>
-        <w:spacing w:after="40"/>
-      </w:pPr>
-      <w:r>
-        <w:rPr>
-          <w:b w:val="0"/>
-          <w:i w:val="0"/>
-          <w:u w:val="none"/>
-        </w:rPr>
-        <w:t xml:space="preserve">а) территории охраняемых SANG объектов и прилегающей местности в радиусе 2 км — в порядке </w:t>
-      </w:r>
-      <w:r>
-        <w:rPr>
-          <w:b w:val="0"/>
-          <w:i w:val="0"/>
-          <w:color w:val="1F3A93"/>
-          <w:u w:val="single"/>
-        </w:rPr>
-        <w:t>части 1 статьи 7 настоящего Закона</w:t>
-      </w:r>
-      <w:r>
-        <w:rPr>
-          <w:b w:val="0"/>
-          <w:i w:val="0"/>
-          <w:u w:val="none"/>
-        </w:rPr>
-        <w:t>;</w:t>
+        <w:t>ч. 1 Войска SANG осуществляют патрулирование на всей территории штата San-Andreas (включая территорию округа Блэйн, округа Лос-Сантос, города Лос-Сантос и острова Кайо-Перико) со следующими оговорками:</w:t>
       </w:r>
     </w:p>
     <w:p>
       <w:pPr>
         <w:spacing w:after="0" w:before="0"/>
         <w:ind w:left="567"/>
-        <w:shd w:val="clear" w:color="auto" w:fill="F2F2F2"/>
+        <w:shd w:val="clear" w:color="auto" w:fill="EAF1FB"/>
         <w:pBdr>
           <w:left w:val="single" w:sz="18" w:space="4" w:color="7F7F7F"/>
         </w:pBdr>
@@ -12027,8 +12092,293 @@
           <w:sz w:val="20"/>
           <w:u w:val="none"/>
         </w:rPr>
-        <w:t>▸ Ссылка «части 1 статьи 7 настоящего Закона» → ч. 1 ст. 7 — Закон «О Национальной Гвардии штата San-Andreas» (158.txt), в редакции настоящего законопроекта (ACT. 003)</w:t>
-      </w:r>
+        <w:t>▸ Обозначения и термины в этом абзаце:</w:t>
+      </w:r>
+    </w:p>
+    <w:p>
+      <w:pPr>
+        <w:spacing w:after="0" w:before="0"/>
+        <w:ind w:left="567"/>
+        <w:shd w:val="clear" w:color="auto" w:fill="EAF1FB"/>
+        <w:pBdr>
+          <w:left w:val="single" w:sz="18" w:space="4" w:color="7F7F7F"/>
+        </w:pBdr>
+      </w:pPr>
+      <w:r>
+        <w:rPr>
+          <w:b/>
+          <w:i w:val="0"/>
+          <w:sz w:val="20"/>
+          <w:u w:val="none"/>
+        </w:rPr>
+        <w:t xml:space="preserve">• охраняемые SANG объекты (Форт-Занкудо, авианосец, Кайо-Перико) — </w:t>
+      </w:r>
+      <w:r>
+        <w:rPr>
+          <w:b w:val="0"/>
+          <w:i w:val="0"/>
+          <w:sz w:val="20"/>
+          <w:u w:val="none"/>
+        </w:rPr>
+        <w:t>места дислокации установлены законом «О Национальной Гвардии штата San-Andreas» (158.txt), ст. 2 ч. 1; контрольно-пропускной режим — ст. 2 ч. 5–6</w:t>
+      </w:r>
+      <w:r>
+        <w:rPr>
+          <w:b w:val="0"/>
+          <w:i w:val="0"/>
+          <w:sz w:val="20"/>
+          <w:u w:val="none"/>
+        </w:rPr>
+        <w:t xml:space="preserve"> (текст — в редакции настоящего законопроекта):</w:t>
+      </w:r>
+    </w:p>
+    <w:p>
+      <w:pPr>
+        <w:spacing w:after="0" w:before="0"/>
+        <w:ind w:left="850"/>
+        <w:shd w:val="clear" w:color="auto" w:fill="EAF1FB"/>
+        <w:pBdr>
+          <w:left w:val="single" w:sz="18" w:space="4" w:color="7F7F7F"/>
+        </w:pBdr>
+      </w:pPr>
+      <w:r>
+        <w:rPr>
+          <w:b w:val="0"/>
+          <w:i/>
+          <w:sz w:val="20"/>
+          <w:u w:val="none"/>
+        </w:rPr>
+        <w:t>Статья 2. Дислокация сотрудников SANG и территориальная юрисдикция.</w:t>
+      </w:r>
+    </w:p>
+    <w:p>
+      <w:pPr>
+        <w:spacing w:after="0" w:before="0"/>
+        <w:ind w:left="850"/>
+        <w:shd w:val="clear" w:color="auto" w:fill="EAF1FB"/>
+        <w:pBdr>
+          <w:left w:val="single" w:sz="18" w:space="4" w:color="7F7F7F"/>
+        </w:pBdr>
+      </w:pPr>
+      <w:r>
+        <w:rPr>
+          <w:b w:val="0"/>
+          <w:i/>
+          <w:sz w:val="20"/>
+          <w:u w:val="none"/>
+        </w:rPr>
+        <w:t>ч. 1 В штате San-Andreas войска SANG постоянно дислоцируются на территории военной базы Форт-Занкудо, Авианосце и Кайо-Перико. Допускается выезд сотрудников SANG на территорию округа Блэйн, округа Лос-Сантос. Выезд в город Лос-Сантос разрешен исключительно в следующих случаях:</w:t>
+      </w:r>
+    </w:p>
+    <w:p>
+      <w:pPr>
+        <w:spacing w:after="0" w:before="0"/>
+        <w:ind w:left="850"/>
+        <w:shd w:val="clear" w:color="auto" w:fill="EAF1FB"/>
+        <w:pBdr>
+          <w:left w:val="single" w:sz="18" w:space="4" w:color="7F7F7F"/>
+        </w:pBdr>
+      </w:pPr>
+      <w:r>
+        <w:rPr>
+          <w:b w:val="0"/>
+          <w:i/>
+          <w:sz w:val="20"/>
+          <w:u w:val="none"/>
+        </w:rPr>
+        <w:t>а) при преследовании лица, совершившего преступление;</w:t>
+      </w:r>
+    </w:p>
+    <w:p>
+      <w:pPr>
+        <w:spacing w:after="0" w:before="0"/>
+        <w:ind w:left="850"/>
+        <w:shd w:val="clear" w:color="auto" w:fill="EAF1FB"/>
+        <w:pBdr>
+          <w:left w:val="single" w:sz="18" w:space="4" w:color="7F7F7F"/>
+        </w:pBdr>
+      </w:pPr>
+      <w:r>
+        <w:rPr>
+          <w:b w:val="0"/>
+          <w:i/>
+          <w:sz w:val="20"/>
+          <w:u w:val="none"/>
+        </w:rPr>
+        <w:t>б) доставки задержанного в место проведения процессуальных (следственных) действий;</w:t>
+      </w:r>
+    </w:p>
+    <w:p>
+      <w:pPr>
+        <w:spacing w:after="0" w:before="0"/>
+        <w:ind w:left="850"/>
+        <w:shd w:val="clear" w:color="auto" w:fill="EAF1FB"/>
+        <w:pBdr>
+          <w:left w:val="single" w:sz="18" w:space="4" w:color="7F7F7F"/>
+        </w:pBdr>
+      </w:pPr>
+      <w:r>
+        <w:rPr>
+          <w:b w:val="0"/>
+          <w:i/>
+          <w:sz w:val="20"/>
+          <w:u w:val="none"/>
+        </w:rPr>
+        <w:t>в) усиленные патрули по запросу LSPD или FIB в порядке статьи 7.1 настоящего Закона;</w:t>
+      </w:r>
+    </w:p>
+    <w:p>
+      <w:pPr>
+        <w:spacing w:after="0" w:before="0"/>
+        <w:ind w:left="850"/>
+        <w:shd w:val="clear" w:color="auto" w:fill="EAF1FB"/>
+        <w:pBdr>
+          <w:left w:val="single" w:sz="18" w:space="4" w:color="7F7F7F"/>
+        </w:pBdr>
+      </w:pPr>
+      <w:r>
+        <w:rPr>
+          <w:b w:val="0"/>
+          <w:i/>
+          <w:sz w:val="20"/>
+          <w:u w:val="none"/>
+        </w:rPr>
+        <w:t>г) осуществление государственных поставок и во время участия в других специальных операциях;</w:t>
+      </w:r>
+    </w:p>
+    <w:p>
+      <w:pPr>
+        <w:spacing w:after="0" w:before="0"/>
+        <w:ind w:left="850"/>
+        <w:shd w:val="clear" w:color="auto" w:fill="EAF1FB"/>
+        <w:pBdr>
+          <w:left w:val="single" w:sz="18" w:space="4" w:color="7F7F7F"/>
+        </w:pBdr>
+      </w:pPr>
+      <w:r>
+        <w:rPr>
+          <w:b w:val="0"/>
+          <w:i/>
+          <w:sz w:val="20"/>
+          <w:u w:val="none"/>
+        </w:rPr>
+        <w:t>д) при чрезвычайном или военном положении;</w:t>
+      </w:r>
+    </w:p>
+    <w:p>
+      <w:pPr>
+        <w:spacing w:after="0" w:before="0"/>
+        <w:ind w:left="850"/>
+        <w:shd w:val="clear" w:color="auto" w:fill="EAF1FB"/>
+        <w:pBdr>
+          <w:left w:val="single" w:sz="18" w:space="4" w:color="7F7F7F"/>
+        </w:pBdr>
+      </w:pPr>
+      <w:r>
+        <w:rPr>
+          <w:b w:val="0"/>
+          <w:i/>
+          <w:sz w:val="20"/>
+          <w:u w:val="none"/>
+        </w:rPr>
+        <w:t>е) проведение сотрудниками подразделения Military Academy набора в Лос-Сантосе.;</w:t>
+      </w:r>
+    </w:p>
+    <w:p>
+      <w:pPr>
+        <w:spacing w:after="0" w:before="0"/>
+        <w:ind w:left="850"/>
+        <w:shd w:val="clear" w:color="auto" w:fill="EAF1FB"/>
+        <w:pBdr>
+          <w:left w:val="single" w:sz="18" w:space="4" w:color="7F7F7F"/>
+        </w:pBdr>
+      </w:pPr>
+      <w:r>
+        <w:rPr>
+          <w:b w:val="0"/>
+          <w:i/>
+          <w:sz w:val="20"/>
+          <w:u w:val="none"/>
+        </w:rPr>
+        <w:t>ж) проведение поиска дезертиров сотрудниками подразделения Military Police (MP) (нарушать юрисдикцию в этом случае могут только сотрудники MP);</w:t>
+      </w:r>
+    </w:p>
+    <w:p>
+      <w:pPr>
+        <w:spacing w:after="0" w:before="0"/>
+        <w:ind w:left="850"/>
+        <w:shd w:val="clear" w:color="auto" w:fill="EAF1FB"/>
+        <w:pBdr>
+          <w:left w:val="single" w:sz="18" w:space="4" w:color="7F7F7F"/>
+        </w:pBdr>
+      </w:pPr>
+      <w:r>
+        <w:rPr>
+          <w:b w:val="0"/>
+          <w:i/>
+          <w:sz w:val="20"/>
+          <w:u w:val="none"/>
+        </w:rPr>
+        <w:t>з) патрулирование в порядке статьи 7.1 настоящего Закона.</w:t>
+      </w:r>
+    </w:p>
+    <w:p>
+      <w:pPr>
+        <w:spacing w:after="0" w:before="0"/>
+        <w:ind w:left="850"/>
+        <w:shd w:val="clear" w:color="auto" w:fill="EAF1FB"/>
+        <w:pBdr>
+          <w:left w:val="single" w:sz="18" w:space="4" w:color="7F7F7F"/>
+        </w:pBdr>
+      </w:pPr>
+      <w:r>
+        <w:rPr>
+          <w:b w:val="0"/>
+          <w:i/>
+          <w:sz w:val="20"/>
+          <w:u w:val="none"/>
+        </w:rPr>
+      </w:r>
+    </w:p>
+    <w:p>
+      <w:pPr>
+        <w:spacing w:after="40"/>
+      </w:pPr>
+      <w:r>
+        <w:rPr>
+          <w:b w:val="0"/>
+          <w:i w:val="0"/>
+          <w:u w:val="none"/>
+        </w:rPr>
+        <w:t xml:space="preserve">а) патрулирование территории охраняемых SANG объектов и прилегающей местности в радиусе 2 км осуществляется в порядке </w:t>
+      </w:r>
+      <w:r>
+        <w:rPr>
+          <w:b w:val="0"/>
+          <w:i w:val="0"/>
+          <w:color w:val="1F3A93"/>
+          <w:u w:val="single"/>
+        </w:rPr>
+        <w:t>части 1 статьи 7 настоящего Закона</w:t>
+      </w:r>
+      <w:r>
+        <w:rPr>
+          <w:b w:val="0"/>
+          <w:i w:val="0"/>
+          <w:u w:val="none"/>
+        </w:rPr>
+        <w:t>;</w:t>
+      </w:r>
+    </w:p>
+    <w:p>
+      <w:pPr>
+        <w:spacing w:after="0" w:before="0"/>
+        <w:ind w:left="567"/>
+        <w:shd w:val="clear" w:color="auto" w:fill="F2F2F2"/>
+        <w:pBdr>
+          <w:left w:val="single" w:sz="18" w:space="4" w:color="7F7F7F"/>
+        </w:pBdr>
+      </w:pPr>
       <w:r>
         <w:rPr>
           <w:b/>
@@ -12037,123 +12387,8 @@
           <w:sz w:val="20"/>
           <w:u w:val="none"/>
         </w:rPr>
-        <w:t>:</w:t>
-      </w:r>
-    </w:p>
-    <w:p>
-      <w:pPr>
-        <w:spacing w:after="0" w:before="0"/>
-        <w:ind w:left="567"/>
-        <w:shd w:val="clear" w:color="auto" w:fill="F2F2F2"/>
-        <w:pBdr>
-          <w:left w:val="single" w:sz="18" w:space="4" w:color="7F7F7F"/>
-        </w:pBdr>
-      </w:pPr>
-      <w:r>
-        <w:rPr>
-          <w:b w:val="0"/>
-          <w:i w:val="0"/>
-          <w:sz w:val="20"/>
-          <w:u w:val="none"/>
-        </w:rPr>
-        <w:t>Статья 7. Разрешения для сотрудников SANG</w:t>
-      </w:r>
-    </w:p>
-    <w:p>
-      <w:pPr>
-        <w:spacing w:after="0" w:before="0"/>
-        <w:ind w:left="567"/>
-        <w:shd w:val="clear" w:color="auto" w:fill="F2F2F2"/>
-        <w:pBdr>
-          <w:left w:val="single" w:sz="18" w:space="4" w:color="7F7F7F"/>
-        </w:pBdr>
-      </w:pPr>
-      <w:r>
-        <w:rPr>
-          <w:b w:val="0"/>
-          <w:i w:val="0"/>
-          <w:sz w:val="20"/>
-          <w:u w:val="none"/>
-        </w:rPr>
-        <w:t>ч. 1 Во время патрулирования местности в радиусе 2 км вокруг Форта-Занкудо, военнослужащие имеют право останавливать и досматривать подозрительных лиц.</w:t>
-      </w:r>
-    </w:p>
-    <w:p>
-      <w:pPr>
-        <w:spacing w:after="0" w:before="0"/>
-        <w:ind w:left="567"/>
-        <w:shd w:val="clear" w:color="auto" w:fill="F2F2F2"/>
-        <w:pBdr>
-          <w:left w:val="single" w:sz="18" w:space="4" w:color="7F7F7F"/>
-        </w:pBdr>
-      </w:pPr>
-      <w:r>
-        <w:rPr>
-          <w:b w:val="0"/>
-          <w:i w:val="0"/>
-          <w:sz w:val="20"/>
-          <w:u w:val="none"/>
-        </w:rPr>
-        <w:t>Исключение: Государственные служащие при исполнении служебных обязанностей и лица обладающие статусом неприкосновенности.</w:t>
-      </w:r>
-    </w:p>
-    <w:p>
-      <w:pPr>
-        <w:spacing w:after="0" w:before="0"/>
-        <w:ind w:left="567"/>
-        <w:shd w:val="clear" w:color="auto" w:fill="F2F2F2"/>
-        <w:pBdr>
-          <w:left w:val="single" w:sz="18" w:space="4" w:color="7F7F7F"/>
-        </w:pBdr>
-      </w:pPr>
-      <w:r>
-        <w:rPr>
-          <w:b w:val="0"/>
-          <w:i w:val="0"/>
-          <w:sz w:val="20"/>
-          <w:u w:val="none"/>
-        </w:rPr>
-      </w:r>
-    </w:p>
-    <w:p>
-      <w:pPr>
-        <w:spacing w:after="40"/>
-      </w:pPr>
-      <w:r>
-        <w:rPr>
-          <w:b w:val="0"/>
-          <w:i w:val="0"/>
-          <w:u w:val="none"/>
-        </w:rPr>
-        <w:t xml:space="preserve">б) территории округа Блэйн и округа Лос-Сантос за пределами города Лос-Сантос — в пределах территориальной юрисдикции, установленной </w:t>
-      </w:r>
-      <w:r>
-        <w:rPr>
-          <w:b w:val="0"/>
-          <w:i w:val="0"/>
-          <w:color w:val="1F3A93"/>
-          <w:u w:val="single"/>
-        </w:rPr>
-        <w:t>частью 8 статьи 2 настоящего Закона</w:t>
-      </w:r>
-      <w:r>
-        <w:rPr>
-          <w:b w:val="0"/>
-          <w:i w:val="0"/>
-          <w:u w:val="none"/>
-        </w:rPr>
-        <w:t>;</w:t>
-      </w:r>
-    </w:p>
-    <w:p>
-      <w:pPr>
-        <w:spacing w:after="0" w:before="0"/>
-        <w:ind w:left="567"/>
-        <w:shd w:val="clear" w:color="auto" w:fill="F2F2F2"/>
-        <w:pBdr>
-          <w:left w:val="single" w:sz="18" w:space="4" w:color="7F7F7F"/>
-        </w:pBdr>
-      </w:pPr>
+        <w:t>▸ Ссылка «части 1 статьи 7 настоящего Закона» → ч. 1 ст. 7 — Закон «О Национальной Гвардии штата San-Andreas» (158.txt), в редакции настоящего законопроекта (ACT. 003)</w:t>
+      </w:r>
       <w:r>
         <w:rPr>
           <w:b/>
@@ -12162,8 +12397,119 @@
           <w:sz w:val="20"/>
           <w:u w:val="none"/>
         </w:rPr>
-        <w:t>▸ Ссылка «частью 8 статьи 2 настоящего Закона» → ч. 8 ст. 2 — Закон «О Национальной Гвардии штата San-Andreas» (158.txt), в редакции настоящего законопроекта (ACT. 003)</w:t>
-      </w:r>
+        <w:t>:</w:t>
+      </w:r>
+    </w:p>
+    <w:p>
+      <w:pPr>
+        <w:spacing w:after="0" w:before="0"/>
+        <w:ind w:left="567"/>
+        <w:shd w:val="clear" w:color="auto" w:fill="F2F2F2"/>
+        <w:pBdr>
+          <w:left w:val="single" w:sz="18" w:space="4" w:color="7F7F7F"/>
+        </w:pBdr>
+      </w:pPr>
+      <w:r>
+        <w:rPr>
+          <w:b w:val="0"/>
+          <w:i w:val="0"/>
+          <w:sz w:val="20"/>
+          <w:u w:val="none"/>
+        </w:rPr>
+        <w:t>Статья 7. Разрешения для сотрудников SANG</w:t>
+      </w:r>
+    </w:p>
+    <w:p>
+      <w:pPr>
+        <w:spacing w:after="0" w:before="0"/>
+        <w:ind w:left="567"/>
+        <w:shd w:val="clear" w:color="auto" w:fill="F2F2F2"/>
+        <w:pBdr>
+          <w:left w:val="single" w:sz="18" w:space="4" w:color="7F7F7F"/>
+        </w:pBdr>
+      </w:pPr>
+      <w:r>
+        <w:rPr>
+          <w:b w:val="0"/>
+          <w:i w:val="0"/>
+          <w:sz w:val="20"/>
+          <w:u w:val="none"/>
+        </w:rPr>
+        <w:t>ч. 1 Во время патрулирования местности в радиусе 2 км вокруг Форта-Занкудо, военнослужащие имеют право останавливать и досматривать подозрительных лиц.</w:t>
+      </w:r>
+    </w:p>
+    <w:p>
+      <w:pPr>
+        <w:spacing w:after="0" w:before="0"/>
+        <w:ind w:left="567"/>
+        <w:shd w:val="clear" w:color="auto" w:fill="F2F2F2"/>
+        <w:pBdr>
+          <w:left w:val="single" w:sz="18" w:space="4" w:color="7F7F7F"/>
+        </w:pBdr>
+      </w:pPr>
+      <w:r>
+        <w:rPr>
+          <w:b w:val="0"/>
+          <w:i w:val="0"/>
+          <w:sz w:val="20"/>
+          <w:u w:val="none"/>
+        </w:rPr>
+        <w:t>Исключение: Государственные служащие при исполнении служебных обязанностей и лица обладающие статусом неприкосновенности.</w:t>
+      </w:r>
+    </w:p>
+    <w:p>
+      <w:pPr>
+        <w:spacing w:after="0" w:before="0"/>
+        <w:ind w:left="567"/>
+        <w:shd w:val="clear" w:color="auto" w:fill="F2F2F2"/>
+        <w:pBdr>
+          <w:left w:val="single" w:sz="18" w:space="4" w:color="7F7F7F"/>
+        </w:pBdr>
+      </w:pPr>
+      <w:r>
+        <w:rPr>
+          <w:b w:val="0"/>
+          <w:i w:val="0"/>
+          <w:sz w:val="20"/>
+          <w:u w:val="none"/>
+        </w:rPr>
+      </w:r>
+    </w:p>
+    <w:p>
+      <w:pPr>
+        <w:spacing w:after="40"/>
+      </w:pPr>
+      <w:r>
+        <w:rPr>
+          <w:b w:val="0"/>
+          <w:i w:val="0"/>
+          <w:u w:val="none"/>
+        </w:rPr>
+        <w:t>б) патрулирование на территории округа Блэйн и округа Лос-Сантос за пределами города Лос-Сантос осуществляется патрулями SANG самостоятельно;</w:t>
+      </w:r>
+    </w:p>
+    <w:p>
+      <w:pPr>
+        <w:spacing w:after="40"/>
+      </w:pPr>
+      <w:r>
+        <w:rPr>
+          <w:b w:val="0"/>
+          <w:i w:val="0"/>
+          <w:u w:val="none"/>
+        </w:rPr>
+        <w:t>в) при осуществлении патрулирования на территории города Лос-Сантос военнослужащие SANG заблаговременно уведомляют LSPD и FIB посредством волны департамента (рации департамента), либо осуществляют совместное патрулирование с сотрудниками LSPD или FIB, либо действуют в период действия чрезвычайного или военного положения или проведения контртеррористической операции.</w:t>
+      </w:r>
+    </w:p>
+    <w:p>
+      <w:pPr>
+        <w:spacing w:after="0" w:before="0"/>
+        <w:ind w:left="567"/>
+        <w:shd w:val="clear" w:color="auto" w:fill="EAF1FB"/>
+        <w:pBdr>
+          <w:left w:val="single" w:sz="18" w:space="4" w:color="7F7F7F"/>
+        </w:pBdr>
+      </w:pPr>
       <w:r>
         <w:rPr>
           <w:b/>
@@ -12172,45 +12518,129 @@
           <w:sz w:val="20"/>
           <w:u w:val="none"/>
         </w:rPr>
+        <w:t>▸ Обозначения и термины в этом абзаце:</w:t>
+      </w:r>
+    </w:p>
+    <w:p>
+      <w:pPr>
+        <w:spacing w:after="0" w:before="0"/>
+        <w:ind w:left="567"/>
+        <w:shd w:val="clear" w:color="auto" w:fill="EAF1FB"/>
+        <w:pBdr>
+          <w:left w:val="single" w:sz="18" w:space="4" w:color="7F7F7F"/>
+        </w:pBdr>
+      </w:pPr>
+      <w:r>
+        <w:rPr>
+          <w:b/>
+          <w:i w:val="0"/>
+          <w:sz w:val="20"/>
+          <w:u w:val="none"/>
+        </w:rPr>
+        <w:t xml:space="preserve">• чрезвычайное / военное положение — </w:t>
+      </w:r>
+      <w:r>
+        <w:rPr>
+          <w:b w:val="0"/>
+          <w:i w:val="0"/>
+          <w:sz w:val="20"/>
+          <w:u w:val="none"/>
+        </w:rPr>
+        <w:t>режимы установлены законом «О чрезвычайном и военном положении» (163.txt), глава II п. 2.1 (ЧП) и глава III (ВП); вводятся ордерами SE и ML — закон «О системе ордеров» (172.txt), ст. 6 ч. 6–7</w:t>
+      </w:r>
+    </w:p>
+    <w:p>
+      <w:pPr>
+        <w:spacing w:after="0" w:before="0"/>
+        <w:ind w:left="567"/>
+        <w:shd w:val="clear" w:color="auto" w:fill="EAF1FB"/>
+        <w:pBdr>
+          <w:left w:val="single" w:sz="18" w:space="4" w:color="7F7F7F"/>
+        </w:pBdr>
+      </w:pPr>
+      <w:r>
+        <w:rPr>
+          <w:b/>
+          <w:i w:val="0"/>
+          <w:sz w:val="20"/>
+          <w:u w:val="none"/>
+        </w:rPr>
+        <w:t xml:space="preserve">• контртеррористическая операция — </w:t>
+      </w:r>
+      <w:r>
+        <w:rPr>
+          <w:b w:val="0"/>
+          <w:i w:val="0"/>
+          <w:sz w:val="20"/>
+          <w:u w:val="none"/>
+        </w:rPr>
+        <w:t>отдельного определения в базе нет; понятие используется в законе о FIB (156.txt), ст. 14 ч. 1 п. «д» (оцепление) и в законе о SANG (158.txt), ст. 7 ч. 3 п. «в» (оцепление), действующие редакции</w:t>
+      </w:r>
+      <w:r>
+        <w:rPr>
+          <w:b w:val="0"/>
+          <w:i w:val="0"/>
+          <w:sz w:val="20"/>
+          <w:u w:val="none"/>
+        </w:rPr>
         <w:t>:</w:t>
       </w:r>
     </w:p>
     <w:p>
       <w:pPr>
         <w:spacing w:after="0" w:before="0"/>
-        <w:ind w:left="567"/>
-        <w:shd w:val="clear" w:color="auto" w:fill="F2F2F2"/>
-        <w:pBdr>
-          <w:left w:val="single" w:sz="18" w:space="4" w:color="7F7F7F"/>
-        </w:pBdr>
-      </w:pPr>
-      <w:r>
-        <w:rPr>
-          <w:b w:val="0"/>
-          <w:i w:val="0"/>
-          <w:sz w:val="20"/>
-          <w:u w:val="none"/>
-        </w:rPr>
-        <w:t>Статья 2. Дислокация сотрудников SANG и территориальная юрисдикция.</w:t>
-      </w:r>
-    </w:p>
-    <w:p>
-      <w:pPr>
-        <w:spacing w:after="0" w:before="0"/>
-        <w:ind w:left="567"/>
-        <w:shd w:val="clear" w:color="auto" w:fill="F2F2F2"/>
-        <w:pBdr>
-          <w:left w:val="single" w:sz="18" w:space="4" w:color="7F7F7F"/>
-        </w:pBdr>
-      </w:pPr>
-      <w:r>
-        <w:rPr>
-          <w:b w:val="0"/>
-          <w:i w:val="0"/>
-          <w:sz w:val="20"/>
-          <w:u w:val="none"/>
-        </w:rPr>
-        <w:t>ч. 8 К территориальной юрисдикции SANG относится округ Блэйн, округ Лос-Сантос, за исключением города Лос-Сантос.</w:t>
+        <w:ind w:left="850"/>
+        <w:shd w:val="clear" w:color="auto" w:fill="EAF1FB"/>
+        <w:pBdr>
+          <w:left w:val="single" w:sz="18" w:space="4" w:color="7F7F7F"/>
+        </w:pBdr>
+      </w:pPr>
+      <w:r>
+        <w:rPr>
+          <w:b w:val="0"/>
+          <w:i/>
+          <w:sz w:val="20"/>
+          <w:u w:val="none"/>
+        </w:rPr>
+        <w:t>Статья 14. Оцепление участков местности, жилых помещений, строений и других объектов</w:t>
+      </w:r>
+    </w:p>
+    <w:p>
+      <w:pPr>
+        <w:spacing w:after="0" w:before="0"/>
+        <w:ind w:left="850"/>
+        <w:shd w:val="clear" w:color="auto" w:fill="EAF1FB"/>
+        <w:pBdr>
+          <w:left w:val="single" w:sz="18" w:space="4" w:color="7F7F7F"/>
+        </w:pBdr>
+      </w:pPr>
+      <w:r>
+        <w:rPr>
+          <w:b w:val="0"/>
+          <w:i/>
+          <w:sz w:val="20"/>
+          <w:u w:val="none"/>
+        </w:rPr>
+        <w:t>ч. 1 Федеральное Расследовательское Бюро имеет право проводить по решению Директора ФРБ оцепление определенных участков местности:</w:t>
+      </w:r>
+    </w:p>
+    <w:p>
+      <w:pPr>
+        <w:spacing w:after="0" w:before="0"/>
+        <w:ind w:left="850"/>
+        <w:shd w:val="clear" w:color="auto" w:fill="EAF1FB"/>
+        <w:pBdr>
+          <w:left w:val="single" w:sz="18" w:space="4" w:color="7F7F7F"/>
+        </w:pBdr>
+      </w:pPr>
+      <w:r>
+        <w:rPr>
+          <w:b w:val="0"/>
+          <w:i/>
+          <w:sz w:val="20"/>
+          <w:u w:val="none"/>
+        </w:rPr>
+        <w:t>д) при проведении контртеррористической операции, проверке сведений об обнаружении взрывчатых веществ или взрывных устройств либо ядовитых или радиоактивных веществ;</w:t>
       </w:r>
     </w:p>
     <w:p>
@@ -12223,7 +12653,7 @@
           <w:i w:val="0"/>
           <w:u w:val="none"/>
         </w:rPr>
-        <w:t>в) территории города Лос-Сантос — в составе усиленных патрулей по запросу LSPD или FIB совместно с их сотрудниками, а также в период чрезвычайного или военного положения и при проведении контртеррористической операции.</w:t>
+        <w:t>ч. 2 Патруль состоит не менее чем из двух военнослужащих. В составе патруля обязательно находится военнослужащий подразделения Military Police (MP) либо военнослужащий, имеющий звание не ниже шестого порядкового ранга согласно штатной структуре (уставу) SANG. Патрулирование в составе, не отвечающем требованиям настоящей части, не допускается; задержание, произведённое таким патрулём, признаётся незаконным.</w:t>
       </w:r>
     </w:p>
     <w:p>
@@ -12262,16 +12692,63 @@
           <w:sz w:val="20"/>
           <w:u w:val="none"/>
         </w:rPr>
-        <w:t xml:space="preserve">• чрезвычайное / военное положение — </w:t>
-      </w:r>
-      <w:r>
-        <w:rPr>
-          <w:b w:val="0"/>
-          <w:i w:val="0"/>
-          <w:sz w:val="20"/>
-          <w:u w:val="none"/>
-        </w:rPr>
-        <w:t>режимы установлены законом «О чрезвычайном и военном положении» (163.txt), глава II п. 2.1 (ЧП) и глава III (ВП); вводятся ордерами SE и ML — закон «О системе ордеров» (172.txt), ст. 6 ч. 6–7</w:t>
+        <w:t xml:space="preserve">• MP (Military Police) — </w:t>
+      </w:r>
+      <w:r>
+        <w:rPr>
+          <w:b w:val="0"/>
+          <w:i w:val="0"/>
+          <w:sz w:val="20"/>
+          <w:u w:val="none"/>
+        </w:rPr>
+        <w:t>подразделение определено законом «О Национальной Гвардии штата San-Andreas» (158.txt), ст. 23 п. «д»</w:t>
+      </w:r>
+      <w:r>
+        <w:rPr>
+          <w:b w:val="0"/>
+          <w:i w:val="0"/>
+          <w:sz w:val="20"/>
+          <w:u w:val="none"/>
+        </w:rPr>
+        <w:t>:</w:t>
+      </w:r>
+    </w:p>
+    <w:p>
+      <w:pPr>
+        <w:spacing w:after="0" w:before="0"/>
+        <w:ind w:left="850"/>
+        <w:shd w:val="clear" w:color="auto" w:fill="EAF1FB"/>
+        <w:pBdr>
+          <w:left w:val="single" w:sz="18" w:space="4" w:color="7F7F7F"/>
+        </w:pBdr>
+      </w:pPr>
+      <w:r>
+        <w:rPr>
+          <w:b w:val="0"/>
+          <w:i/>
+          <w:sz w:val="20"/>
+          <w:u w:val="none"/>
+        </w:rPr>
+        <w:t>Статья 23. Подразделения и спецподразделения SANG.</w:t>
+      </w:r>
+    </w:p>
+    <w:p>
+      <w:pPr>
+        <w:spacing w:after="0" w:before="0"/>
+        <w:ind w:left="850"/>
+        <w:shd w:val="clear" w:color="auto" w:fill="EAF1FB"/>
+        <w:pBdr>
+          <w:left w:val="single" w:sz="18" w:space="4" w:color="7F7F7F"/>
+        </w:pBdr>
+      </w:pPr>
+      <w:r>
+        <w:rPr>
+          <w:b w:val="0"/>
+          <w:i/>
+          <w:sz w:val="20"/>
+          <w:u w:val="none"/>
+        </w:rPr>
+        <w:t>д) Military Police (MP) − спецподразделение, ведущее деятельность по контролю сотрудников NG, выполняющее функции административного контроля, проводящее проверки сотрудников на знание устава SANG, следит за соблюдением положений уставов SANG и иных нормативно-правовых актов на территории Форта-Занкудо; занимается поиском дезертиров.</w:t>
       </w:r>
     </w:p>
     <w:p>
@@ -12290,16 +12767,16 @@
           <w:sz w:val="20"/>
           <w:u w:val="none"/>
         </w:rPr>
-        <w:t xml:space="preserve">• контртеррористическая операция — </w:t>
-      </w:r>
-      <w:r>
-        <w:rPr>
-          <w:b w:val="0"/>
-          <w:i w:val="0"/>
-          <w:sz w:val="20"/>
-          <w:u w:val="none"/>
-        </w:rPr>
-        <w:t>отдельного определения в базе нет; понятие используется в законе о FIB (156.txt), ст. 14 ч. 1 п. «д» (оцепление) и в законе о SANG (158.txt), ст. 7 ч. 3 п. «в» (оцепление), действующие редакции</w:t>
+        <w:t xml:space="preserve">• устав SANG / порядковый ранг — </w:t>
+      </w:r>
+      <w:r>
+        <w:rPr>
+          <w:b w:val="0"/>
+          <w:i w:val="0"/>
+          <w:sz w:val="20"/>
+          <w:u w:val="none"/>
+        </w:rPr>
+        <w:t>уставы (внутренние положения) SANG утверждаются Главой Департамента Национальной Безопасности — закон «О Национальной Гвардии штата San-Andreas» (158.txt), ст. 3 ч. 1; иерархия званий — ст. 1 п. «е» того же закона</w:t>
       </w:r>
       <w:r>
         <w:rPr>
@@ -12327,7 +12804,7 @@
           <w:sz w:val="20"/>
           <w:u w:val="none"/>
         </w:rPr>
-        <w:t>Статья 14. Оцепление участков местности, жилых помещений, строений и других объектов</w:t>
+        <w:t>Статья 3. Положение о издаваемых нормативно правовых актов SANG.</w:t>
       </w:r>
     </w:p>
     <w:p>
@@ -12346,26 +12823,7 @@
           <w:sz w:val="20"/>
           <w:u w:val="none"/>
         </w:rPr>
-        <w:t>ч. 1 Федеральное Расследовательское Бюро имеет право проводить по решению Директора ФРБ оцепление определенных участков местности:</w:t>
-      </w:r>
-    </w:p>
-    <w:p>
-      <w:pPr>
-        <w:spacing w:after="0" w:before="0"/>
-        <w:ind w:left="850"/>
-        <w:shd w:val="clear" w:color="auto" w:fill="EAF1FB"/>
-        <w:pBdr>
-          <w:left w:val="single" w:sz="18" w:space="4" w:color="7F7F7F"/>
-        </w:pBdr>
-      </w:pPr>
-      <w:r>
-        <w:rPr>
-          <w:b w:val="0"/>
-          <w:i/>
-          <w:sz w:val="20"/>
-          <w:u w:val="none"/>
-        </w:rPr>
-        <w:t>д) при проведении контртеррористической операции, проверке сведений об обнаружении взрывчатых веществ или взрывных устройств либо ядовитых или радиоактивных веществ;</w:t>
+        <w:t>ч. 1 Руководство SANG вправе выпускать нормативно-правовые акты о выдаче дисциплинарных взысканий сотрудникам SANG. Руководство SANG вправе издавать нормативно-правовые акты о увольнении сотрудников SANG и о изменении внутреннего положения (уставов), которые должны быть официально утверждены Главой Департамента Национальной Безопасности.</w:t>
       </w:r>
     </w:p>
     <w:p>
@@ -12378,14 +12836,31 @@
           <w:i w:val="0"/>
           <w:u w:val="none"/>
         </w:rPr>
-        <w:t>ч. 2 Патруль состоит не менее чем из двух военнослужащих. В составе патруля обязательно находится военнослужащий подразделения Military Police (MP) либо военнослужащий, имеющий звание не ниже шестого порядкового ранга согласно штатной структуре (уставу) SANG. Патрулирование в составе, не отвечающем требованиям настоящей части, не допускается; задержание, произведённое таким патрулём, признаётся незаконным.</w:t>
+        <w:t xml:space="preserve">ч. 3 При патрулировании военнослужащие SANG вправе: требовать от граждан соблюдения общественного порядка и прекращения правонарушений; пресекать преступления и правонарушения; проверять документы, удостоверяющие личность, у лиц, в отношении которых имеются основания полагать, что они совершили правонарушение или находятся в розыске; охранять место происшествия до прибытия сотрудников правоохранительных органов; производить задержание лиц, совершивших правонарушение, с проведением первичного (личного) обыска без права изъятия оружия и предметов и незамедлительной доставкой и передачей задержанного в порядке </w:t>
+      </w:r>
+      <w:r>
+        <w:rPr>
+          <w:b w:val="0"/>
+          <w:i w:val="0"/>
+          <w:color w:val="1F3A93"/>
+          <w:u w:val="single"/>
+        </w:rPr>
+        <w:t>статьи 17.3 Процессуального кодекса штата San-Andreas</w:t>
+      </w:r>
+      <w:r>
+        <w:rPr>
+          <w:b w:val="0"/>
+          <w:i w:val="0"/>
+          <w:u w:val="none"/>
+        </w:rPr>
+        <w:t>; оказывать содействие правоохранительным органам.</w:t>
       </w:r>
     </w:p>
     <w:p>
       <w:pPr>
         <w:spacing w:after="0" w:before="0"/>
         <w:ind w:left="567"/>
-        <w:shd w:val="clear" w:color="auto" w:fill="EAF1FB"/>
+        <w:shd w:val="clear" w:color="auto" w:fill="F2F2F2"/>
         <w:pBdr>
           <w:left w:val="single" w:sz="18" w:space="4" w:color="7F7F7F"/>
         </w:pBdr>
@@ -12398,157 +12873,17 @@
           <w:sz w:val="20"/>
           <w:u w:val="none"/>
         </w:rPr>
-        <w:t>▸ Обозначения и термины в этом абзаце:</w:t>
-      </w:r>
-    </w:p>
-    <w:p>
-      <w:pPr>
-        <w:spacing w:after="0" w:before="0"/>
-        <w:ind w:left="567"/>
-        <w:shd w:val="clear" w:color="auto" w:fill="EAF1FB"/>
-        <w:pBdr>
-          <w:left w:val="single" w:sz="18" w:space="4" w:color="7F7F7F"/>
-        </w:pBdr>
-      </w:pPr>
-      <w:r>
-        <w:rPr>
-          <w:b/>
-          <w:i w:val="0"/>
-          <w:sz w:val="20"/>
-          <w:u w:val="none"/>
-        </w:rPr>
-        <w:t xml:space="preserve">• MP (Military Police) — </w:t>
-      </w:r>
-      <w:r>
-        <w:rPr>
-          <w:b w:val="0"/>
-          <w:i w:val="0"/>
-          <w:sz w:val="20"/>
-          <w:u w:val="none"/>
-        </w:rPr>
-        <w:t>подразделение определено законом «О Национальной Гвардии штата San-Andreas» (158.txt), ст. 23 п. «д»</w:t>
-      </w:r>
-      <w:r>
-        <w:rPr>
-          <w:b w:val="0"/>
-          <w:i w:val="0"/>
-          <w:sz w:val="20"/>
-          <w:u w:val="none"/>
-        </w:rPr>
-        <w:t>:</w:t>
-      </w:r>
-    </w:p>
-    <w:p>
-      <w:pPr>
-        <w:spacing w:after="0" w:before="0"/>
-        <w:ind w:left="850"/>
-        <w:shd w:val="clear" w:color="auto" w:fill="EAF1FB"/>
-        <w:pBdr>
-          <w:left w:val="single" w:sz="18" w:space="4" w:color="7F7F7F"/>
-        </w:pBdr>
-      </w:pPr>
+        <w:t>▸ Ссылка «статьи 17.3 Процессуального кодекса штата San-Andreas» → ст. 17.3 — Процессуальный кодекс штата San-Andreas (145.txt), новая статья, в редакции ACT. 001</w:t>
+      </w:r>
       <w:r>
         <w:rPr>
           <w:b w:val="0"/>
           <w:i/>
-          <w:sz w:val="20"/>
-          <w:u w:val="none"/>
-        </w:rPr>
-        <w:t>Статья 23. Подразделения и спецподразделения SANG.</w:t>
-      </w:r>
-    </w:p>
-    <w:p>
-      <w:pPr>
-        <w:spacing w:after="0" w:before="0"/>
-        <w:ind w:left="850"/>
-        <w:shd w:val="clear" w:color="auto" w:fill="EAF1FB"/>
-        <w:pBdr>
-          <w:left w:val="single" w:sz="18" w:space="4" w:color="7F7F7F"/>
-        </w:pBdr>
-      </w:pPr>
-      <w:r>
-        <w:rPr>
-          <w:b w:val="0"/>
-          <w:i/>
-          <w:sz w:val="20"/>
-          <w:u w:val="none"/>
-        </w:rPr>
-        <w:t>д) Military Police (MP) − спецподразделение, ведущее деятельность по контролю сотрудников NG, выполняющее функции административного контроля, проводящее проверки сотрудников на знание устава SANG, следит за соблюдением положений уставов SANG и иных нормативно-правовых актов на территории Форта-Занкудо; занимается поиском дезертиров.</w:t>
-      </w:r>
-    </w:p>
-    <w:p>
-      <w:pPr>
-        <w:spacing w:after="0" w:before="0"/>
-        <w:ind w:left="567"/>
-        <w:shd w:val="clear" w:color="auto" w:fill="EAF1FB"/>
-        <w:pBdr>
-          <w:left w:val="single" w:sz="18" w:space="4" w:color="7F7F7F"/>
-        </w:pBdr>
-      </w:pPr>
-      <w:r>
-        <w:rPr>
-          <w:b/>
-          <w:i w:val="0"/>
-          <w:sz w:val="20"/>
-          <w:u w:val="none"/>
-        </w:rPr>
-        <w:t xml:space="preserve">• устав SANG / порядковый ранг — </w:t>
-      </w:r>
-      <w:r>
-        <w:rPr>
-          <w:b w:val="0"/>
-          <w:i w:val="0"/>
-          <w:sz w:val="20"/>
-          <w:u w:val="none"/>
-        </w:rPr>
-        <w:t>уставы (внутренние положения) SANG утверждаются Главой Департамента Национальной Безопасности — закон «О Национальной Гвардии штата San-Andreas» (158.txt), ст. 3 ч. 1; иерархия званий — ст. 1 п. «е» того же закона</w:t>
-      </w:r>
-      <w:r>
-        <w:rPr>
-          <w:b w:val="0"/>
-          <w:i w:val="0"/>
-          <w:sz w:val="20"/>
-          <w:u w:val="none"/>
-        </w:rPr>
-        <w:t>:</w:t>
-      </w:r>
-    </w:p>
-    <w:p>
-      <w:pPr>
-        <w:spacing w:after="0" w:before="0"/>
-        <w:ind w:left="850"/>
-        <w:shd w:val="clear" w:color="auto" w:fill="EAF1FB"/>
-        <w:pBdr>
-          <w:left w:val="single" w:sz="18" w:space="4" w:color="7F7F7F"/>
-        </w:pBdr>
-      </w:pPr>
-      <w:r>
-        <w:rPr>
-          <w:b w:val="0"/>
-          <w:i/>
-          <w:sz w:val="20"/>
-          <w:u w:val="none"/>
-        </w:rPr>
-        <w:t>Статья 3. Положение о издаваемых нормативно правовых актов SANG.</w:t>
-      </w:r>
-    </w:p>
-    <w:p>
-      <w:pPr>
-        <w:spacing w:after="0" w:before="0"/>
-        <w:ind w:left="850"/>
-        <w:shd w:val="clear" w:color="auto" w:fill="EAF1FB"/>
-        <w:pBdr>
-          <w:left w:val="single" w:sz="18" w:space="4" w:color="7F7F7F"/>
-        </w:pBdr>
-      </w:pPr>
-      <w:r>
-        <w:rPr>
-          <w:b w:val="0"/>
-          <w:i/>
-          <w:sz w:val="20"/>
-          <w:u w:val="none"/>
-        </w:rPr>
-        <w:t>ч. 1 Руководство SANG вправе выпускать нормативно-правовые акты о выдаче дисциплинарных взысканий сотрудникам SANG. Руководство SANG вправе издавать нормативно-правовые акты о увольнении сотрудников SANG и о изменении внутреннего положения (уставов), которые должны быть официально утверждены Главой Департамента Национальной Безопасности.</w:t>
+          <w:color w:val="404040"/>
+          <w:sz w:val="20"/>
+          <w:u w:val="none"/>
+        </w:rPr>
+        <w:t xml:space="preserve"> — полный текст приведён выше (справка к ст. 6 закон о USSS).</w:t>
       </w:r>
     </w:p>
     <w:p>
@@ -12561,7 +12896,20 @@
           <w:i w:val="0"/>
           <w:u w:val="none"/>
         </w:rPr>
-        <w:t xml:space="preserve">ч. 3 При патрулировании военнослужащие SANG вправе: требовать от граждан соблюдения общественного порядка и прекращения правонарушений; пресекать преступления; проверять документы, удостоверяющие личность, у лиц, в отношении которых имеются основания полагать, что они совершили правонарушение или находятся в розыске; охранять место происшествия до прибытия сотрудников правоохранительных органов; производить задержание с передачей задержанного в порядке </w:t>
+        <w:t>ч. 4 Патруль SANG не назначает меры наказания, не составляет протоколы об административных правонарушениях, не проводит процессуальные действия, отнесённые к исключительной компетенции правоохранительных органов, и не производит изъятие оружия и запрещённых предметов. Выявленные административные правонарушения фиксируются и передаются в LSPD или LSCSD по территориальности.</w:t>
+      </w:r>
+    </w:p>
+    <w:p>
+      <w:pPr>
+        <w:spacing w:after="40"/>
+      </w:pPr>
+      <w:r>
+        <w:rPr>
+          <w:b w:val="0"/>
+          <w:i w:val="0"/>
+          <w:u w:val="none"/>
+        </w:rPr>
+        <w:t xml:space="preserve">ч. 5 Военнослужащие патруля обязаны находиться в форменной одежде SANG, иметь при себе служебное удостоверение (нашивку), использовать служебный транспорт и вести видеофиксацию в порядке </w:t>
       </w:r>
       <w:r>
         <w:rPr>
@@ -12570,15 +12918,15 @@
           <w:color w:val="1F3A93"/>
           <w:u w:val="single"/>
         </w:rPr>
-        <w:t>статьи 17.3 Процессуального кодекса штата San-Andreas</w:t>
-      </w:r>
-      <w:r>
-        <w:rPr>
-          <w:b w:val="0"/>
-          <w:i w:val="0"/>
-          <w:u w:val="none"/>
-        </w:rPr>
-        <w:t>; оказывать содействие правоохранительным органам.</w:t>
+        <w:t>части 5 статьи 10 настоящего Закона</w:t>
+      </w:r>
+      <w:r>
+        <w:rPr>
+          <w:b w:val="0"/>
+          <w:i w:val="0"/>
+          <w:u w:val="none"/>
+        </w:rPr>
+        <w:t>.</w:t>
       </w:r>
     </w:p>
     <w:p>
@@ -12598,71 +12946,8 @@
           <w:sz w:val="20"/>
           <w:u w:val="none"/>
         </w:rPr>
-        <w:t>▸ Ссылка «статьи 17.3 Процессуального кодекса штата San-Andreas» → ст. 17.3 — Процессуальный кодекс штата San-Andreas (145.txt), новая статья, в редакции ACT. 001</w:t>
-      </w:r>
-      <w:r>
-        <w:rPr>
-          <w:b w:val="0"/>
-          <w:i/>
-          <w:color w:val="404040"/>
-          <w:sz w:val="20"/>
-          <w:u w:val="none"/>
-        </w:rPr>
-        <w:t xml:space="preserve"> — полный текст приведён выше (справка к ст. 6 закон о USSS).</w:t>
-      </w:r>
-    </w:p>
-    <w:p>
-      <w:pPr>
-        <w:spacing w:after="40"/>
-      </w:pPr>
-      <w:r>
-        <w:rPr>
-          <w:b w:val="0"/>
-          <w:i w:val="0"/>
-          <w:u w:val="none"/>
-        </w:rPr>
-        <w:t>ч. 4 Патруль SANG не назначает меры наказания, не составляет протоколы об административных правонарушениях и не проводит процессуальные действия, отнесённые к компетенции правоохранительных органов. Выявленные административные правонарушения фиксируются и передаются в LSPD или LSCSD по территориальности.</w:t>
-      </w:r>
-    </w:p>
-    <w:p>
-      <w:pPr>
-        <w:spacing w:after="40"/>
-      </w:pPr>
-      <w:r>
-        <w:rPr>
-          <w:b w:val="0"/>
-          <w:i w:val="0"/>
-          <w:u w:val="none"/>
-        </w:rPr>
-        <w:t xml:space="preserve">ч. 5 Военнослужащие патруля обязаны находиться в форменной одежде SANG, иметь при себе удостоверение, использовать служебный транспорт и вести видеофиксацию в порядке </w:t>
-      </w:r>
-      <w:r>
-        <w:rPr>
-          <w:b w:val="0"/>
-          <w:i w:val="0"/>
-          <w:color w:val="1F3A93"/>
-          <w:u w:val="single"/>
-        </w:rPr>
-        <w:t>части 5 статьи 10 настоящего Закона</w:t>
-      </w:r>
-      <w:r>
-        <w:rPr>
-          <w:b w:val="0"/>
-          <w:i w:val="0"/>
-          <w:u w:val="none"/>
-        </w:rPr>
-        <w:t>.</w:t>
-      </w:r>
-    </w:p>
-    <w:p>
-      <w:pPr>
-        <w:spacing w:after="0" w:before="0"/>
-        <w:ind w:left="567"/>
-        <w:shd w:val="clear" w:color="auto" w:fill="F2F2F2"/>
-        <w:pBdr>
-          <w:left w:val="single" w:sz="18" w:space="4" w:color="7F7F7F"/>
-        </w:pBdr>
-      </w:pPr>
+        <w:t>▸ Ссылка «части 5 статьи 10 настоящего Закона» → ч. 5 ст. 10 — Закон «О Национальной Гвардии штата San-Andreas» (158.txt), в редакции настоящего законопроекта (ACT. 003)</w:t>
+      </w:r>
       <w:r>
         <w:rPr>
           <w:b/>
@@ -12671,8 +12956,148 @@
           <w:sz w:val="20"/>
           <w:u w:val="none"/>
         </w:rPr>
-        <w:t>▸ Ссылка «части 5 статьи 10 настоящего Закона» → ч. 5 ст. 10 — Закон «О Национальной Гвардии штата San-Andreas» (158.txt), в редакции настоящего законопроекта (ACT. 003)</w:t>
-      </w:r>
+        <w:t>:</w:t>
+      </w:r>
+    </w:p>
+    <w:p>
+      <w:pPr>
+        <w:spacing w:after="0" w:before="0"/>
+        <w:ind w:left="567"/>
+        <w:shd w:val="clear" w:color="auto" w:fill="F2F2F2"/>
+        <w:pBdr>
+          <w:left w:val="single" w:sz="18" w:space="4" w:color="7F7F7F"/>
+        </w:pBdr>
+      </w:pPr>
+      <w:r>
+        <w:rPr>
+          <w:b w:val="0"/>
+          <w:i w:val="0"/>
+          <w:sz w:val="20"/>
+          <w:u w:val="none"/>
+        </w:rPr>
+        <w:t>Статья 10. Задержание</w:t>
+      </w:r>
+    </w:p>
+    <w:p>
+      <w:pPr>
+        <w:spacing w:after="0" w:before="0"/>
+        <w:ind w:left="567"/>
+        <w:shd w:val="clear" w:color="auto" w:fill="F2F2F2"/>
+        <w:pBdr>
+          <w:left w:val="single" w:sz="18" w:space="4" w:color="7F7F7F"/>
+        </w:pBdr>
+      </w:pPr>
+      <w:r>
+        <w:rPr>
+          <w:b w:val="0"/>
+          <w:i w:val="0"/>
+          <w:sz w:val="20"/>
+          <w:u w:val="none"/>
+        </w:rPr>
+        <w:t>ч. 5 Военнослужащие SANG, производящие задержание, обязаны вести видеофиксацию правонарушения и задержания и хранить её 72 часа. После передачи задержанного военнослужащий вправе присутствовать при производстве процессуальных действий до их окончания в порядке пункта «м» части 1 статьи 18 Процессуального кодекса штата San-Andreas.</w:t>
+      </w:r>
+    </w:p>
+    <w:p>
+      <w:pPr>
+        <w:spacing w:before="240" w:after="80"/>
+      </w:pPr>
+      <w:r>
+        <w:rPr>
+          <w:b/>
+          <w:i w:val="0"/>
+          <w:sz w:val="24"/>
+          <w:u w:val="none"/>
+        </w:rPr>
+        <w:t>Статья 8. Сотрудник SANG вправе применить огнестрельное оружие в следующих случаях: — изменяемая статья (полный текст в новой редакции)</w:t>
+      </w:r>
+    </w:p>
+    <w:p>
+      <w:pPr>
+        <w:spacing w:after="40"/>
+      </w:pPr>
+      <w:r>
+        <w:rPr>
+          <w:b w:val="0"/>
+          <w:i w:val="0"/>
+          <w:u w:val="none"/>
+        </w:rPr>
+        <w:t>а) защиты граждан, военнослужащих и должностных лиц государственных органов;</w:t>
+      </w:r>
+    </w:p>
+    <w:p>
+      <w:pPr>
+        <w:spacing w:after="40"/>
+      </w:pPr>
+      <w:r>
+        <w:rPr>
+          <w:b w:val="0"/>
+          <w:i w:val="0"/>
+          <w:u w:val="none"/>
+        </w:rPr>
+        <w:t>б) пресечения попытки завладеть оружием, спецсредствами, боеприпасами, боевой, специальной и иной техники;</w:t>
+      </w:r>
+    </w:p>
+    <w:p>
+      <w:pPr>
+        <w:spacing w:after="40"/>
+      </w:pPr>
+      <w:r>
+        <w:rPr>
+          <w:b w:val="0"/>
+          <w:i w:val="0"/>
+          <w:u w:val="none"/>
+        </w:rPr>
+        <w:t>в) при освобождении заложников, пресечения террористических и иных преступных посягательств;</w:t>
+      </w:r>
+    </w:p>
+    <w:p>
+      <w:pPr>
+        <w:spacing w:after="40"/>
+      </w:pPr>
+      <w:r>
+        <w:rPr>
+          <w:b w:val="0"/>
+          <w:i w:val="0"/>
+          <w:u w:val="none"/>
+        </w:rPr>
+        <w:t>г) задержания лиц, застигнутых при совершении деяния, содержащего признаки тяжкого или особо тяжкого преступления против жизни, здоровья или собственности, и пытающихся скрыться либо оказывающих вооруженное сопротивление граждан;</w:t>
+      </w:r>
+    </w:p>
+    <w:p>
+      <w:pPr>
+        <w:spacing w:after="40"/>
+      </w:pPr>
+      <w:r>
+        <w:rPr>
+          <w:b w:val="0"/>
+          <w:i w:val="0"/>
+          <w:u w:val="none"/>
+        </w:rPr>
+        <w:t>д) задержания лица, совершившего тяжкое или особо тяжкое преступление и пытающегося скрыться, если иными средствами задержать такое лицо не представляется возможным;</w:t>
+      </w:r>
+    </w:p>
+    <w:p>
+      <w:pPr>
+        <w:spacing w:after="40"/>
+      </w:pPr>
+      <w:r>
+        <w:rPr>
+          <w:b w:val="0"/>
+          <w:i w:val="0"/>
+          <w:u w:val="none"/>
+        </w:rPr>
+        <w:t>е) при проникновение на территорию Форта-Занкудо с использованием транспортного средства;</w:t>
+      </w:r>
+    </w:p>
+    <w:p>
+      <w:pPr>
+        <w:spacing w:after="0" w:before="0"/>
+        <w:ind w:left="567"/>
+        <w:shd w:val="clear" w:color="auto" w:fill="EAF1FB"/>
+        <w:pBdr>
+          <w:left w:val="single" w:sz="18" w:space="4" w:color="7F7F7F"/>
+        </w:pBdr>
+      </w:pPr>
       <w:r>
         <w:rPr>
           <w:b/>
@@ -12681,7 +13106,365 @@
           <w:sz w:val="20"/>
           <w:u w:val="none"/>
         </w:rPr>
-        <w:t>:</w:t>
+        <w:t>▸ Обозначения и термины в этом абзаце:</w:t>
+      </w:r>
+    </w:p>
+    <w:p>
+      <w:pPr>
+        <w:spacing w:after="0" w:before="0"/>
+        <w:ind w:left="567"/>
+        <w:shd w:val="clear" w:color="auto" w:fill="EAF1FB"/>
+        <w:pBdr>
+          <w:left w:val="single" w:sz="18" w:space="4" w:color="7F7F7F"/>
+        </w:pBdr>
+      </w:pPr>
+      <w:r>
+        <w:rPr>
+          <w:b/>
+          <w:i w:val="0"/>
+          <w:sz w:val="20"/>
+          <w:u w:val="none"/>
+        </w:rPr>
+        <w:t xml:space="preserve">• охраняемые SANG объекты (Форт-Занкудо, авианосец, Кайо-Перико) — </w:t>
+      </w:r>
+      <w:r>
+        <w:rPr>
+          <w:b w:val="0"/>
+          <w:i w:val="0"/>
+          <w:sz w:val="20"/>
+          <w:u w:val="none"/>
+        </w:rPr>
+        <w:t>места дислокации установлены законом «О Национальной Гвардии штата San-Andreas» (158.txt), ст. 2 ч. 1; контрольно-пропускной режим — ст. 2 ч. 5–6</w:t>
+      </w:r>
+      <w:r>
+        <w:rPr>
+          <w:b w:val="0"/>
+          <w:i w:val="0"/>
+          <w:sz w:val="20"/>
+          <w:u w:val="none"/>
+        </w:rPr>
+        <w:t xml:space="preserve"> (текст — в редакции настоящего законопроекта):</w:t>
+      </w:r>
+    </w:p>
+    <w:p>
+      <w:pPr>
+        <w:spacing w:after="0" w:before="0"/>
+        <w:ind w:left="850"/>
+        <w:shd w:val="clear" w:color="auto" w:fill="EAF1FB"/>
+        <w:pBdr>
+          <w:left w:val="single" w:sz="18" w:space="4" w:color="7F7F7F"/>
+        </w:pBdr>
+      </w:pPr>
+      <w:r>
+        <w:rPr>
+          <w:b w:val="0"/>
+          <w:i/>
+          <w:sz w:val="20"/>
+          <w:u w:val="none"/>
+        </w:rPr>
+        <w:t>Статья 2. Дислокация сотрудников SANG и территориальная юрисдикция.</w:t>
+      </w:r>
+    </w:p>
+    <w:p>
+      <w:pPr>
+        <w:spacing w:after="0" w:before="0"/>
+        <w:ind w:left="850"/>
+        <w:shd w:val="clear" w:color="auto" w:fill="EAF1FB"/>
+        <w:pBdr>
+          <w:left w:val="single" w:sz="18" w:space="4" w:color="7F7F7F"/>
+        </w:pBdr>
+      </w:pPr>
+      <w:r>
+        <w:rPr>
+          <w:b w:val="0"/>
+          <w:i/>
+          <w:sz w:val="20"/>
+          <w:u w:val="none"/>
+        </w:rPr>
+        <w:t>ч. 1 В штате San-Andreas войска SANG постоянно дислоцируются на территории военной базы Форт-Занкудо, Авианосце и Кайо-Перико. Допускается выезд сотрудников SANG на территорию округа Блэйн, округа Лос-Сантос. Выезд в город Лос-Сантос разрешен исключительно в следующих случаях:</w:t>
+      </w:r>
+    </w:p>
+    <w:p>
+      <w:pPr>
+        <w:spacing w:after="0" w:before="0"/>
+        <w:ind w:left="850"/>
+        <w:shd w:val="clear" w:color="auto" w:fill="EAF1FB"/>
+        <w:pBdr>
+          <w:left w:val="single" w:sz="18" w:space="4" w:color="7F7F7F"/>
+        </w:pBdr>
+      </w:pPr>
+      <w:r>
+        <w:rPr>
+          <w:b w:val="0"/>
+          <w:i/>
+          <w:sz w:val="20"/>
+          <w:u w:val="none"/>
+        </w:rPr>
+        <w:t>а) при преследовании лица, совершившего преступление;</w:t>
+      </w:r>
+    </w:p>
+    <w:p>
+      <w:pPr>
+        <w:spacing w:after="0" w:before="0"/>
+        <w:ind w:left="850"/>
+        <w:shd w:val="clear" w:color="auto" w:fill="EAF1FB"/>
+        <w:pBdr>
+          <w:left w:val="single" w:sz="18" w:space="4" w:color="7F7F7F"/>
+        </w:pBdr>
+      </w:pPr>
+      <w:r>
+        <w:rPr>
+          <w:b w:val="0"/>
+          <w:i/>
+          <w:sz w:val="20"/>
+          <w:u w:val="none"/>
+        </w:rPr>
+        <w:t>б) доставки задержанного в место проведения процессуальных (следственных) действий;</w:t>
+      </w:r>
+    </w:p>
+    <w:p>
+      <w:pPr>
+        <w:spacing w:after="0" w:before="0"/>
+        <w:ind w:left="850"/>
+        <w:shd w:val="clear" w:color="auto" w:fill="EAF1FB"/>
+        <w:pBdr>
+          <w:left w:val="single" w:sz="18" w:space="4" w:color="7F7F7F"/>
+        </w:pBdr>
+      </w:pPr>
+      <w:r>
+        <w:rPr>
+          <w:b w:val="0"/>
+          <w:i/>
+          <w:sz w:val="20"/>
+          <w:u w:val="none"/>
+        </w:rPr>
+        <w:t>в) усиленные патрули по запросу LSPD или FIB в порядке статьи 7.1 настоящего Закона;</w:t>
+      </w:r>
+    </w:p>
+    <w:p>
+      <w:pPr>
+        <w:spacing w:after="0" w:before="0"/>
+        <w:ind w:left="850"/>
+        <w:shd w:val="clear" w:color="auto" w:fill="EAF1FB"/>
+        <w:pBdr>
+          <w:left w:val="single" w:sz="18" w:space="4" w:color="7F7F7F"/>
+        </w:pBdr>
+      </w:pPr>
+      <w:r>
+        <w:rPr>
+          <w:b w:val="0"/>
+          <w:i/>
+          <w:sz w:val="20"/>
+          <w:u w:val="none"/>
+        </w:rPr>
+        <w:t>г) осуществление государственных поставок и во время участия в других специальных операциях;</w:t>
+      </w:r>
+    </w:p>
+    <w:p>
+      <w:pPr>
+        <w:spacing w:after="0" w:before="0"/>
+        <w:ind w:left="850"/>
+        <w:shd w:val="clear" w:color="auto" w:fill="EAF1FB"/>
+        <w:pBdr>
+          <w:left w:val="single" w:sz="18" w:space="4" w:color="7F7F7F"/>
+        </w:pBdr>
+      </w:pPr>
+      <w:r>
+        <w:rPr>
+          <w:b w:val="0"/>
+          <w:i/>
+          <w:sz w:val="20"/>
+          <w:u w:val="none"/>
+        </w:rPr>
+        <w:t>д) при чрезвычайном или военном положении;</w:t>
+      </w:r>
+    </w:p>
+    <w:p>
+      <w:pPr>
+        <w:spacing w:after="0" w:before="0"/>
+        <w:ind w:left="850"/>
+        <w:shd w:val="clear" w:color="auto" w:fill="EAF1FB"/>
+        <w:pBdr>
+          <w:left w:val="single" w:sz="18" w:space="4" w:color="7F7F7F"/>
+        </w:pBdr>
+      </w:pPr>
+      <w:r>
+        <w:rPr>
+          <w:b w:val="0"/>
+          <w:i/>
+          <w:sz w:val="20"/>
+          <w:u w:val="none"/>
+        </w:rPr>
+        <w:t>е) проведение сотрудниками подразделения Military Academy набора в Лос-Сантосе.;</w:t>
+      </w:r>
+    </w:p>
+    <w:p>
+      <w:pPr>
+        <w:spacing w:after="0" w:before="0"/>
+        <w:ind w:left="850"/>
+        <w:shd w:val="clear" w:color="auto" w:fill="EAF1FB"/>
+        <w:pBdr>
+          <w:left w:val="single" w:sz="18" w:space="4" w:color="7F7F7F"/>
+        </w:pBdr>
+      </w:pPr>
+      <w:r>
+        <w:rPr>
+          <w:b w:val="0"/>
+          <w:i/>
+          <w:sz w:val="20"/>
+          <w:u w:val="none"/>
+        </w:rPr>
+        <w:t>ж) проведение поиска дезертиров сотрудниками подразделения Military Police (MP) (нарушать юрисдикцию в этом случае могут только сотрудники MP);</w:t>
+      </w:r>
+    </w:p>
+    <w:p>
+      <w:pPr>
+        <w:spacing w:after="0" w:before="0"/>
+        <w:ind w:left="850"/>
+        <w:shd w:val="clear" w:color="auto" w:fill="EAF1FB"/>
+        <w:pBdr>
+          <w:left w:val="single" w:sz="18" w:space="4" w:color="7F7F7F"/>
+        </w:pBdr>
+      </w:pPr>
+      <w:r>
+        <w:rPr>
+          <w:b w:val="0"/>
+          <w:i/>
+          <w:sz w:val="20"/>
+          <w:u w:val="none"/>
+        </w:rPr>
+        <w:t>з) патрулирование в порядке статьи 7.1 настоящего Закона.</w:t>
+      </w:r>
+    </w:p>
+    <w:p>
+      <w:pPr>
+        <w:spacing w:after="0" w:before="0"/>
+        <w:ind w:left="850"/>
+        <w:shd w:val="clear" w:color="auto" w:fill="EAF1FB"/>
+        <w:pBdr>
+          <w:left w:val="single" w:sz="18" w:space="4" w:color="7F7F7F"/>
+        </w:pBdr>
+      </w:pPr>
+      <w:r>
+        <w:rPr>
+          <w:b w:val="0"/>
+          <w:i/>
+          <w:sz w:val="20"/>
+          <w:u w:val="none"/>
+        </w:rPr>
+      </w:r>
+    </w:p>
+    <w:p>
+      <w:pPr>
+        <w:spacing w:after="40"/>
+      </w:pPr>
+      <w:r>
+        <w:rPr>
+          <w:b w:val="0"/>
+          <w:i w:val="0"/>
+          <w:u w:val="none"/>
+        </w:rPr>
+        <w:t>ж) при проникновении лица на территорию Форта-Занкудо, в руках или за спиной которого располагается огнестрельное оружие;</w:t>
+      </w:r>
+    </w:p>
+    <w:p>
+      <w:pPr>
+        <w:spacing w:after="40"/>
+      </w:pPr>
+      <w:r>
+        <w:rPr>
+          <w:b w:val="0"/>
+          <w:i w:val="0"/>
+          <w:u w:val="none"/>
+        </w:rPr>
+        <w:t>з) с момента нападения на Форт-Занкудо и до полного устранения угрозы для охраняемой военной базы "Форт-Занкудо";</w:t>
+      </w:r>
+    </w:p>
+    <w:p>
+      <w:pPr>
+        <w:spacing w:after="40"/>
+      </w:pPr>
+      <w:r>
+        <w:rPr>
+          <w:b w:val="0"/>
+          <w:i w:val="0"/>
+          <w:u w:val="none"/>
+        </w:rPr>
+        <w:t>и) при несанкционированном проникновение и нахождение в воздушном пространстве военной охраняемой базы Форт-Занкудо;</w:t>
+      </w:r>
+    </w:p>
+    <w:p>
+      <w:pPr>
+        <w:spacing w:after="40"/>
+      </w:pPr>
+      <w:r>
+        <w:rPr>
+          <w:b w:val="0"/>
+          <w:i w:val="0"/>
+          <w:u w:val="none"/>
+        </w:rPr>
+        <w:t>к) иные основания, предусмотренные законодательством.</w:t>
+      </w:r>
+    </w:p>
+    <w:p>
+      <w:pPr>
+        <w:spacing w:before="240" w:after="80"/>
+      </w:pPr>
+      <w:r>
+        <w:rPr>
+          <w:b/>
+          <w:i w:val="0"/>
+          <w:sz w:val="24"/>
+          <w:u w:val="none"/>
+        </w:rPr>
+        <w:t>Статья 10. Задержание — изменяемая статья (полный текст в новой редакции)</w:t>
+      </w:r>
+    </w:p>
+    <w:p>
+      <w:pPr>
+        <w:spacing w:after="40"/>
+      </w:pPr>
+      <w:r>
+        <w:rPr>
+          <w:b w:val="0"/>
+          <w:i w:val="0"/>
+          <w:u w:val="none"/>
+        </w:rPr>
+        <w:t xml:space="preserve">ч. 1 Военнослужащие SANG вправе провести задержание лица и передать его сотрудникам LSPD, LSCSD или FIB для проведения процессуальных действий в случаях и порядке, предусмотренных </w:t>
+      </w:r>
+      <w:r>
+        <w:rPr>
+          <w:b w:val="0"/>
+          <w:i w:val="0"/>
+          <w:color w:val="1F3A93"/>
+          <w:u w:val="single"/>
+        </w:rPr>
+        <w:t>статьёй 17.3 Процессуального кодекса штата San-Andreas</w:t>
+      </w:r>
+      <w:r>
+        <w:rPr>
+          <w:b w:val="0"/>
+          <w:i w:val="0"/>
+          <w:u w:val="none"/>
+        </w:rPr>
+        <w:t xml:space="preserve">: при совершении правонарушения на территории охраняемых SANG объектов и прилегающей к ним местности; при совершении правонарушения в отношении военнослужащего SANG или имущества SANG; в отношении военнослужащего SANG — по делам о воинских правонарушениях; при патрулировании в порядке </w:t>
+      </w:r>
+      <w:r>
+        <w:rPr>
+          <w:b w:val="0"/>
+          <w:i w:val="0"/>
+          <w:color w:val="1F3A93"/>
+          <w:u w:val="single"/>
+        </w:rPr>
+        <w:t>статьи 7.1 настоящего Закона</w:t>
+      </w:r>
+      <w:r>
+        <w:rPr>
+          <w:b w:val="0"/>
+          <w:i w:val="0"/>
+          <w:u w:val="none"/>
+        </w:rPr>
+        <w:t xml:space="preserve"> — в отношении лица, застигнутого при совершении правонарушения либо находящегося в розыске; в период чрезвычайного или военного положения, при проведении контртеррористической операции, а также при оказании содействия правоохранительным органам по их запросу. Военнослужащие SANG не разъясняют задержанному права, не назначают меры наказания и не помещают задержанных в места содержания под стражей; указанные действия производит сотрудник, принявший задержанного.</w:t>
       </w:r>
     </w:p>
     <w:p>
@@ -12689,136 +13472,6 @@
         <w:spacing w:after="0" w:before="0"/>
         <w:ind w:left="567"/>
         <w:shd w:val="clear" w:color="auto" w:fill="F2F2F2"/>
-        <w:pBdr>
-          <w:left w:val="single" w:sz="18" w:space="4" w:color="7F7F7F"/>
-        </w:pBdr>
-      </w:pPr>
-      <w:r>
-        <w:rPr>
-          <w:b w:val="0"/>
-          <w:i w:val="0"/>
-          <w:sz w:val="20"/>
-          <w:u w:val="none"/>
-        </w:rPr>
-        <w:t>Статья 10. Задержание</w:t>
-      </w:r>
-    </w:p>
-    <w:p>
-      <w:pPr>
-        <w:spacing w:after="0" w:before="0"/>
-        <w:ind w:left="567"/>
-        <w:shd w:val="clear" w:color="auto" w:fill="F2F2F2"/>
-        <w:pBdr>
-          <w:left w:val="single" w:sz="18" w:space="4" w:color="7F7F7F"/>
-        </w:pBdr>
-      </w:pPr>
-      <w:r>
-        <w:rPr>
-          <w:b w:val="0"/>
-          <w:i w:val="0"/>
-          <w:sz w:val="20"/>
-          <w:u w:val="none"/>
-        </w:rPr>
-        <w:t>ч. 5 Военнослужащие SANG, производящие задержание, обязаны вести видеофиксацию правонарушения и задержания и хранить её 72 часа. После передачи задержанного военнослужащий вправе присутствовать при производстве процессуальных действий до их окончания в порядке пункта «м» части 1 статьи 18 Процессуального кодекса штата San-Andreas.</w:t>
-      </w:r>
-    </w:p>
-    <w:p>
-      <w:pPr>
-        <w:spacing w:before="240" w:after="80"/>
-      </w:pPr>
-      <w:r>
-        <w:rPr>
-          <w:b/>
-          <w:i w:val="0"/>
-          <w:sz w:val="24"/>
-          <w:u w:val="none"/>
-        </w:rPr>
-        <w:t>Статья 8. Сотрудник SANG вправе применить огнестрельное оружие в следующих случаях: — изменяемая статья (полный текст в новой редакции)</w:t>
-      </w:r>
-    </w:p>
-    <w:p>
-      <w:pPr>
-        <w:spacing w:after="40"/>
-      </w:pPr>
-      <w:r>
-        <w:rPr>
-          <w:b w:val="0"/>
-          <w:i w:val="0"/>
-          <w:u w:val="none"/>
-        </w:rPr>
-        <w:t>а) защиты граждан, военнослужащих и должностных лиц государственных органов;</w:t>
-      </w:r>
-    </w:p>
-    <w:p>
-      <w:pPr>
-        <w:spacing w:after="40"/>
-      </w:pPr>
-      <w:r>
-        <w:rPr>
-          <w:b w:val="0"/>
-          <w:i w:val="0"/>
-          <w:u w:val="none"/>
-        </w:rPr>
-        <w:t>б) пресечения попытки завладеть оружием, спецсредствами, боеприпасами, боевой, специальной и иной техники;</w:t>
-      </w:r>
-    </w:p>
-    <w:p>
-      <w:pPr>
-        <w:spacing w:after="40"/>
-      </w:pPr>
-      <w:r>
-        <w:rPr>
-          <w:b w:val="0"/>
-          <w:i w:val="0"/>
-          <w:u w:val="none"/>
-        </w:rPr>
-        <w:t>в) при освобождении заложников, пресечения террористических и иных преступных посягательств;</w:t>
-      </w:r>
-    </w:p>
-    <w:p>
-      <w:pPr>
-        <w:spacing w:after="40"/>
-      </w:pPr>
-      <w:r>
-        <w:rPr>
-          <w:b w:val="0"/>
-          <w:i w:val="0"/>
-          <w:u w:val="none"/>
-        </w:rPr>
-        <w:t>г) задержания лиц, застигнутых при совершении деяния, содержащего признаки тяжкого или особо тяжкого преступления против жизни, здоровья или собственности, и пытающихся скрыться либо оказывающих вооруженное сопротивление граждан;</w:t>
-      </w:r>
-    </w:p>
-    <w:p>
-      <w:pPr>
-        <w:spacing w:after="40"/>
-      </w:pPr>
-      <w:r>
-        <w:rPr>
-          <w:b w:val="0"/>
-          <w:i w:val="0"/>
-          <w:u w:val="none"/>
-        </w:rPr>
-        <w:t>д) задержания лица, совершившего тяжкое или особо тяжкое преступление и пытающегося скрыться, если иными средствами задержать такое лицо не представляется возможным;</w:t>
-      </w:r>
-    </w:p>
-    <w:p>
-      <w:pPr>
-        <w:spacing w:after="40"/>
-      </w:pPr>
-      <w:r>
-        <w:rPr>
-          <w:b w:val="0"/>
-          <w:i w:val="0"/>
-          <w:u w:val="none"/>
-        </w:rPr>
-        <w:t>е) при проникновение на территорию Форта-Занкудо с использованием транспортного средства;</w:t>
-      </w:r>
-    </w:p>
-    <w:p>
-      <w:pPr>
-        <w:spacing w:after="0" w:before="0"/>
-        <w:ind w:left="567"/>
-        <w:shd w:val="clear" w:color="auto" w:fill="EAF1FB"/>
         <w:pBdr>
           <w:left w:val="single" w:sz="18" w:space="4" w:color="7F7F7F"/>
         </w:pBdr>
@@ -12831,365 +13484,17 @@
           <w:sz w:val="20"/>
           <w:u w:val="none"/>
         </w:rPr>
-        <w:t>▸ Обозначения и термины в этом абзаце:</w:t>
-      </w:r>
-    </w:p>
-    <w:p>
-      <w:pPr>
-        <w:spacing w:after="0" w:before="0"/>
-        <w:ind w:left="567"/>
-        <w:shd w:val="clear" w:color="auto" w:fill="EAF1FB"/>
-        <w:pBdr>
-          <w:left w:val="single" w:sz="18" w:space="4" w:color="7F7F7F"/>
-        </w:pBdr>
-      </w:pPr>
-      <w:r>
-        <w:rPr>
-          <w:b/>
-          <w:i w:val="0"/>
-          <w:sz w:val="20"/>
-          <w:u w:val="none"/>
-        </w:rPr>
-        <w:t xml:space="preserve">• охраняемые SANG объекты (Форт-Занкудо, авианосец, Кайо-Перико) — </w:t>
-      </w:r>
-      <w:r>
-        <w:rPr>
-          <w:b w:val="0"/>
-          <w:i w:val="0"/>
-          <w:sz w:val="20"/>
-          <w:u w:val="none"/>
-        </w:rPr>
-        <w:t>места дислокации установлены законом «О Национальной Гвардии штата San-Andreas» (158.txt), ст. 2 ч. 1; контрольно-пропускной режим — ст. 2 ч. 5–6</w:t>
-      </w:r>
-      <w:r>
-        <w:rPr>
-          <w:b w:val="0"/>
-          <w:i w:val="0"/>
-          <w:sz w:val="20"/>
-          <w:u w:val="none"/>
-        </w:rPr>
-        <w:t xml:space="preserve"> (текст — в редакции настоящего законопроекта):</w:t>
-      </w:r>
-    </w:p>
-    <w:p>
-      <w:pPr>
-        <w:spacing w:after="0" w:before="0"/>
-        <w:ind w:left="850"/>
-        <w:shd w:val="clear" w:color="auto" w:fill="EAF1FB"/>
-        <w:pBdr>
-          <w:left w:val="single" w:sz="18" w:space="4" w:color="7F7F7F"/>
-        </w:pBdr>
-      </w:pPr>
+        <w:t>▸ Ссылка «статьёй 17.3 Процессуального кодекса штата San-Andreas» → ст. 17.3 — Процессуальный кодекс штата San-Andreas (145.txt), новая статья, в редакции ACT. 001</w:t>
+      </w:r>
       <w:r>
         <w:rPr>
           <w:b w:val="0"/>
           <w:i/>
-          <w:sz w:val="20"/>
-          <w:u w:val="none"/>
-        </w:rPr>
-        <w:t>Статья 2. Дислокация сотрудников SANG и территориальная юрисдикция.</w:t>
-      </w:r>
-    </w:p>
-    <w:p>
-      <w:pPr>
-        <w:spacing w:after="0" w:before="0"/>
-        <w:ind w:left="850"/>
-        <w:shd w:val="clear" w:color="auto" w:fill="EAF1FB"/>
-        <w:pBdr>
-          <w:left w:val="single" w:sz="18" w:space="4" w:color="7F7F7F"/>
-        </w:pBdr>
-      </w:pPr>
-      <w:r>
-        <w:rPr>
-          <w:b w:val="0"/>
-          <w:i/>
-          <w:sz w:val="20"/>
-          <w:u w:val="none"/>
-        </w:rPr>
-        <w:t>ч. 1 В штате San-Andreas войска SANG постоянно дислоцируются на территории военной базы Форт-Занкудо, Авианосце и Кайо-Перико. Допускается выезд сотрудников SANG на территорию округа Блэйн, округа Лос-Сантос. Выезд в город Лос-Сантос разрешен исключительно в следующих случаях:</w:t>
-      </w:r>
-    </w:p>
-    <w:p>
-      <w:pPr>
-        <w:spacing w:after="0" w:before="0"/>
-        <w:ind w:left="850"/>
-        <w:shd w:val="clear" w:color="auto" w:fill="EAF1FB"/>
-        <w:pBdr>
-          <w:left w:val="single" w:sz="18" w:space="4" w:color="7F7F7F"/>
-        </w:pBdr>
-      </w:pPr>
-      <w:r>
-        <w:rPr>
-          <w:b w:val="0"/>
-          <w:i/>
-          <w:sz w:val="20"/>
-          <w:u w:val="none"/>
-        </w:rPr>
-        <w:t>а) при преследовании лица, совершившего преступление;</w:t>
-      </w:r>
-    </w:p>
-    <w:p>
-      <w:pPr>
-        <w:spacing w:after="0" w:before="0"/>
-        <w:ind w:left="850"/>
-        <w:shd w:val="clear" w:color="auto" w:fill="EAF1FB"/>
-        <w:pBdr>
-          <w:left w:val="single" w:sz="18" w:space="4" w:color="7F7F7F"/>
-        </w:pBdr>
-      </w:pPr>
-      <w:r>
-        <w:rPr>
-          <w:b w:val="0"/>
-          <w:i/>
-          <w:sz w:val="20"/>
-          <w:u w:val="none"/>
-        </w:rPr>
-        <w:t>б) доставки задержанного в место проведения процессуальных (следственных) действий;</w:t>
-      </w:r>
-    </w:p>
-    <w:p>
-      <w:pPr>
-        <w:spacing w:after="0" w:before="0"/>
-        <w:ind w:left="850"/>
-        <w:shd w:val="clear" w:color="auto" w:fill="EAF1FB"/>
-        <w:pBdr>
-          <w:left w:val="single" w:sz="18" w:space="4" w:color="7F7F7F"/>
-        </w:pBdr>
-      </w:pPr>
-      <w:r>
-        <w:rPr>
-          <w:b w:val="0"/>
-          <w:i/>
-          <w:sz w:val="20"/>
-          <w:u w:val="none"/>
-        </w:rPr>
-        <w:t>в) усиленные патрули по запросу LSPD или FIB в порядке статьи 7.1 настоящего Закона;</w:t>
-      </w:r>
-    </w:p>
-    <w:p>
-      <w:pPr>
-        <w:spacing w:after="0" w:before="0"/>
-        <w:ind w:left="850"/>
-        <w:shd w:val="clear" w:color="auto" w:fill="EAF1FB"/>
-        <w:pBdr>
-          <w:left w:val="single" w:sz="18" w:space="4" w:color="7F7F7F"/>
-        </w:pBdr>
-      </w:pPr>
-      <w:r>
-        <w:rPr>
-          <w:b w:val="0"/>
-          <w:i/>
-          <w:sz w:val="20"/>
-          <w:u w:val="none"/>
-        </w:rPr>
-        <w:t>г) осуществление государственных поставок и во время участия в других специальных операциях;</w:t>
-      </w:r>
-    </w:p>
-    <w:p>
-      <w:pPr>
-        <w:spacing w:after="0" w:before="0"/>
-        <w:ind w:left="850"/>
-        <w:shd w:val="clear" w:color="auto" w:fill="EAF1FB"/>
-        <w:pBdr>
-          <w:left w:val="single" w:sz="18" w:space="4" w:color="7F7F7F"/>
-        </w:pBdr>
-      </w:pPr>
-      <w:r>
-        <w:rPr>
-          <w:b w:val="0"/>
-          <w:i/>
-          <w:sz w:val="20"/>
-          <w:u w:val="none"/>
-        </w:rPr>
-        <w:t>д) при чрезвычайном или военном положении;</w:t>
-      </w:r>
-    </w:p>
-    <w:p>
-      <w:pPr>
-        <w:spacing w:after="0" w:before="0"/>
-        <w:ind w:left="850"/>
-        <w:shd w:val="clear" w:color="auto" w:fill="EAF1FB"/>
-        <w:pBdr>
-          <w:left w:val="single" w:sz="18" w:space="4" w:color="7F7F7F"/>
-        </w:pBdr>
-      </w:pPr>
-      <w:r>
-        <w:rPr>
-          <w:b w:val="0"/>
-          <w:i/>
-          <w:sz w:val="20"/>
-          <w:u w:val="none"/>
-        </w:rPr>
-        <w:t>е) проведение сотрудниками подразделения Military Academy набора в Лос-Сантосе.;</w:t>
-      </w:r>
-    </w:p>
-    <w:p>
-      <w:pPr>
-        <w:spacing w:after="0" w:before="0"/>
-        <w:ind w:left="850"/>
-        <w:shd w:val="clear" w:color="auto" w:fill="EAF1FB"/>
-        <w:pBdr>
-          <w:left w:val="single" w:sz="18" w:space="4" w:color="7F7F7F"/>
-        </w:pBdr>
-      </w:pPr>
-      <w:r>
-        <w:rPr>
-          <w:b w:val="0"/>
-          <w:i/>
-          <w:sz w:val="20"/>
-          <w:u w:val="none"/>
-        </w:rPr>
-        <w:t>ж) проведение поиска дезертиров сотрудниками подразделения Military Police (MP) (нарушать юрисдикцию в этом случае могут только сотрудники MP);</w:t>
-      </w:r>
-    </w:p>
-    <w:p>
-      <w:pPr>
-        <w:spacing w:after="0" w:before="0"/>
-        <w:ind w:left="850"/>
-        <w:shd w:val="clear" w:color="auto" w:fill="EAF1FB"/>
-        <w:pBdr>
-          <w:left w:val="single" w:sz="18" w:space="4" w:color="7F7F7F"/>
-        </w:pBdr>
-      </w:pPr>
-      <w:r>
-        <w:rPr>
-          <w:b w:val="0"/>
-          <w:i/>
-          <w:sz w:val="20"/>
-          <w:u w:val="none"/>
-        </w:rPr>
-        <w:t>з) патрулирование в порядке статьи 7.1 настоящего Закона.</w:t>
-      </w:r>
-    </w:p>
-    <w:p>
-      <w:pPr>
-        <w:spacing w:after="0" w:before="0"/>
-        <w:ind w:left="850"/>
-        <w:shd w:val="clear" w:color="auto" w:fill="EAF1FB"/>
-        <w:pBdr>
-          <w:left w:val="single" w:sz="18" w:space="4" w:color="7F7F7F"/>
-        </w:pBdr>
-      </w:pPr>
-      <w:r>
-        <w:rPr>
-          <w:b w:val="0"/>
-          <w:i/>
-          <w:sz w:val="20"/>
-          <w:u w:val="none"/>
-        </w:rPr>
-      </w:r>
-    </w:p>
-    <w:p>
-      <w:pPr>
-        <w:spacing w:after="40"/>
-      </w:pPr>
-      <w:r>
-        <w:rPr>
-          <w:b w:val="0"/>
-          <w:i w:val="0"/>
-          <w:u w:val="none"/>
-        </w:rPr>
-        <w:t>ж) при проникновении лица на территорию Форта-Занкудо, в руках или за спиной которого располагается огнестрельное оружие;</w:t>
-      </w:r>
-    </w:p>
-    <w:p>
-      <w:pPr>
-        <w:spacing w:after="40"/>
-      </w:pPr>
-      <w:r>
-        <w:rPr>
-          <w:b w:val="0"/>
-          <w:i w:val="0"/>
-          <w:u w:val="none"/>
-        </w:rPr>
-        <w:t>з) с момента нападения на Форт-Занкудо и до полного устранения угрозы для охраняемой военной базы "Форт-Занкудо";</w:t>
-      </w:r>
-    </w:p>
-    <w:p>
-      <w:pPr>
-        <w:spacing w:after="40"/>
-      </w:pPr>
-      <w:r>
-        <w:rPr>
-          <w:b w:val="0"/>
-          <w:i w:val="0"/>
-          <w:u w:val="none"/>
-        </w:rPr>
-        <w:t>и) при несанкционированном проникновение и нахождение в воздушном пространстве военной охраняемой базы Форт-Занкудо;</w:t>
-      </w:r>
-    </w:p>
-    <w:p>
-      <w:pPr>
-        <w:spacing w:after="40"/>
-      </w:pPr>
-      <w:r>
-        <w:rPr>
-          <w:b w:val="0"/>
-          <w:i w:val="0"/>
-          <w:u w:val="none"/>
-        </w:rPr>
-        <w:t>к) иные основания, предусмотренные законодательством.</w:t>
-      </w:r>
-    </w:p>
-    <w:p>
-      <w:pPr>
-        <w:spacing w:before="240" w:after="80"/>
-      </w:pPr>
-      <w:r>
-        <w:rPr>
-          <w:b/>
-          <w:i w:val="0"/>
-          <w:sz w:val="24"/>
-          <w:u w:val="none"/>
-        </w:rPr>
-        <w:t>Статья 10. Задержание — изменяемая статья (полный текст в новой редакции)</w:t>
-      </w:r>
-    </w:p>
-    <w:p>
-      <w:pPr>
-        <w:spacing w:after="40"/>
-      </w:pPr>
-      <w:r>
-        <w:rPr>
-          <w:b w:val="0"/>
-          <w:i w:val="0"/>
-          <w:u w:val="none"/>
-        </w:rPr>
-        <w:t xml:space="preserve">ч. 1 Военнослужащие SANG вправе провести задержание лица и передать его сотрудникам LSPD, LSCSD или FIB для проведения процессуальных действий в случаях и порядке, предусмотренных </w:t>
-      </w:r>
-      <w:r>
-        <w:rPr>
-          <w:b w:val="0"/>
-          <w:i w:val="0"/>
-          <w:color w:val="1F3A93"/>
-          <w:u w:val="single"/>
-        </w:rPr>
-        <w:t>статьёй 17.3 Процессуального кодекса штата San-Andreas</w:t>
-      </w:r>
-      <w:r>
-        <w:rPr>
-          <w:b w:val="0"/>
-          <w:i w:val="0"/>
-          <w:u w:val="none"/>
-        </w:rPr>
-        <w:t xml:space="preserve">: при нарушении пропускного режима либо совершении правонарушения на территории охраняемых SANG объектов и прилегающей к ним местности; при совершении преступления в отношении военнослужащего SANG или имущества SANG; в отношении военнослужащего SANG — по делам о воинских преступлениях; при патрулировании в порядке </w:t>
-      </w:r>
-      <w:r>
-        <w:rPr>
-          <w:b w:val="0"/>
-          <w:i w:val="0"/>
-          <w:color w:val="1F3A93"/>
-          <w:u w:val="single"/>
-        </w:rPr>
-        <w:t>статьи 7.1 настоящего Закона</w:t>
-      </w:r>
-      <w:r>
-        <w:rPr>
-          <w:b w:val="0"/>
-          <w:i w:val="0"/>
-          <w:u w:val="none"/>
-        </w:rPr>
-        <w:t xml:space="preserve"> — в отношении лица, застигнутого при совершении преступления либо находящегося в розыске; в период чрезвычайного или военного положения, при проведении контртеррористической операции, а также при оказании содействия правоохранительным органам по их запросу. Военнослужащие SANG не разъясняют задержанному права, не назначают меры наказания и не помещают задержанных в места содержания под стражей; указанные действия производит сотрудник, принявший задержанного.</w:t>
+          <w:color w:val="404040"/>
+          <w:sz w:val="20"/>
+          <w:u w:val="none"/>
+        </w:rPr>
+        <w:t xml:space="preserve"> — полный текст приведён выше (справка к ст. 6 закон о USSS).</w:t>
       </w:r>
     </w:p>
     <w:p>
@@ -13209,7 +13514,7 @@
           <w:sz w:val="20"/>
           <w:u w:val="none"/>
         </w:rPr>
-        <w:t>▸ Ссылка «статьёй 17.3 Процессуального кодекса штата San-Andreas» → ст. 17.3 — Процессуальный кодекс штата San-Andreas (145.txt), новая статья, в редакции ACT. 001</w:t>
+        <w:t>▸ Ссылка «статьи 7.1 настоящего Закона» → ст. 7.1 — Закон «О Национальной Гвардии штата San-Andreas» (158.txt), новая статья, в редакции настоящего законопроекта (ACT. 003)</w:t>
       </w:r>
       <w:r>
         <w:rPr>
@@ -13219,14 +13524,14 @@
           <w:sz w:val="20"/>
           <w:u w:val="none"/>
         </w:rPr>
-        <w:t xml:space="preserve"> — полный текст приведён выше (справка к ст. 6 закон о USSS).</w:t>
+        <w:t xml:space="preserve"> — полный текст приведён выше (справка к ст. 2 закон о SANG).</w:t>
       </w:r>
     </w:p>
     <w:p>
       <w:pPr>
         <w:spacing w:after="0" w:before="0"/>
         <w:ind w:left="567"/>
-        <w:shd w:val="clear" w:color="auto" w:fill="F2F2F2"/>
+        <w:shd w:val="clear" w:color="auto" w:fill="EAF1FB"/>
         <w:pBdr>
           <w:left w:val="single" w:sz="18" w:space="4" w:color="7F7F7F"/>
         </w:pBdr>
@@ -13239,17 +13544,7 @@
           <w:sz w:val="20"/>
           <w:u w:val="none"/>
         </w:rPr>
-        <w:t>▸ Ссылка «статьи 7.1 настоящего Закона» → ст. 7.1 — Закон «О Национальной Гвардии штата San-Andreas» (158.txt), новая статья, в редакции настоящего законопроекта (ACT. 003)</w:t>
-      </w:r>
-      <w:r>
-        <w:rPr>
-          <w:b w:val="0"/>
-          <w:i/>
-          <w:color w:val="404040"/>
-          <w:sz w:val="20"/>
-          <w:u w:val="none"/>
-        </w:rPr>
-        <w:t xml:space="preserve"> — полный текст приведён выше (справка к ст. 2 закон о SANG).</w:t>
+        <w:t>▸ Обозначения и термины в этом абзаце:</w:t>
       </w:r>
     </w:p>
     <w:p>
@@ -13257,6 +13552,158 @@
         <w:spacing w:after="0" w:before="0"/>
         <w:ind w:left="567"/>
         <w:shd w:val="clear" w:color="auto" w:fill="EAF1FB"/>
+        <w:pBdr>
+          <w:left w:val="single" w:sz="18" w:space="4" w:color="7F7F7F"/>
+        </w:pBdr>
+      </w:pPr>
+      <w:r>
+        <w:rPr>
+          <w:b/>
+          <w:i w:val="0"/>
+          <w:sz w:val="20"/>
+          <w:u w:val="none"/>
+        </w:rPr>
+        <w:t xml:space="preserve">• чрезвычайное / военное положение — </w:t>
+      </w:r>
+      <w:r>
+        <w:rPr>
+          <w:b w:val="0"/>
+          <w:i w:val="0"/>
+          <w:sz w:val="20"/>
+          <w:u w:val="none"/>
+        </w:rPr>
+        <w:t>режимы установлены законом «О чрезвычайном и военном положении» (163.txt), глава II п. 2.1 (ЧП) и глава III (ВП); вводятся ордерами SE и ML — закон «О системе ордеров» (172.txt), ст. 6 ч. 6–7</w:t>
+      </w:r>
+    </w:p>
+    <w:p>
+      <w:pPr>
+        <w:spacing w:after="0" w:before="0"/>
+        <w:ind w:left="567"/>
+        <w:shd w:val="clear" w:color="auto" w:fill="EAF1FB"/>
+        <w:pBdr>
+          <w:left w:val="single" w:sz="18" w:space="4" w:color="7F7F7F"/>
+        </w:pBdr>
+      </w:pPr>
+      <w:r>
+        <w:rPr>
+          <w:b/>
+          <w:i w:val="0"/>
+          <w:sz w:val="20"/>
+          <w:u w:val="none"/>
+        </w:rPr>
+        <w:t xml:space="preserve">• контртеррористическая операция — </w:t>
+      </w:r>
+      <w:r>
+        <w:rPr>
+          <w:b w:val="0"/>
+          <w:i w:val="0"/>
+          <w:sz w:val="20"/>
+          <w:u w:val="none"/>
+        </w:rPr>
+        <w:t>отдельного определения в базе нет; понятие используется в законе о FIB (156.txt), ст. 14 ч. 1 п. «д» (оцепление) и в законе о SANG (158.txt), ст. 7 ч. 3 п. «в» (оцепление), действующие редакции</w:t>
+      </w:r>
+      <w:r>
+        <w:rPr>
+          <w:b w:val="0"/>
+          <w:i w:val="0"/>
+          <w:sz w:val="20"/>
+          <w:u w:val="none"/>
+        </w:rPr>
+        <w:t>:</w:t>
+      </w:r>
+    </w:p>
+    <w:p>
+      <w:pPr>
+        <w:spacing w:after="0" w:before="0"/>
+        <w:ind w:left="850"/>
+        <w:shd w:val="clear" w:color="auto" w:fill="EAF1FB"/>
+        <w:pBdr>
+          <w:left w:val="single" w:sz="18" w:space="4" w:color="7F7F7F"/>
+        </w:pBdr>
+      </w:pPr>
+      <w:r>
+        <w:rPr>
+          <w:b w:val="0"/>
+          <w:i/>
+          <w:sz w:val="20"/>
+          <w:u w:val="none"/>
+        </w:rPr>
+        <w:t>Статья 14. Оцепление участков местности, жилых помещений, строений и других объектов</w:t>
+      </w:r>
+    </w:p>
+    <w:p>
+      <w:pPr>
+        <w:spacing w:after="0" w:before="0"/>
+        <w:ind w:left="850"/>
+        <w:shd w:val="clear" w:color="auto" w:fill="EAF1FB"/>
+        <w:pBdr>
+          <w:left w:val="single" w:sz="18" w:space="4" w:color="7F7F7F"/>
+        </w:pBdr>
+      </w:pPr>
+      <w:r>
+        <w:rPr>
+          <w:b w:val="0"/>
+          <w:i/>
+          <w:sz w:val="20"/>
+          <w:u w:val="none"/>
+        </w:rPr>
+        <w:t>ч. 1 Федеральное Расследовательское Бюро имеет право проводить по решению Директора ФРБ оцепление определенных участков местности:</w:t>
+      </w:r>
+    </w:p>
+    <w:p>
+      <w:pPr>
+        <w:spacing w:after="0" w:before="0"/>
+        <w:ind w:left="850"/>
+        <w:shd w:val="clear" w:color="auto" w:fill="EAF1FB"/>
+        <w:pBdr>
+          <w:left w:val="single" w:sz="18" w:space="4" w:color="7F7F7F"/>
+        </w:pBdr>
+      </w:pPr>
+      <w:r>
+        <w:rPr>
+          <w:b w:val="0"/>
+          <w:i/>
+          <w:sz w:val="20"/>
+          <w:u w:val="none"/>
+        </w:rPr>
+        <w:t>д) при проведении контртеррористической операции, проверке сведений об обнаружении взрывчатых веществ или взрывных устройств либо ядовитых или радиоактивных веществ;</w:t>
+      </w:r>
+    </w:p>
+    <w:p>
+      <w:pPr>
+        <w:spacing w:after="40"/>
+      </w:pPr>
+      <w:r>
+        <w:rPr>
+          <w:b w:val="0"/>
+          <w:i w:val="0"/>
+          <w:u w:val="none"/>
+        </w:rPr>
+        <w:t xml:space="preserve">Примечание: Государственные служащие могут быть задержаны военнослужащими SANG только по основаниям </w:t>
+      </w:r>
+      <w:r>
+        <w:rPr>
+          <w:b w:val="0"/>
+          <w:i w:val="0"/>
+          <w:color w:val="1F3A93"/>
+          <w:u w:val="single"/>
+        </w:rPr>
+        <w:t>части 4 статьи 19 Процессуального кодекса штата San-Andreas</w:t>
+      </w:r>
+      <w:r>
+        <w:rPr>
+          <w:b w:val="0"/>
+          <w:i w:val="0"/>
+          <w:u w:val="none"/>
+        </w:rPr>
+        <w:t>.</w:t>
+      </w:r>
+    </w:p>
+    <w:p>
+      <w:pPr>
+        <w:spacing w:after="0" w:before="0"/>
+        <w:ind w:left="567"/>
+        <w:shd w:val="clear" w:color="auto" w:fill="F2F2F2"/>
         <w:pBdr>
           <w:left w:val="single" w:sz="18" w:space="4" w:color="7F7F7F"/>
         </w:pBdr>
@@ -13269,320 +13716,8 @@
           <w:sz w:val="20"/>
           <w:u w:val="none"/>
         </w:rPr>
-        <w:t>▸ Обозначения и термины в этом абзаце:</w:t>
-      </w:r>
-    </w:p>
-    <w:p>
-      <w:pPr>
-        <w:spacing w:after="0" w:before="0"/>
-        <w:ind w:left="567"/>
-        <w:shd w:val="clear" w:color="auto" w:fill="EAF1FB"/>
-        <w:pBdr>
-          <w:left w:val="single" w:sz="18" w:space="4" w:color="7F7F7F"/>
-        </w:pBdr>
-      </w:pPr>
-      <w:r>
-        <w:rPr>
-          <w:b/>
-          <w:i w:val="0"/>
-          <w:sz w:val="20"/>
-          <w:u w:val="none"/>
-        </w:rPr>
-        <w:t xml:space="preserve">• чрезвычайное / военное положение — </w:t>
-      </w:r>
-      <w:r>
-        <w:rPr>
-          <w:b w:val="0"/>
-          <w:i w:val="0"/>
-          <w:sz w:val="20"/>
-          <w:u w:val="none"/>
-        </w:rPr>
-        <w:t>режимы установлены законом «О чрезвычайном и военном положении» (163.txt), глава II п. 2.1 (ЧП) и глава III (ВП); вводятся ордерами SE и ML — закон «О системе ордеров» (172.txt), ст. 6 ч. 6–7</w:t>
-      </w:r>
-    </w:p>
-    <w:p>
-      <w:pPr>
-        <w:spacing w:after="0" w:before="0"/>
-        <w:ind w:left="567"/>
-        <w:shd w:val="clear" w:color="auto" w:fill="EAF1FB"/>
-        <w:pBdr>
-          <w:left w:val="single" w:sz="18" w:space="4" w:color="7F7F7F"/>
-        </w:pBdr>
-      </w:pPr>
-      <w:r>
-        <w:rPr>
-          <w:b/>
-          <w:i w:val="0"/>
-          <w:sz w:val="20"/>
-          <w:u w:val="none"/>
-        </w:rPr>
-        <w:t xml:space="preserve">• контртеррористическая операция — </w:t>
-      </w:r>
-      <w:r>
-        <w:rPr>
-          <w:b w:val="0"/>
-          <w:i w:val="0"/>
-          <w:sz w:val="20"/>
-          <w:u w:val="none"/>
-        </w:rPr>
-        <w:t>отдельного определения в базе нет; понятие используется в законе о FIB (156.txt), ст. 14 ч. 1 п. «д» (оцепление) и в законе о SANG (158.txt), ст. 7 ч. 3 п. «в» (оцепление), действующие редакции</w:t>
-      </w:r>
-      <w:r>
-        <w:rPr>
-          <w:b w:val="0"/>
-          <w:i w:val="0"/>
-          <w:sz w:val="20"/>
-          <w:u w:val="none"/>
-        </w:rPr>
-        <w:t>:</w:t>
-      </w:r>
-    </w:p>
-    <w:p>
-      <w:pPr>
-        <w:spacing w:after="0" w:before="0"/>
-        <w:ind w:left="850"/>
-        <w:shd w:val="clear" w:color="auto" w:fill="EAF1FB"/>
-        <w:pBdr>
-          <w:left w:val="single" w:sz="18" w:space="4" w:color="7F7F7F"/>
-        </w:pBdr>
-      </w:pPr>
-      <w:r>
-        <w:rPr>
-          <w:b w:val="0"/>
-          <w:i/>
-          <w:sz w:val="20"/>
-          <w:u w:val="none"/>
-        </w:rPr>
-        <w:t>Статья 14. Оцепление участков местности, жилых помещений, строений и других объектов</w:t>
-      </w:r>
-    </w:p>
-    <w:p>
-      <w:pPr>
-        <w:spacing w:after="0" w:before="0"/>
-        <w:ind w:left="850"/>
-        <w:shd w:val="clear" w:color="auto" w:fill="EAF1FB"/>
-        <w:pBdr>
-          <w:left w:val="single" w:sz="18" w:space="4" w:color="7F7F7F"/>
-        </w:pBdr>
-      </w:pPr>
-      <w:r>
-        <w:rPr>
-          <w:b w:val="0"/>
-          <w:i/>
-          <w:sz w:val="20"/>
-          <w:u w:val="none"/>
-        </w:rPr>
-        <w:t>ч. 1 Федеральное Расследовательское Бюро имеет право проводить по решению Директора ФРБ оцепление определенных участков местности:</w:t>
-      </w:r>
-    </w:p>
-    <w:p>
-      <w:pPr>
-        <w:spacing w:after="0" w:before="0"/>
-        <w:ind w:left="850"/>
-        <w:shd w:val="clear" w:color="auto" w:fill="EAF1FB"/>
-        <w:pBdr>
-          <w:left w:val="single" w:sz="18" w:space="4" w:color="7F7F7F"/>
-        </w:pBdr>
-      </w:pPr>
-      <w:r>
-        <w:rPr>
-          <w:b w:val="0"/>
-          <w:i/>
-          <w:sz w:val="20"/>
-          <w:u w:val="none"/>
-        </w:rPr>
-        <w:t>д) при проведении контртеррористической операции, проверке сведений об обнаружении взрывчатых веществ или взрывных устройств либо ядовитых или радиоактивных веществ;</w:t>
-      </w:r>
-    </w:p>
-    <w:p>
-      <w:pPr>
-        <w:spacing w:after="0" w:before="0"/>
-        <w:ind w:left="567"/>
-        <w:shd w:val="clear" w:color="auto" w:fill="EAF1FB"/>
-        <w:pBdr>
-          <w:left w:val="single" w:sz="18" w:space="4" w:color="7F7F7F"/>
-        </w:pBdr>
-      </w:pPr>
-      <w:r>
-        <w:rPr>
-          <w:b/>
-          <w:i w:val="0"/>
-          <w:sz w:val="20"/>
-          <w:u w:val="none"/>
-        </w:rPr>
-        <w:t xml:space="preserve">• пропускной режим — </w:t>
-      </w:r>
-      <w:r>
-        <w:rPr>
-          <w:b w:val="0"/>
-          <w:i w:val="0"/>
-          <w:sz w:val="20"/>
-          <w:u w:val="none"/>
-        </w:rPr>
-        <w:t>контрольно-пропускной режим на территории авианосца и Форта-Занкудо — закон «О Национальной Гвардии штата San-Andreas» (158.txt), ст. 2 ч. 5 и ч. 6</w:t>
-      </w:r>
-      <w:r>
-        <w:rPr>
-          <w:b w:val="0"/>
-          <w:i w:val="0"/>
-          <w:sz w:val="20"/>
-          <w:u w:val="none"/>
-        </w:rPr>
-        <w:t xml:space="preserve"> (текст — в редакции настоящего законопроекта):</w:t>
-      </w:r>
-    </w:p>
-    <w:p>
-      <w:pPr>
-        <w:spacing w:after="0" w:before="0"/>
-        <w:ind w:left="850"/>
-        <w:shd w:val="clear" w:color="auto" w:fill="EAF1FB"/>
-        <w:pBdr>
-          <w:left w:val="single" w:sz="18" w:space="4" w:color="7F7F7F"/>
-        </w:pBdr>
-      </w:pPr>
-      <w:r>
-        <w:rPr>
-          <w:b w:val="0"/>
-          <w:i/>
-          <w:sz w:val="20"/>
-          <w:u w:val="none"/>
-        </w:rPr>
-        <w:t>Статья 2. Дислокация сотрудников SANG и территориальная юрисдикция.</w:t>
-      </w:r>
-    </w:p>
-    <w:p>
-      <w:pPr>
-        <w:spacing w:after="0" w:before="0"/>
-        <w:ind w:left="850"/>
-        <w:shd w:val="clear" w:color="auto" w:fill="EAF1FB"/>
-        <w:pBdr>
-          <w:left w:val="single" w:sz="18" w:space="4" w:color="7F7F7F"/>
-        </w:pBdr>
-      </w:pPr>
-      <w:r>
-        <w:rPr>
-          <w:b w:val="0"/>
-          <w:i/>
-          <w:sz w:val="20"/>
-          <w:u w:val="none"/>
-        </w:rPr>
-        <w:t>ч. 5 Территория Авианосца и близлежащая акватория являются местом государственной охраны на которой действует контрольно-пропускной режим.</w:t>
-      </w:r>
-    </w:p>
-    <w:p>
-      <w:pPr>
-        <w:spacing w:after="0" w:before="0"/>
-        <w:ind w:left="567"/>
-        <w:shd w:val="clear" w:color="auto" w:fill="EAF1FB"/>
-        <w:pBdr>
-          <w:left w:val="single" w:sz="18" w:space="4" w:color="7F7F7F"/>
-        </w:pBdr>
-      </w:pPr>
-      <w:r>
-        <w:rPr>
-          <w:b/>
-          <w:i w:val="0"/>
-          <w:sz w:val="20"/>
-          <w:u w:val="none"/>
-        </w:rPr>
-        <w:t xml:space="preserve">• воинские преступления — </w:t>
-      </w:r>
-      <w:r>
-        <w:rPr>
-          <w:b w:val="0"/>
-          <w:i w:val="0"/>
-          <w:sz w:val="20"/>
-          <w:u w:val="none"/>
-        </w:rPr>
-        <w:t>ВНИМАНИЕ: в УК (144.txt) отдельной главы о воинских преступлениях нет; термин опирается на функции MP по контролю военнослужащих — закон «О Национальной Гвардии штата San-Andreas» (158.txt), ст. 23 п. «д» и ст. 2 ч. 1 п. «ж» (поиск дезертиров)</w:t>
-      </w:r>
-      <w:r>
-        <w:rPr>
-          <w:b w:val="0"/>
-          <w:i w:val="0"/>
-          <w:sz w:val="20"/>
-          <w:u w:val="none"/>
-        </w:rPr>
-        <w:t>:</w:t>
-      </w:r>
-    </w:p>
-    <w:p>
-      <w:pPr>
-        <w:spacing w:after="0" w:before="0"/>
-        <w:ind w:left="850"/>
-        <w:shd w:val="clear" w:color="auto" w:fill="EAF1FB"/>
-        <w:pBdr>
-          <w:left w:val="single" w:sz="18" w:space="4" w:color="7F7F7F"/>
-        </w:pBdr>
-      </w:pPr>
-      <w:r>
-        <w:rPr>
-          <w:b w:val="0"/>
-          <w:i/>
-          <w:sz w:val="20"/>
-          <w:u w:val="none"/>
-        </w:rPr>
-        <w:t>Статья 23. Подразделения и спецподразделения SANG.</w:t>
-      </w:r>
-    </w:p>
-    <w:p>
-      <w:pPr>
-        <w:spacing w:after="0" w:before="0"/>
-        <w:ind w:left="850"/>
-        <w:shd w:val="clear" w:color="auto" w:fill="EAF1FB"/>
-        <w:pBdr>
-          <w:left w:val="single" w:sz="18" w:space="4" w:color="7F7F7F"/>
-        </w:pBdr>
-      </w:pPr>
-      <w:r>
-        <w:rPr>
-          <w:b w:val="0"/>
-          <w:i/>
-          <w:sz w:val="20"/>
-          <w:u w:val="none"/>
-        </w:rPr>
-        <w:t>д) Military Police (MP) − спецподразделение, ведущее деятельность по контролю сотрудников NG, выполняющее функции административного контроля, проводящее проверки сотрудников на знание устава SANG, следит за соблюдением положений уставов SANG и иных нормативно-правовых актов на территории Форта-Занкудо; занимается поиском дезертиров.</w:t>
-      </w:r>
-    </w:p>
-    <w:p>
-      <w:pPr>
-        <w:spacing w:after="40"/>
-      </w:pPr>
-      <w:r>
-        <w:rPr>
-          <w:b w:val="0"/>
-          <w:i w:val="0"/>
-          <w:u w:val="none"/>
-        </w:rPr>
-        <w:t xml:space="preserve">Примечание: Государственные служащие могут быть задержаны военнослужащими SANG только по основаниям </w:t>
-      </w:r>
-      <w:r>
-        <w:rPr>
-          <w:b w:val="0"/>
-          <w:i w:val="0"/>
-          <w:color w:val="1F3A93"/>
-          <w:u w:val="single"/>
-        </w:rPr>
-        <w:t>части 4 статьи 19 Процессуального кодекса штата San-Andreas</w:t>
-      </w:r>
-      <w:r>
-        <w:rPr>
-          <w:b w:val="0"/>
-          <w:i w:val="0"/>
-          <w:u w:val="none"/>
-        </w:rPr>
-        <w:t>.</w:t>
-      </w:r>
-    </w:p>
-    <w:p>
-      <w:pPr>
-        <w:spacing w:after="0" w:before="0"/>
-        <w:ind w:left="567"/>
-        <w:shd w:val="clear" w:color="auto" w:fill="F2F2F2"/>
-        <w:pBdr>
-          <w:left w:val="single" w:sz="18" w:space="4" w:color="7F7F7F"/>
-        </w:pBdr>
-      </w:pPr>
+        <w:t>▸ Ссылка «части 4 статьи 19 Процессуального кодекса штата San-Andreas» → ч. 4 ст. 19 — Процессуальный кодекс штата San-Andreas (145.txt), в редакции ACT. 001</w:t>
+      </w:r>
       <w:r>
         <w:rPr>
           <w:b/>
@@ -13591,8 +13726,226 @@
           <w:sz w:val="20"/>
           <w:u w:val="none"/>
         </w:rPr>
-        <w:t>▸ Ссылка «части 4 статьи 19 Процессуального кодекса штата San-Andreas» → ч. 4 ст. 19 — Процессуальный кодекс штата San-Andreas (145.txt), в редакции ACT. 001</w:t>
-      </w:r>
+        <w:t>:</w:t>
+      </w:r>
+    </w:p>
+    <w:p>
+      <w:pPr>
+        <w:spacing w:after="0" w:before="0"/>
+        <w:ind w:left="567"/>
+        <w:shd w:val="clear" w:color="auto" w:fill="F2F2F2"/>
+        <w:pBdr>
+          <w:left w:val="single" w:sz="18" w:space="4" w:color="7F7F7F"/>
+        </w:pBdr>
+      </w:pPr>
+      <w:r>
+        <w:rPr>
+          <w:b w:val="0"/>
+          <w:i w:val="0"/>
+          <w:sz w:val="20"/>
+          <w:u w:val="none"/>
+        </w:rPr>
+        <w:t>Статья 19. Уведомление о задержании</w:t>
+      </w:r>
+    </w:p>
+    <w:p>
+      <w:pPr>
+        <w:spacing w:after="0" w:before="0"/>
+        <w:ind w:left="567"/>
+        <w:shd w:val="clear" w:color="auto" w:fill="F2F2F2"/>
+        <w:pBdr>
+          <w:left w:val="single" w:sz="18" w:space="4" w:color="7F7F7F"/>
+        </w:pBdr>
+      </w:pPr>
+      <w:r>
+        <w:rPr>
+          <w:b w:val="0"/>
+          <w:i w:val="0"/>
+          <w:sz w:val="20"/>
+          <w:u w:val="none"/>
+        </w:rPr>
+        <w:t>ч. 4. Задержание государственного служащего (в том числе сотрудника правоохранительного органа, военнослужащего SANG, сотрудника EMS, сотрудника WN, служащего ОГП) при исполнении им служебных обязанностей, адвоката при осуществлении им адвокатской деятельности, а также члена Сената в течение срока его полномочий, равно как их привод, личный обыск и обыск используемого ими транспорта, допускаются только в следующих случаях:</w:t>
+      </w:r>
+    </w:p>
+    <w:p>
+      <w:pPr>
+        <w:spacing w:after="0" w:before="0"/>
+        <w:ind w:left="567"/>
+        <w:shd w:val="clear" w:color="auto" w:fill="F2F2F2"/>
+        <w:pBdr>
+          <w:left w:val="single" w:sz="18" w:space="4" w:color="7F7F7F"/>
+        </w:pBdr>
+      </w:pPr>
+      <w:r>
+        <w:rPr>
+          <w:b w:val="0"/>
+          <w:i w:val="0"/>
+          <w:sz w:val="20"/>
+          <w:u w:val="none"/>
+        </w:rPr>
+        <w:t>а) при наличии ордера или судебного акта;</w:t>
+      </w:r>
+    </w:p>
+    <w:p>
+      <w:pPr>
+        <w:spacing w:after="0" w:before="0"/>
+        <w:ind w:left="567"/>
+        <w:shd w:val="clear" w:color="auto" w:fill="F2F2F2"/>
+        <w:pBdr>
+          <w:left w:val="single" w:sz="18" w:space="4" w:color="7F7F7F"/>
+        </w:pBdr>
+      </w:pPr>
+      <w:r>
+        <w:rPr>
+          <w:b w:val="0"/>
+          <w:i w:val="0"/>
+          <w:sz w:val="20"/>
+          <w:u w:val="none"/>
+        </w:rPr>
+        <w:t>б) когда лицо застигнуто при совершении преступления или непосредственно после его совершения;</w:t>
+      </w:r>
+    </w:p>
+    <w:p>
+      <w:pPr>
+        <w:spacing w:after="0" w:before="0"/>
+        <w:ind w:left="567"/>
+        <w:shd w:val="clear" w:color="auto" w:fill="F2F2F2"/>
+        <w:pBdr>
+          <w:left w:val="single" w:sz="18" w:space="4" w:color="7F7F7F"/>
+        </w:pBdr>
+      </w:pPr>
+      <w:r>
+        <w:rPr>
+          <w:b w:val="0"/>
+          <w:i w:val="0"/>
+          <w:sz w:val="20"/>
+          <w:u w:val="none"/>
+        </w:rPr>
+        <w:t>в) когда действия лица создают непосредственную угрозу жизни или здоровью окружающих;</w:t>
+      </w:r>
+    </w:p>
+    <w:p>
+      <w:pPr>
+        <w:spacing w:after="0" w:before="0"/>
+        <w:ind w:left="567"/>
+        <w:shd w:val="clear" w:color="auto" w:fill="F2F2F2"/>
+        <w:pBdr>
+          <w:left w:val="single" w:sz="18" w:space="4" w:color="7F7F7F"/>
+        </w:pBdr>
+      </w:pPr>
+      <w:r>
+        <w:rPr>
+          <w:b w:val="0"/>
+          <w:i w:val="0"/>
+          <w:sz w:val="20"/>
+          <w:u w:val="none"/>
+        </w:rPr>
+        <w:t>г) по требованию лиц, указанных в пунктах «д» и «е» части 2 статьи 16 настоящего Кодекса.</w:t>
+      </w:r>
+    </w:p>
+    <w:p>
+      <w:pPr>
+        <w:spacing w:after="0" w:before="0"/>
+        <w:ind w:left="567"/>
+        <w:shd w:val="clear" w:color="auto" w:fill="F2F2F2"/>
+        <w:pBdr>
+          <w:left w:val="single" w:sz="18" w:space="4" w:color="7F7F7F"/>
+        </w:pBdr>
+      </w:pPr>
+      <w:r>
+        <w:rPr>
+          <w:b w:val="0"/>
+          <w:i w:val="0"/>
+          <w:sz w:val="20"/>
+          <w:u w:val="none"/>
+        </w:rPr>
+        <w:t>В остальных случаях сведения о правонарушении передаются в ОГП и руководству указанного лица без его задержания. Гарантии правовой защиты, установленные законами о деятельности отдельных государственных органов, о Сенате и об адвокатуре, применяются в части, не противоречащей настоящей части.</w:t>
+      </w:r>
+    </w:p>
+    <w:p>
+      <w:pPr>
+        <w:spacing w:after="0" w:before="0"/>
+        <w:ind w:left="567"/>
+        <w:shd w:val="clear" w:color="auto" w:fill="F2F2F2"/>
+        <w:pBdr>
+          <w:left w:val="single" w:sz="18" w:space="4" w:color="7F7F7F"/>
+        </w:pBdr>
+      </w:pPr>
+      <w:r>
+        <w:rPr>
+          <w:b w:val="0"/>
+          <w:i w:val="0"/>
+          <w:sz w:val="20"/>
+          <w:u w:val="none"/>
+        </w:rPr>
+        <w:t>Примечание: При задержании государственного служащего, адвоката или члена Сената на основании ордера или вступившего в законную силу судебного акта вызов сотрудника ОГП не требуется, если прямое указание на участие прокурора не содержится в самом ордере или судебном акте; в этом случае вызывается исключительно руководство указанного лица для прекращения трудовых отношений (лишения статуса).</w:t>
+      </w:r>
+    </w:p>
+    <w:p>
+      <w:pPr>
+        <w:spacing w:after="40"/>
+      </w:pPr>
+      <w:r>
+        <w:rPr>
+          <w:b w:val="0"/>
+          <w:i w:val="0"/>
+          <w:u w:val="none"/>
+        </w:rPr>
+        <w:t>ч. 2 Лицо, подвергнутое задержанию, в сопровождении военнослужащих и с соблюдением условий, исключающих угрозу их жизни и здоровью, подлежит доставлению в ближайший орган правоохранительной службы.</w:t>
+      </w:r>
+    </w:p>
+    <w:p>
+      <w:pPr>
+        <w:spacing w:after="40"/>
+      </w:pPr>
+      <w:r>
+        <w:rPr>
+          <w:b w:val="0"/>
+          <w:i w:val="0"/>
+          <w:u w:val="none"/>
+        </w:rPr>
+        <w:t>ч. 3 В каждом случае задержания военнослужащий SANG обязан разъяснить задержанному лицу основания задержания и предъявить личный опознавательный знак (удостоверение, нашивка).</w:t>
+      </w:r>
+    </w:p>
+    <w:p>
+      <w:pPr>
+        <w:spacing w:after="40"/>
+      </w:pPr>
+      <w:r>
+        <w:rPr>
+          <w:b w:val="0"/>
+          <w:i w:val="0"/>
+          <w:u w:val="none"/>
+        </w:rPr>
+        <w:t xml:space="preserve">ч. 4 Военнослужащие SANG на месте задержания проводят первичный (личный) обыск задержанного в целях обнаружения оружия, боеприпасов, спецсредств и предметов, представляющих непосредственную опасность, без права их изъятия. Процессуальное изъятие оружия и запрещённых предметов, а также вторичный обыск осуществляются сотрудниками LSPD, LSCSD или FIB, принявшими задержанного, на стадии ареста в порядке </w:t>
+      </w:r>
+      <w:r>
+        <w:rPr>
+          <w:b w:val="0"/>
+          <w:i w:val="0"/>
+          <w:color w:val="1F3A93"/>
+          <w:u w:val="single"/>
+        </w:rPr>
+        <w:t>статей 17, 25 и 27 Процессуального кодекса штата San-Andreas</w:t>
+      </w:r>
+      <w:r>
+        <w:rPr>
+          <w:b w:val="0"/>
+          <w:i w:val="0"/>
+          <w:u w:val="none"/>
+        </w:rPr>
+        <w:t>. Военнослужащие SANG процессуальное изъятие оружия и предметов не производят.</w:t>
+      </w:r>
+    </w:p>
+    <w:p>
+      <w:pPr>
+        <w:spacing w:after="0" w:before="0"/>
+        <w:ind w:left="567"/>
+        <w:shd w:val="clear" w:color="auto" w:fill="F2F2F2"/>
+        <w:pBdr>
+          <w:left w:val="single" w:sz="18" w:space="4" w:color="7F7F7F"/>
+        </w:pBdr>
+      </w:pPr>
       <w:r>
         <w:rPr>
           <w:b/>
@@ -13601,220 +13954,8 @@
           <w:sz w:val="20"/>
           <w:u w:val="none"/>
         </w:rPr>
-        <w:t>:</w:t>
-      </w:r>
-    </w:p>
-    <w:p>
-      <w:pPr>
-        <w:spacing w:after="0" w:before="0"/>
-        <w:ind w:left="567"/>
-        <w:shd w:val="clear" w:color="auto" w:fill="F2F2F2"/>
-        <w:pBdr>
-          <w:left w:val="single" w:sz="18" w:space="4" w:color="7F7F7F"/>
-        </w:pBdr>
-      </w:pPr>
-      <w:r>
-        <w:rPr>
-          <w:b w:val="0"/>
-          <w:i w:val="0"/>
-          <w:sz w:val="20"/>
-          <w:u w:val="none"/>
-        </w:rPr>
-        <w:t>Статья 19. Уведомление о задержании</w:t>
-      </w:r>
-    </w:p>
-    <w:p>
-      <w:pPr>
-        <w:spacing w:after="0" w:before="0"/>
-        <w:ind w:left="567"/>
-        <w:shd w:val="clear" w:color="auto" w:fill="F2F2F2"/>
-        <w:pBdr>
-          <w:left w:val="single" w:sz="18" w:space="4" w:color="7F7F7F"/>
-        </w:pBdr>
-      </w:pPr>
-      <w:r>
-        <w:rPr>
-          <w:b w:val="0"/>
-          <w:i w:val="0"/>
-          <w:sz w:val="20"/>
-          <w:u w:val="none"/>
-        </w:rPr>
-        <w:t>ч. 4. Задержание государственного служащего (в том числе сотрудника правоохранительного органа, военнослужащего SANG, сотрудника EMS, сотрудника WN, служащего ОГП) при исполнении им служебных обязанностей, адвоката при осуществлении им адвокатской деятельности, а также члена Сената в течение срока его полномочий, равно как их привод, личный обыск и обыск используемого ими транспорта, допускаются только в следующих случаях:</w:t>
-      </w:r>
-    </w:p>
-    <w:p>
-      <w:pPr>
-        <w:spacing w:after="0" w:before="0"/>
-        <w:ind w:left="567"/>
-        <w:shd w:val="clear" w:color="auto" w:fill="F2F2F2"/>
-        <w:pBdr>
-          <w:left w:val="single" w:sz="18" w:space="4" w:color="7F7F7F"/>
-        </w:pBdr>
-      </w:pPr>
-      <w:r>
-        <w:rPr>
-          <w:b w:val="0"/>
-          <w:i w:val="0"/>
-          <w:sz w:val="20"/>
-          <w:u w:val="none"/>
-        </w:rPr>
-        <w:t>а) при наличии ордера или судебного акта;</w:t>
-      </w:r>
-    </w:p>
-    <w:p>
-      <w:pPr>
-        <w:spacing w:after="0" w:before="0"/>
-        <w:ind w:left="567"/>
-        <w:shd w:val="clear" w:color="auto" w:fill="F2F2F2"/>
-        <w:pBdr>
-          <w:left w:val="single" w:sz="18" w:space="4" w:color="7F7F7F"/>
-        </w:pBdr>
-      </w:pPr>
-      <w:r>
-        <w:rPr>
-          <w:b w:val="0"/>
-          <w:i w:val="0"/>
-          <w:sz w:val="20"/>
-          <w:u w:val="none"/>
-        </w:rPr>
-        <w:t>б) когда лицо застигнуто при совершении преступления или непосредственно после его совершения;</w:t>
-      </w:r>
-    </w:p>
-    <w:p>
-      <w:pPr>
-        <w:spacing w:after="0" w:before="0"/>
-        <w:ind w:left="567"/>
-        <w:shd w:val="clear" w:color="auto" w:fill="F2F2F2"/>
-        <w:pBdr>
-          <w:left w:val="single" w:sz="18" w:space="4" w:color="7F7F7F"/>
-        </w:pBdr>
-      </w:pPr>
-      <w:r>
-        <w:rPr>
-          <w:b w:val="0"/>
-          <w:i w:val="0"/>
-          <w:sz w:val="20"/>
-          <w:u w:val="none"/>
-        </w:rPr>
-        <w:t>в) когда действия лица создают непосредственную угрозу жизни или здоровью окружающих;</w:t>
-      </w:r>
-    </w:p>
-    <w:p>
-      <w:pPr>
-        <w:spacing w:after="0" w:before="0"/>
-        <w:ind w:left="567"/>
-        <w:shd w:val="clear" w:color="auto" w:fill="F2F2F2"/>
-        <w:pBdr>
-          <w:left w:val="single" w:sz="18" w:space="4" w:color="7F7F7F"/>
-        </w:pBdr>
-      </w:pPr>
-      <w:r>
-        <w:rPr>
-          <w:b w:val="0"/>
-          <w:i w:val="0"/>
-          <w:sz w:val="20"/>
-          <w:u w:val="none"/>
-        </w:rPr>
-        <w:t>г) по требованию лиц, указанных в пунктах «д» и «е» части 2 статьи 16 настоящего Кодекса.</w:t>
-      </w:r>
-    </w:p>
-    <w:p>
-      <w:pPr>
-        <w:spacing w:after="0" w:before="0"/>
-        <w:ind w:left="567"/>
-        <w:shd w:val="clear" w:color="auto" w:fill="F2F2F2"/>
-        <w:pBdr>
-          <w:left w:val="single" w:sz="18" w:space="4" w:color="7F7F7F"/>
-        </w:pBdr>
-      </w:pPr>
-      <w:r>
-        <w:rPr>
-          <w:b w:val="0"/>
-          <w:i w:val="0"/>
-          <w:sz w:val="20"/>
-          <w:u w:val="none"/>
-        </w:rPr>
-        <w:t>В остальных случаях сведения о правонарушении передаются в ОГП и руководству указанного лица без его задержания. Гарантии правовой защиты, установленные законами о деятельности отдельных государственных органов, о Сенате и об адвокатуре, применяются в части, не противоречащей настоящей части.</w:t>
-      </w:r>
-    </w:p>
-    <w:p>
-      <w:pPr>
-        <w:spacing w:after="40"/>
-      </w:pPr>
-      <w:r>
-        <w:rPr>
-          <w:b w:val="0"/>
-          <w:i w:val="0"/>
-          <w:u w:val="none"/>
-        </w:rPr>
-        <w:t>ч. 2 Лицо, подвергнутое задержанию, в сопровождении военнослужащих и с соблюдением условий, исключающих угрозу их жизни и здоровью, подлежит доставлению в ближайший орган правоохранительной службы.</w:t>
-      </w:r>
-    </w:p>
-    <w:p>
-      <w:pPr>
-        <w:spacing w:after="40"/>
-      </w:pPr>
-      <w:r>
-        <w:rPr>
-          <w:b w:val="0"/>
-          <w:i w:val="0"/>
-          <w:u w:val="none"/>
-        </w:rPr>
-        <w:t>ч. 3 В каждом случае задержания военнослужащий SANG обязан разъяснить задержанному лицу основания задержания и предъявить личный опознавательный знак (удостоверение, нашивка).</w:t>
-      </w:r>
-    </w:p>
-    <w:p>
-      <w:pPr>
-        <w:spacing w:after="40"/>
-      </w:pPr>
-      <w:r>
-        <w:rPr>
-          <w:b w:val="0"/>
-          <w:i w:val="0"/>
-          <w:u w:val="none"/>
-        </w:rPr>
-        <w:t>ч. 4 До передачи задержанного военнослужащие SANG вправе произвести только внешний осмотр задержанного на наличие оружия; личный обыск задержанного, обыск его вещей и транспортного средства, а также изъятие оружия и иных предметов производятся сотрудником, принявшим задержанного, в порядке, установленном Процессуальным кодексом штата San-Andreas. Военнослужащие SANG изъятие оружия и иных предметов не производят.</w:t>
-      </w:r>
-    </w:p>
-    <w:p>
-      <w:pPr>
-        <w:spacing w:after="40"/>
-      </w:pPr>
-      <w:r>
-        <w:rPr>
-          <w:b w:val="0"/>
-          <w:i w:val="0"/>
-          <w:u w:val="none"/>
-        </w:rPr>
-        <w:t xml:space="preserve">ч. 5 Военнослужащие SANG, производящие задержание, обязаны вести видеофиксацию правонарушения и задержания и хранить её 72 часа. После передачи задержанного военнослужащий вправе присутствовать при производстве процессуальных действий до их окончания в порядке </w:t>
-      </w:r>
-      <w:r>
-        <w:rPr>
-          <w:b w:val="0"/>
-          <w:i w:val="0"/>
-          <w:color w:val="1F3A93"/>
-          <w:u w:val="single"/>
-        </w:rPr>
-        <w:t>пункта «м» части 1 статьи 18 Процессуального кодекса штата San-Andreas</w:t>
-      </w:r>
-      <w:r>
-        <w:rPr>
-          <w:b w:val="0"/>
-          <w:i w:val="0"/>
-          <w:u w:val="none"/>
-        </w:rPr>
-        <w:t>.</w:t>
-      </w:r>
-    </w:p>
-    <w:p>
-      <w:pPr>
-        <w:spacing w:after="0" w:before="0"/>
-        <w:ind w:left="567"/>
-        <w:shd w:val="clear" w:color="auto" w:fill="F2F2F2"/>
-        <w:pBdr>
-          <w:left w:val="single" w:sz="18" w:space="4" w:color="7F7F7F"/>
-        </w:pBdr>
-      </w:pPr>
+        <w:t>▸ Ссылка «статей 17, 25 и 27 Процессуального кодекса штата San-Andreas» → ст. 17 — Процессуальный кодекс штата San-Andreas (145.txt), в редакции ACT. 001</w:t>
+      </w:r>
       <w:r>
         <w:rPr>
           <w:b/>
@@ -13823,8 +13964,812 @@
           <w:sz w:val="20"/>
           <w:u w:val="none"/>
         </w:rPr>
-        <w:t>▸ Ссылка «пункта «м» части 1 статьи 18 Процессуального кодекса штата San-Andreas» → п. «м» ч. 1 ст. 18 — Процессуальный кодекс штата San-Andreas (145.txt), в редакции ACT. 001</w:t>
-      </w:r>
+        <w:t>:</w:t>
+      </w:r>
+    </w:p>
+    <w:p>
+      <w:pPr>
+        <w:spacing w:after="0" w:before="0"/>
+        <w:ind w:left="567"/>
+        <w:shd w:val="clear" w:color="auto" w:fill="F2F2F2"/>
+        <w:pBdr>
+          <w:left w:val="single" w:sz="18" w:space="4" w:color="7F7F7F"/>
+        </w:pBdr>
+      </w:pPr>
+      <w:r>
+        <w:rPr>
+          <w:b w:val="0"/>
+          <w:i w:val="0"/>
+          <w:sz w:val="20"/>
+          <w:u w:val="none"/>
+        </w:rPr>
+        <w:t>Статья 17. Порядок задержания правомочным лицом.</w:t>
+      </w:r>
+    </w:p>
+    <w:p>
+      <w:pPr>
+        <w:spacing w:after="0" w:before="0"/>
+        <w:ind w:left="567"/>
+        <w:shd w:val="clear" w:color="auto" w:fill="F2F2F2"/>
+        <w:pBdr>
+          <w:left w:val="single" w:sz="18" w:space="4" w:color="7F7F7F"/>
+        </w:pBdr>
+      </w:pPr>
+      <w:r>
+        <w:rPr>
+          <w:b w:val="0"/>
+          <w:i w:val="0"/>
+          <w:sz w:val="20"/>
+          <w:u w:val="none"/>
+        </w:rPr>
+        <w:t>ч. 1. Задержание лица при ведении следствия производится в следующей последовательности:</w:t>
+      </w:r>
+    </w:p>
+    <w:p>
+      <w:pPr>
+        <w:spacing w:after="0" w:before="0"/>
+        <w:ind w:left="567"/>
+        <w:shd w:val="clear" w:color="auto" w:fill="F2F2F2"/>
+        <w:pBdr>
+          <w:left w:val="single" w:sz="18" w:space="4" w:color="7F7F7F"/>
+        </w:pBdr>
+      </w:pPr>
+      <w:r>
+        <w:rPr>
+          <w:b w:val="0"/>
+          <w:i w:val="0"/>
+          <w:sz w:val="20"/>
+          <w:u w:val="none"/>
+        </w:rPr>
+        <w:t>а) Надеть наручники на подозреваемого;</w:t>
+      </w:r>
+    </w:p>
+    <w:p>
+      <w:pPr>
+        <w:spacing w:after="0" w:before="0"/>
+        <w:ind w:left="567"/>
+        <w:shd w:val="clear" w:color="auto" w:fill="F2F2F2"/>
+        <w:pBdr>
+          <w:left w:val="single" w:sz="18" w:space="4" w:color="7F7F7F"/>
+        </w:pBdr>
+      </w:pPr>
+      <w:r>
+        <w:rPr>
+          <w:b w:val="0"/>
+          <w:i w:val="0"/>
+          <w:sz w:val="20"/>
+          <w:u w:val="none"/>
+        </w:rPr>
+        <w:t>б) Предъявить свой документ удостоверяющий служебное положение, нашивку, жетон, служебный бейджик или иной идентификационный знак, подтверждающий принадлежность к органам государственной власти;</w:t>
+      </w:r>
+    </w:p>
+    <w:p>
+      <w:pPr>
+        <w:spacing w:after="0" w:before="0"/>
+        <w:ind w:left="567"/>
+        <w:shd w:val="clear" w:color="auto" w:fill="F2F2F2"/>
+        <w:pBdr>
+          <w:left w:val="single" w:sz="18" w:space="4" w:color="7F7F7F"/>
+        </w:pBdr>
+      </w:pPr>
+      <w:r>
+        <w:rPr>
+          <w:b w:val="0"/>
+          <w:i w:val="0"/>
+          <w:sz w:val="20"/>
+          <w:u w:val="none"/>
+        </w:rPr>
+        <w:t>в) На усмотрение сотрудника, проводящего задержание, провести первичный обыск;</w:t>
+      </w:r>
+    </w:p>
+    <w:p>
+      <w:pPr>
+        <w:spacing w:after="0" w:before="0"/>
+        <w:ind w:left="567"/>
+        <w:shd w:val="clear" w:color="auto" w:fill="F2F2F2"/>
+        <w:pBdr>
+          <w:left w:val="single" w:sz="18" w:space="4" w:color="7F7F7F"/>
+        </w:pBdr>
+      </w:pPr>
+      <w:r>
+        <w:rPr>
+          <w:b w:val="0"/>
+          <w:i w:val="0"/>
+          <w:sz w:val="20"/>
+          <w:u w:val="none"/>
+        </w:rPr>
+        <w:t>г) Разъяснить квалификацию правонарушения, инкриминируемой задержанному и зачитать правило Миранды для ознакомления задержанного со своими правами согласно ч. 3 ст. 17, ст. 22 настоящего Кодекса;</w:t>
+      </w:r>
+    </w:p>
+    <w:p>
+      <w:pPr>
+        <w:spacing w:after="0" w:before="0"/>
+        <w:ind w:left="567"/>
+        <w:shd w:val="clear" w:color="auto" w:fill="F2F2F2"/>
+        <w:pBdr>
+          <w:left w:val="single" w:sz="18" w:space="4" w:color="7F7F7F"/>
+        </w:pBdr>
+      </w:pPr>
+      <w:r>
+        <w:rPr>
+          <w:b w:val="0"/>
+          <w:i w:val="0"/>
+          <w:sz w:val="20"/>
+          <w:u w:val="none"/>
+        </w:rPr>
+        <w:t>д) Провести идентификацию личности задержанного, проверку на предмет наличия его данных в базе федерального розыска и проверку на принадлежность задержанного к государственным органам;</w:t>
+      </w:r>
+    </w:p>
+    <w:p>
+      <w:pPr>
+        <w:spacing w:after="0" w:before="0"/>
+        <w:ind w:left="567"/>
+        <w:shd w:val="clear" w:color="auto" w:fill="F2F2F2"/>
+        <w:pBdr>
+          <w:left w:val="single" w:sz="18" w:space="4" w:color="7F7F7F"/>
+        </w:pBdr>
+      </w:pPr>
+      <w:r>
+        <w:rPr>
+          <w:b w:val="0"/>
+          <w:i w:val="0"/>
+          <w:sz w:val="20"/>
+          <w:u w:val="none"/>
+        </w:rPr>
+        <w:t>е) Доставить подозреваемого в участок LSPD, участок LSCSD, штаб-квартиру FIB или иное место следствия при необходимости (для проведения допроса, экспертизы и пр.);</w:t>
+      </w:r>
+    </w:p>
+    <w:p>
+      <w:pPr>
+        <w:spacing w:after="0" w:before="0"/>
+        <w:ind w:left="567"/>
+        <w:shd w:val="clear" w:color="auto" w:fill="F2F2F2"/>
+        <w:pBdr>
+          <w:left w:val="single" w:sz="18" w:space="4" w:color="7F7F7F"/>
+        </w:pBdr>
+      </w:pPr>
+      <w:r>
+        <w:rPr>
+          <w:b w:val="0"/>
+          <w:i w:val="0"/>
+          <w:sz w:val="20"/>
+          <w:u w:val="none"/>
+        </w:rPr>
+        <w:t>ж) Реализовать права задержанного. В случае, если задержанный является государственным служащим, сотрудником WN, уведомить уполномоченные органы о задержании согласно ст. 19 настоящего Кодекса; При необходимости посмотреть видеофиксацию задержанного, опровергающую законность выданного в автоматическом режиме боло-розыска, согласно обязанностям и нормам настоящего Кодекса;</w:t>
+      </w:r>
+    </w:p>
+    <w:p>
+      <w:pPr>
+        <w:spacing w:after="0" w:before="0"/>
+        <w:ind w:left="567"/>
+        <w:shd w:val="clear" w:color="auto" w:fill="F2F2F2"/>
+        <w:pBdr>
+          <w:left w:val="single" w:sz="18" w:space="4" w:color="7F7F7F"/>
+        </w:pBdr>
+      </w:pPr>
+      <w:r>
+        <w:rPr>
+          <w:b w:val="0"/>
+          <w:i w:val="0"/>
+          <w:sz w:val="20"/>
+          <w:u w:val="none"/>
+        </w:rPr>
+        <w:t>з) Произвести следственные действия (допрос, экспертиза и т.д.), если есть необходимость;</w:t>
+      </w:r>
+    </w:p>
+    <w:p>
+      <w:pPr>
+        <w:spacing w:after="0" w:before="0"/>
+        <w:ind w:left="567"/>
+        <w:shd w:val="clear" w:color="auto" w:fill="F2F2F2"/>
+        <w:pBdr>
+          <w:left w:val="single" w:sz="18" w:space="4" w:color="7F7F7F"/>
+        </w:pBdr>
+      </w:pPr>
+      <w:r>
+        <w:rPr>
+          <w:b w:val="0"/>
+          <w:i w:val="0"/>
+          <w:sz w:val="20"/>
+          <w:u w:val="none"/>
+        </w:rPr>
+        <w:t>и) Доставить задержанного в участок LSPD, участок LSCSD, штаб-квартиру FIB;</w:t>
+      </w:r>
+    </w:p>
+    <w:p>
+      <w:pPr>
+        <w:spacing w:after="0" w:before="0"/>
+        <w:ind w:left="567"/>
+        <w:shd w:val="clear" w:color="auto" w:fill="F2F2F2"/>
+        <w:pBdr>
+          <w:left w:val="single" w:sz="18" w:space="4" w:color="7F7F7F"/>
+        </w:pBdr>
+      </w:pPr>
+      <w:r>
+        <w:rPr>
+          <w:b w:val="0"/>
+          <w:i w:val="0"/>
+          <w:sz w:val="20"/>
+          <w:u w:val="none"/>
+        </w:rPr>
+      </w:r>
+    </w:p>
+    <w:p>
+      <w:pPr>
+        <w:spacing w:after="0" w:before="0"/>
+        <w:ind w:left="567"/>
+        <w:shd w:val="clear" w:color="auto" w:fill="F2F2F2"/>
+        <w:pBdr>
+          <w:left w:val="single" w:sz="18" w:space="4" w:color="7F7F7F"/>
+        </w:pBdr>
+      </w:pPr>
+      <w:r>
+        <w:rPr>
+          <w:b w:val="0"/>
+          <w:i w:val="0"/>
+          <w:sz w:val="20"/>
+          <w:u w:val="none"/>
+        </w:rPr>
+        <w:t>ч. 2. Задержание лица на основании ордеров производится в следующей последовательности:</w:t>
+      </w:r>
+    </w:p>
+    <w:p>
+      <w:pPr>
+        <w:spacing w:after="0" w:before="0"/>
+        <w:ind w:left="567"/>
+        <w:shd w:val="clear" w:color="auto" w:fill="F2F2F2"/>
+        <w:pBdr>
+          <w:left w:val="single" w:sz="18" w:space="4" w:color="7F7F7F"/>
+        </w:pBdr>
+      </w:pPr>
+      <w:r>
+        <w:rPr>
+          <w:b w:val="0"/>
+          <w:i w:val="0"/>
+          <w:sz w:val="20"/>
+          <w:u w:val="none"/>
+        </w:rPr>
+        <w:t>а) Надеть наручники на подозреваемого;</w:t>
+      </w:r>
+    </w:p>
+    <w:p>
+      <w:pPr>
+        <w:spacing w:after="0" w:before="0"/>
+        <w:ind w:left="567"/>
+        <w:shd w:val="clear" w:color="auto" w:fill="F2F2F2"/>
+        <w:pBdr>
+          <w:left w:val="single" w:sz="18" w:space="4" w:color="7F7F7F"/>
+        </w:pBdr>
+      </w:pPr>
+      <w:r>
+        <w:rPr>
+          <w:b w:val="0"/>
+          <w:i w:val="0"/>
+          <w:sz w:val="20"/>
+          <w:u w:val="none"/>
+        </w:rPr>
+        <w:t>б) Предъявить свой документ удостоверяющий служебное положение, нашивку, жетон, служебный бейджик или иной идентификационный знак, подтверждающий принадлежность к органам государственной власти;</w:t>
+      </w:r>
+    </w:p>
+    <w:p>
+      <w:pPr>
+        <w:spacing w:after="0" w:before="0"/>
+        <w:ind w:left="567"/>
+        <w:shd w:val="clear" w:color="auto" w:fill="F2F2F2"/>
+        <w:pBdr>
+          <w:left w:val="single" w:sz="18" w:space="4" w:color="7F7F7F"/>
+        </w:pBdr>
+      </w:pPr>
+      <w:r>
+        <w:rPr>
+          <w:b w:val="0"/>
+          <w:i w:val="0"/>
+          <w:sz w:val="20"/>
+          <w:u w:val="none"/>
+        </w:rPr>
+        <w:t>в) На усмотрение сотрудника, проводящего задержание, провести первичный обыск;</w:t>
+      </w:r>
+    </w:p>
+    <w:p>
+      <w:pPr>
+        <w:spacing w:after="0" w:before="0"/>
+        <w:ind w:left="567"/>
+        <w:shd w:val="clear" w:color="auto" w:fill="F2F2F2"/>
+        <w:pBdr>
+          <w:left w:val="single" w:sz="18" w:space="4" w:color="7F7F7F"/>
+        </w:pBdr>
+      </w:pPr>
+      <w:r>
+        <w:rPr>
+          <w:b w:val="0"/>
+          <w:i w:val="0"/>
+          <w:sz w:val="20"/>
+          <w:u w:val="none"/>
+        </w:rPr>
+        <w:t>г) Разъяснить основания задержания и зачитать правило Миранды для ознакомления задержанного со своими правами согласно ч. 3 ст. 17, ст. 22 настоящего Кодекса;</w:t>
+      </w:r>
+    </w:p>
+    <w:p>
+      <w:pPr>
+        <w:spacing w:after="0" w:before="0"/>
+        <w:ind w:left="567"/>
+        <w:shd w:val="clear" w:color="auto" w:fill="F2F2F2"/>
+        <w:pBdr>
+          <w:left w:val="single" w:sz="18" w:space="4" w:color="7F7F7F"/>
+        </w:pBdr>
+      </w:pPr>
+      <w:r>
+        <w:rPr>
+          <w:b w:val="0"/>
+          <w:i w:val="0"/>
+          <w:sz w:val="20"/>
+          <w:u w:val="none"/>
+        </w:rPr>
+        <w:t>д) Разъяснить задержанному номер и название документа, являющегося основанием для задержания;</w:t>
+      </w:r>
+    </w:p>
+    <w:p>
+      <w:pPr>
+        <w:spacing w:after="0" w:before="0"/>
+        <w:ind w:left="567"/>
+        <w:shd w:val="clear" w:color="auto" w:fill="F2F2F2"/>
+        <w:pBdr>
+          <w:left w:val="single" w:sz="18" w:space="4" w:color="7F7F7F"/>
+        </w:pBdr>
+      </w:pPr>
+      <w:r>
+        <w:rPr>
+          <w:b w:val="0"/>
+          <w:i w:val="0"/>
+          <w:sz w:val="20"/>
+          <w:u w:val="none"/>
+        </w:rPr>
+        <w:t>е) Доставить подозреваемого в участок LSPD, участок LSCSD или штаб-квартиру FIB;</w:t>
+      </w:r>
+    </w:p>
+    <w:p>
+      <w:pPr>
+        <w:spacing w:after="0" w:before="0"/>
+        <w:ind w:left="567"/>
+        <w:shd w:val="clear" w:color="auto" w:fill="F2F2F2"/>
+        <w:pBdr>
+          <w:left w:val="single" w:sz="18" w:space="4" w:color="7F7F7F"/>
+        </w:pBdr>
+      </w:pPr>
+      <w:r>
+        <w:rPr>
+          <w:b w:val="0"/>
+          <w:i w:val="0"/>
+          <w:sz w:val="20"/>
+          <w:u w:val="none"/>
+        </w:rPr>
+        <w:t>ж) Провести идентификацию личности задержанного и проверку на принадлежность задержанного к государственным органам;</w:t>
+      </w:r>
+    </w:p>
+    <w:p>
+      <w:pPr>
+        <w:spacing w:after="0" w:before="0"/>
+        <w:ind w:left="567"/>
+        <w:shd w:val="clear" w:color="auto" w:fill="F2F2F2"/>
+        <w:pBdr>
+          <w:left w:val="single" w:sz="18" w:space="4" w:color="7F7F7F"/>
+        </w:pBdr>
+      </w:pPr>
+      <w:r>
+        <w:rPr>
+          <w:b w:val="0"/>
+          <w:i w:val="0"/>
+          <w:sz w:val="20"/>
+          <w:u w:val="none"/>
+        </w:rPr>
+        <w:t>з) В случае, если задержанный является государственным служащим, сотрудником WN, членом Сената или адвокатом, уведомить его руководство в порядке статьи 19 настоящего Кодекса. Вызов сотрудника ОГП при задержании на основании ордера или судебного акта не требуется, если иное не указано в самом ордере или судебном акте.</w:t>
+      </w:r>
+    </w:p>
+    <w:p>
+      <w:pPr>
+        <w:spacing w:after="0" w:before="0"/>
+        <w:ind w:left="567"/>
+        <w:shd w:val="clear" w:color="auto" w:fill="F2F2F2"/>
+        <w:pBdr>
+          <w:left w:val="single" w:sz="18" w:space="4" w:color="7F7F7F"/>
+        </w:pBdr>
+      </w:pPr>
+      <w:r>
+        <w:rPr>
+          <w:b w:val="0"/>
+          <w:i w:val="0"/>
+          <w:sz w:val="20"/>
+          <w:u w:val="none"/>
+        </w:rPr>
+      </w:r>
+    </w:p>
+    <w:p>
+      <w:pPr>
+        <w:spacing w:after="0" w:before="0"/>
+        <w:ind w:left="567"/>
+        <w:shd w:val="clear" w:color="auto" w:fill="F2F2F2"/>
+        <w:pBdr>
+          <w:left w:val="single" w:sz="18" w:space="4" w:color="7F7F7F"/>
+        </w:pBdr>
+      </w:pPr>
+      <w:r>
+        <w:rPr>
+          <w:b w:val="0"/>
+          <w:i w:val="0"/>
+          <w:sz w:val="20"/>
+          <w:u w:val="none"/>
+        </w:rPr>
+        <w:t>ч. 3. Правило Миранды: "Вы имеете право хранить молчание. Всё, что вы скажете, может и будет использовано против Вас в суде. Вы имеете право на один телефонный звонок. Также Вы имеете право на адвоката. Если вам необходим адвокат, он будет для Вас запрошен. Вы понимаете свои права?"</w:t>
+      </w:r>
+    </w:p>
+    <w:p>
+      <w:pPr>
+        <w:spacing w:after="0" w:before="0"/>
+        <w:ind w:left="567"/>
+        <w:shd w:val="clear" w:color="auto" w:fill="F2F2F2"/>
+        <w:pBdr>
+          <w:left w:val="single" w:sz="18" w:space="4" w:color="7F7F7F"/>
+        </w:pBdr>
+      </w:pPr>
+      <w:r>
+        <w:rPr>
+          <w:b w:val="0"/>
+          <w:i w:val="0"/>
+          <w:sz w:val="20"/>
+          <w:u w:val="none"/>
+        </w:rPr>
+        <w:t>Примечание: После оглашения прав инициатор обязан удостовериться в их понимании задержанным. В случае получения утвердительного ответа повторное разъяснение не требуется. При отсутствии четкого подтверждения (молчание, уклончивый ответ или прямое заявление о непонимании) права разъясняются вторично, после чего инициатор обязан уведомить задержанного, что дальнейшее разъяснение производиться не будет.</w:t>
+      </w:r>
+    </w:p>
+    <w:p>
+      <w:pPr>
+        <w:spacing w:after="0" w:before="0"/>
+        <w:ind w:left="567"/>
+        <w:shd w:val="clear" w:color="auto" w:fill="F2F2F2"/>
+        <w:pBdr>
+          <w:left w:val="single" w:sz="18" w:space="4" w:color="7F7F7F"/>
+        </w:pBdr>
+      </w:pPr>
+      <w:r>
+        <w:rPr>
+          <w:b w:val="0"/>
+          <w:i w:val="0"/>
+          <w:sz w:val="20"/>
+          <w:u w:val="none"/>
+        </w:rPr>
+        <w:t>Примечание: допускается незначительное отклонение от шаблона, если обращение сохраняет все обязательные элементы в строгом порядке:</w:t>
+      </w:r>
+    </w:p>
+    <w:p>
+      <w:pPr>
+        <w:spacing w:after="0" w:before="0"/>
+        <w:ind w:left="567"/>
+        <w:shd w:val="clear" w:color="auto" w:fill="F2F2F2"/>
+        <w:pBdr>
+          <w:left w:val="single" w:sz="18" w:space="4" w:color="7F7F7F"/>
+        </w:pBdr>
+      </w:pPr>
+      <w:r>
+        <w:rPr>
+          <w:b w:val="0"/>
+          <w:i w:val="0"/>
+          <w:sz w:val="20"/>
+          <w:u w:val="none"/>
+        </w:rPr>
+        <w:t>- Право на хранение молчания;</w:t>
+      </w:r>
+    </w:p>
+    <w:p>
+      <w:pPr>
+        <w:spacing w:after="0" w:before="0"/>
+        <w:ind w:left="567"/>
+        <w:shd w:val="clear" w:color="auto" w:fill="F2F2F2"/>
+        <w:pBdr>
+          <w:left w:val="single" w:sz="18" w:space="4" w:color="7F7F7F"/>
+        </w:pBdr>
+      </w:pPr>
+      <w:r>
+        <w:rPr>
+          <w:b w:val="0"/>
+          <w:i w:val="0"/>
+          <w:sz w:val="20"/>
+          <w:u w:val="none"/>
+        </w:rPr>
+        <w:t>- Предупреждение о том, что всё сказанное может и будет использовано против задержанного в суде;</w:t>
+      </w:r>
+    </w:p>
+    <w:p>
+      <w:pPr>
+        <w:spacing w:after="0" w:before="0"/>
+        <w:ind w:left="567"/>
+        <w:shd w:val="clear" w:color="auto" w:fill="F2F2F2"/>
+        <w:pBdr>
+          <w:left w:val="single" w:sz="18" w:space="4" w:color="7F7F7F"/>
+        </w:pBdr>
+      </w:pPr>
+      <w:r>
+        <w:rPr>
+          <w:b w:val="0"/>
+          <w:i w:val="0"/>
+          <w:sz w:val="20"/>
+          <w:u w:val="none"/>
+        </w:rPr>
+        <w:t>- Право на один телефонный звонок;</w:t>
+      </w:r>
+    </w:p>
+    <w:p>
+      <w:pPr>
+        <w:spacing w:after="0" w:before="0"/>
+        <w:ind w:left="567"/>
+        <w:shd w:val="clear" w:color="auto" w:fill="F2F2F2"/>
+        <w:pBdr>
+          <w:left w:val="single" w:sz="18" w:space="4" w:color="7F7F7F"/>
+        </w:pBdr>
+      </w:pPr>
+      <w:r>
+        <w:rPr>
+          <w:b w:val="0"/>
+          <w:i w:val="0"/>
+          <w:sz w:val="20"/>
+          <w:u w:val="none"/>
+        </w:rPr>
+        <w:t>- Право на адвоката</w:t>
+      </w:r>
+    </w:p>
+    <w:p>
+      <w:pPr>
+        <w:spacing w:after="0" w:before="0"/>
+        <w:ind w:left="567"/>
+        <w:shd w:val="clear" w:color="auto" w:fill="F2F2F2"/>
+        <w:pBdr>
+          <w:left w:val="single" w:sz="18" w:space="4" w:color="7F7F7F"/>
+        </w:pBdr>
+      </w:pPr>
+      <w:r>
+        <w:rPr>
+          <w:b w:val="0"/>
+          <w:i w:val="0"/>
+          <w:sz w:val="20"/>
+          <w:u w:val="none"/>
+        </w:rPr>
+        <w:t>- Уведомление о том, что при необходимости адвокат будет запрошен.</w:t>
+      </w:r>
+    </w:p>
+    <w:p>
+      <w:pPr>
+        <w:spacing w:after="0" w:before="0"/>
+        <w:ind w:left="567"/>
+        <w:shd w:val="clear" w:color="auto" w:fill="F2F2F2"/>
+        <w:pBdr>
+          <w:left w:val="single" w:sz="18" w:space="4" w:color="7F7F7F"/>
+        </w:pBdr>
+      </w:pPr>
+      <w:r>
+        <w:rPr>
+          <w:b w:val="0"/>
+          <w:i w:val="0"/>
+          <w:sz w:val="20"/>
+          <w:u w:val="none"/>
+        </w:rPr>
+        <w:t>Примечание: в случае нарушения установленной процедуры оглашения прав Миранды, все показания, данные задержанным после такого оглашения, признаются недопустимыми доказательствами.</w:t>
+      </w:r>
+    </w:p>
+    <w:p>
+      <w:pPr>
+        <w:spacing w:after="0" w:before="0"/>
+        <w:ind w:left="567"/>
+        <w:shd w:val="clear" w:color="auto" w:fill="F2F2F2"/>
+        <w:pBdr>
+          <w:left w:val="single" w:sz="18" w:space="4" w:color="7F7F7F"/>
+        </w:pBdr>
+      </w:pPr>
+      <w:r>
+        <w:rPr>
+          <w:b w:val="0"/>
+          <w:i w:val="0"/>
+          <w:sz w:val="20"/>
+          <w:u w:val="none"/>
+        </w:rPr>
+      </w:r>
+    </w:p>
+    <w:p>
+      <w:pPr>
+        <w:spacing w:after="0" w:before="0"/>
+        <w:ind w:left="567"/>
+        <w:shd w:val="clear" w:color="auto" w:fill="F2F2F2"/>
+        <w:pBdr>
+          <w:left w:val="single" w:sz="18" w:space="4" w:color="7F7F7F"/>
+        </w:pBdr>
+      </w:pPr>
+      <w:r>
+        <w:rPr>
+          <w:b w:val="0"/>
+          <w:i w:val="0"/>
+          <w:sz w:val="20"/>
+          <w:u w:val="none"/>
+        </w:rPr>
+        <w:t>ч. 4. В случае если задержанный требует государственного адвоката, сотрудник обязан вызвать такового с помощью звонка на горячую линию Правительства. В случае принятия вызова адвокатом, процессуальный час замораживается до приезда адвоката. Если адвокат не приехал в течение 10 минут, то процедура задержания продолжается и право на адвоката считается реализованным.</w:t>
+      </w:r>
+    </w:p>
+    <w:p>
+      <w:pPr>
+        <w:spacing w:after="0" w:before="0"/>
+        <w:ind w:left="567"/>
+        <w:shd w:val="clear" w:color="auto" w:fill="F2F2F2"/>
+        <w:pBdr>
+          <w:left w:val="single" w:sz="18" w:space="4" w:color="7F7F7F"/>
+        </w:pBdr>
+      </w:pPr>
+      <w:r>
+        <w:rPr>
+          <w:b w:val="0"/>
+          <w:i w:val="0"/>
+          <w:sz w:val="20"/>
+          <w:u w:val="none"/>
+        </w:rPr>
+        <w:t>ч. 4.1. В случае, если задержанный требует самостоятельно вызвать частного адвоката, сотрудник обязан предоставить ему возможность самостоятельно воспользоваться телефоном для вызова частного адвоката через приложение "Адвокаты" или раздел "Контакты".</w:t>
+      </w:r>
+    </w:p>
+    <w:p>
+      <w:pPr>
+        <w:spacing w:after="0" w:before="0"/>
+        <w:ind w:left="567"/>
+        <w:shd w:val="clear" w:color="auto" w:fill="F2F2F2"/>
+        <w:pBdr>
+          <w:left w:val="single" w:sz="18" w:space="4" w:color="7F7F7F"/>
+        </w:pBdr>
+      </w:pPr>
+      <w:r>
+        <w:rPr>
+          <w:b w:val="0"/>
+          <w:i w:val="0"/>
+          <w:sz w:val="20"/>
+          <w:u w:val="none"/>
+        </w:rPr>
+        <w:t>Примечание 1: В случае с частным адвокатом, процессуальный час замораживается до приезда адвоката. Если частный адвокат не приехал в течение 10 минут с момента окончания телефонного звонка, то процедура задержания продолжается и право на частного адвоката считается реализованным.</w:t>
+      </w:r>
+    </w:p>
+    <w:p>
+      <w:pPr>
+        <w:spacing w:after="0" w:before="0"/>
+        <w:ind w:left="567"/>
+        <w:shd w:val="clear" w:color="auto" w:fill="F2F2F2"/>
+        <w:pBdr>
+          <w:left w:val="single" w:sz="18" w:space="4" w:color="7F7F7F"/>
+        </w:pBdr>
+      </w:pPr>
+      <w:r>
+        <w:rPr>
+          <w:b w:val="0"/>
+          <w:i w:val="0"/>
+          <w:sz w:val="20"/>
+          <w:u w:val="none"/>
+        </w:rPr>
+        <w:t>Примечание 2: Если в течение 3 минут с момента обращения, осуществленного путем телефонного звонка, заявки через приложение "Адвокаты" либо вызова на горячую линию Правительства, не последовало ответа от адвоката, процедура задержания продолжается, а право на адвоката считается реализованным. Данное правило распространяется как в отношении вызова государственных, так и частных адвокатов.</w:t>
+      </w:r>
+    </w:p>
+    <w:p>
+      <w:pPr>
+        <w:spacing w:after="0" w:before="0"/>
+        <w:ind w:left="567"/>
+        <w:shd w:val="clear" w:color="auto" w:fill="F2F2F2"/>
+        <w:pBdr>
+          <w:left w:val="single" w:sz="18" w:space="4" w:color="7F7F7F"/>
+        </w:pBdr>
+      </w:pPr>
+      <w:r>
+        <w:rPr>
+          <w:b w:val="0"/>
+          <w:i w:val="0"/>
+          <w:sz w:val="20"/>
+          <w:u w:val="none"/>
+        </w:rPr>
+      </w:r>
+    </w:p>
+    <w:p>
+      <w:pPr>
+        <w:spacing w:after="0" w:before="0"/>
+        <w:ind w:left="567"/>
+        <w:shd w:val="clear" w:color="auto" w:fill="F2F2F2"/>
+        <w:pBdr>
+          <w:left w:val="single" w:sz="18" w:space="4" w:color="7F7F7F"/>
+        </w:pBdr>
+      </w:pPr>
+      <w:r>
+        <w:rPr>
+          <w:b w:val="0"/>
+          <w:i w:val="0"/>
+          <w:sz w:val="20"/>
+          <w:u w:val="none"/>
+        </w:rPr>
+        <w:t>ч. 5. Сотрудник обязан предоставить телефонный звонок длительностью не более 3-х минут, при этом сам сотрудник либо его напарник, обязан находится с человеком в непосредственной близости, дабы проконтролировать ход телефонного разговора и не допустить нежелательных последствий.</w:t>
+      </w:r>
+    </w:p>
+    <w:p>
+      <w:pPr>
+        <w:spacing w:after="0" w:before="0"/>
+        <w:ind w:left="567"/>
+        <w:shd w:val="clear" w:color="auto" w:fill="F2F2F2"/>
+        <w:pBdr>
+          <w:left w:val="single" w:sz="18" w:space="4" w:color="7F7F7F"/>
+        </w:pBdr>
+      </w:pPr>
+      <w:r>
+        <w:rPr>
+          <w:b w:val="0"/>
+          <w:i w:val="0"/>
+          <w:sz w:val="20"/>
+          <w:u w:val="none"/>
+        </w:rPr>
+        <w:t>Примечание: Первичный обыск производится с целью идентификации колющих, режущих орудий, огнестрельного оружия, наркотических веществ, взрывчатых элементов. Первичный обыск позволяет изымать огнестрельное оружие, колющие, режущие орудия, наркотические вещества, взрывчатые элементы. При необходимости разрешается смотреть документы задержанного.</w:t>
+      </w:r>
+    </w:p>
+    <w:p>
+      <w:pPr>
+        <w:spacing w:after="0" w:before="0"/>
+        <w:ind w:left="567"/>
+        <w:shd w:val="clear" w:color="auto" w:fill="F2F2F2"/>
+        <w:pBdr>
+          <w:left w:val="single" w:sz="18" w:space="4" w:color="7F7F7F"/>
+        </w:pBdr>
+      </w:pPr>
+      <w:r>
+        <w:rPr>
+          <w:b w:val="0"/>
+          <w:i w:val="0"/>
+          <w:sz w:val="20"/>
+          <w:u w:val="none"/>
+        </w:rPr>
+        <w:t>Примечание: Телефонный звонок, предоставляемый задержанному в соответствии с положениями части 5 настоящей статьи, предназначен исключительно для связи с его частным адвокатом, с которым задержанный заключил действительный устный договор в приложении на оказание юридических услуг. Предоставление телефонного звонка для иных целей или звонок лицам, не обладающим статусом адвоката, не допускается. В случае если задержанный заявляет о необходимости связаться с адвокатом, сотрудник обязан дать задержанному возможность реализовать данное право, путем предоставления возможности воспользоваться телефоном для вызова Адвоката через приложение "Адвокаты". Запрос задержанного на использование телефонного звонка для иных целей, неописанных в данном примечании, является основанием для отказа в предоставлении телефонного звонка.</w:t>
+      </w:r>
+    </w:p>
+    <w:p>
+      <w:pPr>
+        <w:spacing w:after="0" w:before="0"/>
+        <w:ind w:left="567"/>
+        <w:shd w:val="clear" w:color="auto" w:fill="F2F2F2"/>
+        <w:pBdr>
+          <w:left w:val="single" w:sz="18" w:space="4" w:color="7F7F7F"/>
+        </w:pBdr>
+      </w:pPr>
+      <w:r>
+        <w:rPr>
+          <w:b w:val="0"/>
+          <w:i w:val="0"/>
+          <w:sz w:val="20"/>
+          <w:u w:val="none"/>
+        </w:rPr>
+        <w:t>Примечание: В пунктах а) и б) ч. 1 и ч. 2 настоящей статьи, на усмотрение сотрудника, проводящего задержание, разрешено изменение последовательности.</w:t>
+      </w:r>
+    </w:p>
+    <w:p>
+      <w:pPr>
+        <w:spacing w:after="0" w:before="0"/>
+        <w:ind w:left="567"/>
+        <w:shd w:val="clear" w:color="auto" w:fill="F2F2F2"/>
+        <w:pBdr>
+          <w:left w:val="single" w:sz="18" w:space="4" w:color="7F7F7F"/>
+        </w:pBdr>
+      </w:pPr>
+      <w:r>
+        <w:rPr>
+          <w:b w:val="0"/>
+          <w:i w:val="0"/>
+          <w:sz w:val="20"/>
+          <w:u w:val="none"/>
+        </w:rPr>
+        <w:t>Примечание: В пунктах в) и г) ч. 1 и пунктах в), г) и д) ч. 2 настоящей статьи, на усмотрение сотрудника, проводящего задержание, разрешено изменение последовательности.</w:t>
+      </w:r>
+    </w:p>
+    <w:p>
+      <w:pPr>
+        <w:spacing w:after="0" w:before="0"/>
+        <w:ind w:left="567"/>
+        <w:shd w:val="clear" w:color="auto" w:fill="F2F2F2"/>
+        <w:pBdr>
+          <w:left w:val="single" w:sz="18" w:space="4" w:color="7F7F7F"/>
+        </w:pBdr>
+      </w:pPr>
       <w:r>
         <w:rPr>
           <w:b/>
@@ -13833,193 +14778,8 @@
           <w:sz w:val="20"/>
           <w:u w:val="none"/>
         </w:rPr>
-        <w:t>:</w:t>
-      </w:r>
-    </w:p>
-    <w:p>
-      <w:pPr>
-        <w:spacing w:after="0" w:before="0"/>
-        <w:ind w:left="567"/>
-        <w:shd w:val="clear" w:color="auto" w:fill="F2F2F2"/>
-        <w:pBdr>
-          <w:left w:val="single" w:sz="18" w:space="4" w:color="7F7F7F"/>
-        </w:pBdr>
-      </w:pPr>
-      <w:r>
-        <w:rPr>
-          <w:b w:val="0"/>
-          <w:i w:val="0"/>
-          <w:sz w:val="20"/>
-          <w:u w:val="none"/>
-        </w:rPr>
-        <w:t>Статья 18. Субъекты задержания</w:t>
-      </w:r>
-    </w:p>
-    <w:p>
-      <w:pPr>
-        <w:spacing w:after="0" w:before="0"/>
-        <w:ind w:left="567"/>
-        <w:shd w:val="clear" w:color="auto" w:fill="F2F2F2"/>
-        <w:pBdr>
-          <w:left w:val="single" w:sz="18" w:space="4" w:color="7F7F7F"/>
-        </w:pBdr>
-      </w:pPr>
-      <w:r>
-        <w:rPr>
-          <w:b w:val="0"/>
-          <w:i w:val="0"/>
-          <w:sz w:val="20"/>
-          <w:u w:val="none"/>
-        </w:rPr>
-        <w:t>ч. 1. В процессе задержания участвуют:</w:t>
-      </w:r>
-    </w:p>
-    <w:p>
-      <w:pPr>
-        <w:spacing w:after="0" w:before="0"/>
-        <w:ind w:left="567"/>
-        <w:shd w:val="clear" w:color="auto" w:fill="F2F2F2"/>
-        <w:pBdr>
-          <w:left w:val="single" w:sz="18" w:space="4" w:color="7F7F7F"/>
-        </w:pBdr>
-      </w:pPr>
-      <w:r>
-        <w:rPr>
-          <w:b w:val="0"/>
-          <w:i w:val="0"/>
-          <w:sz w:val="20"/>
-          <w:u w:val="none"/>
-        </w:rPr>
-        <w:t>м) Лицо, произведшее задержание с передачей задержанного в порядке статьи 17.3 настоящего Кодекса, — до окончания процессуальных действий. Указанное лицо вправе давать пояснения и представлять доказательства, но не вправе вмешиваться в ход процессуальных действий.</w:t>
-      </w:r>
-    </w:p>
-    <w:p>
-      <w:pPr>
-        <w:spacing w:after="0" w:before="0"/>
-        <w:ind w:left="567"/>
-        <w:shd w:val="clear" w:color="auto" w:fill="F2F2F2"/>
-        <w:pBdr>
-          <w:left w:val="single" w:sz="18" w:space="4" w:color="7F7F7F"/>
-        </w:pBdr>
-      </w:pPr>
-      <w:r>
-        <w:rPr>
-          <w:b w:val="0"/>
-          <w:i w:val="0"/>
-          <w:sz w:val="20"/>
-          <w:u w:val="none"/>
-        </w:rPr>
-      </w:r>
-    </w:p>
-    <w:p>
-      <w:pPr>
-        <w:spacing w:before="240" w:after="80"/>
-      </w:pPr>
-      <w:r>
-        <w:rPr>
-          <w:b/>
-          <w:i w:val="0"/>
-          <w:sz w:val="24"/>
-          <w:u w:val="none"/>
-        </w:rPr>
-        <w:t>Статья 25. Гарантии правовой защиты сотрудника SANG. — изменяемая статья (полный текст в новой редакции)</w:t>
-      </w:r>
-    </w:p>
-    <w:p>
-      <w:pPr>
-        <w:spacing w:after="40"/>
-      </w:pPr>
-      <w:r>
-        <w:rPr>
-          <w:b w:val="0"/>
-          <w:i w:val="0"/>
-          <w:u w:val="none"/>
-        </w:rPr>
-        <w:t>ч. 1 Военнослужащий SANG, выполняя служебные обязанности, выступает в качестве представителя государственной власти и находится под защитой государства. Законные требования сотрудника SANG обязательны для выполнения гражданами и должностными лицами.</w:t>
-      </w:r>
-    </w:p>
-    <w:p>
-      <w:pPr>
-        <w:spacing w:after="40"/>
-      </w:pPr>
-      <w:r>
-        <w:rPr>
-          <w:b w:val="0"/>
-          <w:i w:val="0"/>
-          <w:u w:val="none"/>
-        </w:rPr>
-        <w:t>ч. 2 Государственная защита жизни и здоровья, чести и достоинства военнослужащего SANG и членов его семьи, а также имущества, принадлежащего ему и членам его семьи, от преступных посягательств в связи с выполнением служебных обязанностей осуществляется в порядке, установленном законодательством.</w:t>
-      </w:r>
-    </w:p>
-    <w:p>
-      <w:pPr>
-        <w:spacing w:after="40"/>
-      </w:pPr>
-      <w:r>
-        <w:rPr>
-          <w:b w:val="0"/>
-          <w:i w:val="0"/>
-          <w:u w:val="none"/>
-        </w:rPr>
-        <w:t>ч. 3 Меры государственной защиты применяются также в отношении близких родственников военнослужащего SANG, а в исключительных случаях - в отношении иных лиц, на жизнь, здоровье и имущество которых совершается посягательство в целях воспрепятствования законной деятельности военнослужащего SANG либо принуждения к изменению ее характера, а также из мести за указанную деятельность.</w:t>
-      </w:r>
-    </w:p>
-    <w:p>
-      <w:pPr>
-        <w:spacing w:after="40"/>
-      </w:pPr>
-      <w:r>
-        <w:rPr>
-          <w:b w:val="0"/>
-          <w:i w:val="0"/>
-          <w:u w:val="none"/>
-        </w:rPr>
-        <w:t xml:space="preserve">ч. 4 При исполнении военнослужащим SANG служебных обязанностей не допускаются его привод, задержание, личный обыск и обыск его вещей, а также обыск личного и используемого им транспорта, за исключением случаев, предусмотренных </w:t>
-      </w:r>
-      <w:r>
-        <w:rPr>
-          <w:b w:val="0"/>
-          <w:i w:val="0"/>
-          <w:color w:val="1F3A93"/>
-          <w:u w:val="single"/>
-        </w:rPr>
-        <w:t>частью 4 статьи 19 Процессуального кодекса штата San-Andreas</w:t>
-      </w:r>
-      <w:r>
-        <w:rPr>
-          <w:b w:val="0"/>
-          <w:i w:val="0"/>
-          <w:u w:val="none"/>
-        </w:rPr>
-        <w:t xml:space="preserve">: при наличии ордера или судебного акта; когда он застигнут при совершении преступления или непосредственно после его совершения; когда его действия создают непосредственную угрозу жизни или здоровью окружающих; по требованию лиц, уполномоченных на это Процессуальным кодексом штата San-Andreas. Задержание производится в порядке </w:t>
-      </w:r>
-      <w:r>
-        <w:rPr>
-          <w:b w:val="0"/>
-          <w:i w:val="0"/>
-          <w:color w:val="1F3A93"/>
-          <w:u w:val="single"/>
-        </w:rPr>
-        <w:t>статьи 19 Процессуального кодекса штата San-Andreas</w:t>
-      </w:r>
-      <w:r>
-        <w:rPr>
-          <w:b w:val="0"/>
-          <w:i w:val="0"/>
-          <w:u w:val="none"/>
-        </w:rPr>
-        <w:t>.</w:t>
-      </w:r>
-    </w:p>
-    <w:p>
-      <w:pPr>
-        <w:spacing w:after="0" w:before="0"/>
-        <w:ind w:left="567"/>
-        <w:shd w:val="clear" w:color="auto" w:fill="F2F2F2"/>
-        <w:pBdr>
-          <w:left w:val="single" w:sz="18" w:space="4" w:color="7F7F7F"/>
-        </w:pBdr>
-      </w:pPr>
+        <w:t>▸ Ссылка «статей 17, 25 и 27 Процессуального кодекса штата San-Andreas» → ст. 25 — Процессуальный кодекс штата San-Andreas (145.txt), в редакции ACT. 001</w:t>
+      </w:r>
       <w:r>
         <w:rPr>
           <w:b/>
@@ -14028,8 +14788,263 @@
           <w:sz w:val="20"/>
           <w:u w:val="none"/>
         </w:rPr>
-        <w:t>▸ Ссылка «частью 4 статьи 19 Процессуального кодекса штата San-Andreas» → ч. 4 ст. 19 — Процессуальный кодекс штата San-Andreas (145.txt), в редакции ACT. 001</w:t>
-      </w:r>
+        <w:t>:</w:t>
+      </w:r>
+    </w:p>
+    <w:p>
+      <w:pPr>
+        <w:spacing w:after="0" w:before="0"/>
+        <w:ind w:left="567"/>
+        <w:shd w:val="clear" w:color="auto" w:fill="F2F2F2"/>
+        <w:pBdr>
+          <w:left w:val="single" w:sz="18" w:space="4" w:color="7F7F7F"/>
+        </w:pBdr>
+      </w:pPr>
+      <w:r>
+        <w:rPr>
+          <w:b w:val="0"/>
+          <w:i w:val="0"/>
+          <w:sz w:val="20"/>
+          <w:u w:val="none"/>
+        </w:rPr>
+        <w:t>Статья 25. Порядок взаимодействия с лицом при привлечении к административной ответственности</w:t>
+      </w:r>
+    </w:p>
+    <w:p>
+      <w:pPr>
+        <w:spacing w:after="0" w:before="0"/>
+        <w:ind w:left="567"/>
+        <w:shd w:val="clear" w:color="auto" w:fill="F2F2F2"/>
+        <w:pBdr>
+          <w:left w:val="single" w:sz="18" w:space="4" w:color="7F7F7F"/>
+        </w:pBdr>
+      </w:pPr>
+      <w:r>
+        <w:rPr>
+          <w:b w:val="0"/>
+          <w:i w:val="0"/>
+          <w:sz w:val="20"/>
+          <w:u w:val="none"/>
+        </w:rPr>
+        <w:t>ч. 1. При взаимодействии с лицом, привлекаемым к административной ответственности, сотрудник правоохранительных органов обязан:</w:t>
+      </w:r>
+    </w:p>
+    <w:p>
+      <w:pPr>
+        <w:spacing w:after="0" w:before="0"/>
+        <w:ind w:left="567"/>
+        <w:shd w:val="clear" w:color="auto" w:fill="F2F2F2"/>
+        <w:pBdr>
+          <w:left w:val="single" w:sz="18" w:space="4" w:color="7F7F7F"/>
+        </w:pBdr>
+      </w:pPr>
+      <w:r>
+        <w:rPr>
+          <w:b w:val="0"/>
+          <w:i w:val="0"/>
+          <w:sz w:val="20"/>
+          <w:u w:val="none"/>
+        </w:rPr>
+        <w:t>а) Представиться;</w:t>
+      </w:r>
+    </w:p>
+    <w:p>
+      <w:pPr>
+        <w:spacing w:after="0" w:before="0"/>
+        <w:ind w:left="567"/>
+        <w:shd w:val="clear" w:color="auto" w:fill="F2F2F2"/>
+        <w:pBdr>
+          <w:left w:val="single" w:sz="18" w:space="4" w:color="7F7F7F"/>
+        </w:pBdr>
+      </w:pPr>
+      <w:r>
+        <w:rPr>
+          <w:b w:val="0"/>
+          <w:i w:val="0"/>
+          <w:sz w:val="20"/>
+          <w:u w:val="none"/>
+        </w:rPr>
+        <w:t>б) Объяснить причину кратковременного ограничения свободы действий;</w:t>
+      </w:r>
+    </w:p>
+    <w:p>
+      <w:pPr>
+        <w:spacing w:after="0" w:before="0"/>
+        <w:ind w:left="567"/>
+        <w:shd w:val="clear" w:color="auto" w:fill="F2F2F2"/>
+        <w:pBdr>
+          <w:left w:val="single" w:sz="18" w:space="4" w:color="7F7F7F"/>
+        </w:pBdr>
+      </w:pPr>
+      <w:r>
+        <w:rPr>
+          <w:b w:val="0"/>
+          <w:i w:val="0"/>
+          <w:sz w:val="20"/>
+          <w:u w:val="none"/>
+        </w:rPr>
+        <w:t>в) Потребовать любой документ, удостоверяющий личность, а также иные необходимые документы.</w:t>
+      </w:r>
+    </w:p>
+    <w:p>
+      <w:pPr>
+        <w:spacing w:after="0" w:before="0"/>
+        <w:ind w:left="567"/>
+        <w:shd w:val="clear" w:color="auto" w:fill="F2F2F2"/>
+        <w:pBdr>
+          <w:left w:val="single" w:sz="18" w:space="4" w:color="7F7F7F"/>
+        </w:pBdr>
+      </w:pPr>
+      <w:r>
+        <w:rPr>
+          <w:b w:val="0"/>
+          <w:i w:val="0"/>
+          <w:sz w:val="20"/>
+          <w:u w:val="none"/>
+        </w:rPr>
+        <w:t>Примечание: За отказ предоставить документы или отсутствие реакции на их требование лицо подвергается процессу установки личности.</w:t>
+      </w:r>
+    </w:p>
+    <w:p>
+      <w:pPr>
+        <w:spacing w:after="0" w:before="0"/>
+        <w:ind w:left="567"/>
+        <w:shd w:val="clear" w:color="auto" w:fill="F2F2F2"/>
+        <w:pBdr>
+          <w:left w:val="single" w:sz="18" w:space="4" w:color="7F7F7F"/>
+        </w:pBdr>
+      </w:pPr>
+      <w:r>
+        <w:rPr>
+          <w:b w:val="0"/>
+          <w:i w:val="0"/>
+          <w:sz w:val="20"/>
+          <w:u w:val="none"/>
+        </w:rPr>
+        <w:t>г) При необходимости доставить лицо до ближайшего банкомата;</w:t>
+      </w:r>
+    </w:p>
+    <w:p>
+      <w:pPr>
+        <w:spacing w:after="0" w:before="0"/>
+        <w:ind w:left="567"/>
+        <w:shd w:val="clear" w:color="auto" w:fill="F2F2F2"/>
+        <w:pBdr>
+          <w:left w:val="single" w:sz="18" w:space="4" w:color="7F7F7F"/>
+        </w:pBdr>
+      </w:pPr>
+      <w:r>
+        <w:rPr>
+          <w:b w:val="0"/>
+          <w:i w:val="0"/>
+          <w:sz w:val="20"/>
+          <w:u w:val="none"/>
+        </w:rPr>
+        <w:t>д) Применить штрафные санкции и (или) иные меры, предусмотренные действующим законодательством.</w:t>
+      </w:r>
+    </w:p>
+    <w:p>
+      <w:pPr>
+        <w:spacing w:after="0" w:before="0"/>
+        <w:ind w:left="567"/>
+        <w:shd w:val="clear" w:color="auto" w:fill="F2F2F2"/>
+        <w:pBdr>
+          <w:left w:val="single" w:sz="18" w:space="4" w:color="7F7F7F"/>
+        </w:pBdr>
+      </w:pPr>
+      <w:r>
+        <w:rPr>
+          <w:b w:val="0"/>
+          <w:i w:val="0"/>
+          <w:sz w:val="20"/>
+          <w:u w:val="none"/>
+        </w:rPr>
+      </w:r>
+    </w:p>
+    <w:p>
+      <w:pPr>
+        <w:spacing w:after="0" w:before="0"/>
+        <w:ind w:left="567"/>
+        <w:shd w:val="clear" w:color="auto" w:fill="F2F2F2"/>
+        <w:pBdr>
+          <w:left w:val="single" w:sz="18" w:space="4" w:color="7F7F7F"/>
+        </w:pBdr>
+      </w:pPr>
+      <w:r>
+        <w:rPr>
+          <w:b w:val="0"/>
+          <w:i w:val="0"/>
+          <w:sz w:val="20"/>
+          <w:u w:val="none"/>
+        </w:rPr>
+        <w:t>ч. 2. Если в ходе процессуальных действий по делу об административном правонарушении будет установлено, что в деянии лица содержатся признаки преступления, дальнейшие действия производятся в порядке, установленном настоящим Кодексом для задержания подозреваемого и ареста (статьи 17, 26 и 27 настоящего Кодекса). Помещение лица в место содержания под стражей за административное правонарушение не допускается.</w:t>
+      </w:r>
+    </w:p>
+    <w:p>
+      <w:pPr>
+        <w:spacing w:after="0" w:before="0"/>
+        <w:ind w:left="567"/>
+        <w:shd w:val="clear" w:color="auto" w:fill="F2F2F2"/>
+        <w:pBdr>
+          <w:left w:val="single" w:sz="18" w:space="4" w:color="7F7F7F"/>
+        </w:pBdr>
+      </w:pPr>
+      <w:r>
+        <w:rPr>
+          <w:b w:val="0"/>
+          <w:i w:val="0"/>
+          <w:sz w:val="20"/>
+          <w:u w:val="none"/>
+        </w:rPr>
+      </w:r>
+    </w:p>
+    <w:p>
+      <w:pPr>
+        <w:spacing w:after="0" w:before="0"/>
+        <w:ind w:left="567"/>
+        <w:shd w:val="clear" w:color="auto" w:fill="F2F2F2"/>
+        <w:pBdr>
+          <w:left w:val="single" w:sz="18" w:space="4" w:color="7F7F7F"/>
+        </w:pBdr>
+      </w:pPr>
+      <w:r>
+        <w:rPr>
+          <w:b w:val="0"/>
+          <w:i w:val="0"/>
+          <w:sz w:val="20"/>
+          <w:u w:val="none"/>
+        </w:rPr>
+        <w:t>ч. 3. Сотрудники правоохранительных органов, находящиеся под прикрытием (оперативное внедрение), после задержания подозреваемого обязаны передать его уполномоченным лицам.</w:t>
+      </w:r>
+    </w:p>
+    <w:p>
+      <w:pPr>
+        <w:spacing w:after="0" w:before="0"/>
+        <w:ind w:left="567"/>
+        <w:shd w:val="clear" w:color="auto" w:fill="F2F2F2"/>
+        <w:pBdr>
+          <w:left w:val="single" w:sz="18" w:space="4" w:color="7F7F7F"/>
+        </w:pBdr>
+      </w:pPr>
+      <w:r>
+        <w:rPr>
+          <w:b w:val="0"/>
+          <w:i w:val="0"/>
+          <w:sz w:val="20"/>
+          <w:u w:val="none"/>
+        </w:rPr>
+        <w:t>ч. 4. Лицо, в отношении которого применяются меры процессуального принуждения, обязано подчиняться законным требованиям сотрудника. В случае оказания сопротивления допускается применение мер, предусмотренных настоящим Кодексом.</w:t>
+      </w:r>
+    </w:p>
+    <w:p>
+      <w:pPr>
+        <w:spacing w:after="0" w:before="0"/>
+        <w:ind w:left="567"/>
+        <w:shd w:val="clear" w:color="auto" w:fill="F2F2F2"/>
+        <w:pBdr>
+          <w:left w:val="single" w:sz="18" w:space="4" w:color="7F7F7F"/>
+        </w:pBdr>
+      </w:pPr>
       <w:r>
         <w:rPr>
           <w:b/>
@@ -14038,151 +15053,8 @@
           <w:sz w:val="20"/>
           <w:u w:val="none"/>
         </w:rPr>
-        <w:t>:</w:t>
-      </w:r>
-    </w:p>
-    <w:p>
-      <w:pPr>
-        <w:spacing w:after="0" w:before="0"/>
-        <w:ind w:left="567"/>
-        <w:shd w:val="clear" w:color="auto" w:fill="F2F2F2"/>
-        <w:pBdr>
-          <w:left w:val="single" w:sz="18" w:space="4" w:color="7F7F7F"/>
-        </w:pBdr>
-      </w:pPr>
-      <w:r>
-        <w:rPr>
-          <w:b w:val="0"/>
-          <w:i w:val="0"/>
-          <w:sz w:val="20"/>
-          <w:u w:val="none"/>
-        </w:rPr>
-        <w:t>Статья 19. Уведомление о задержании</w:t>
-      </w:r>
-    </w:p>
-    <w:p>
-      <w:pPr>
-        <w:spacing w:after="0" w:before="0"/>
-        <w:ind w:left="567"/>
-        <w:shd w:val="clear" w:color="auto" w:fill="F2F2F2"/>
-        <w:pBdr>
-          <w:left w:val="single" w:sz="18" w:space="4" w:color="7F7F7F"/>
-        </w:pBdr>
-      </w:pPr>
-      <w:r>
-        <w:rPr>
-          <w:b w:val="0"/>
-          <w:i w:val="0"/>
-          <w:sz w:val="20"/>
-          <w:u w:val="none"/>
-        </w:rPr>
-        <w:t>ч. 4. Задержание государственного служащего (в том числе сотрудника правоохранительного органа, военнослужащего SANG, сотрудника EMS, сотрудника WN, служащего ОГП) при исполнении им служебных обязанностей, адвоката при осуществлении им адвокатской деятельности, а также члена Сената в течение срока его полномочий, равно как их привод, личный обыск и обыск используемого ими транспорта, допускаются только в следующих случаях:</w:t>
-      </w:r>
-    </w:p>
-    <w:p>
-      <w:pPr>
-        <w:spacing w:after="0" w:before="0"/>
-        <w:ind w:left="567"/>
-        <w:shd w:val="clear" w:color="auto" w:fill="F2F2F2"/>
-        <w:pBdr>
-          <w:left w:val="single" w:sz="18" w:space="4" w:color="7F7F7F"/>
-        </w:pBdr>
-      </w:pPr>
-      <w:r>
-        <w:rPr>
-          <w:b w:val="0"/>
-          <w:i w:val="0"/>
-          <w:sz w:val="20"/>
-          <w:u w:val="none"/>
-        </w:rPr>
-        <w:t>а) при наличии ордера или судебного акта;</w:t>
-      </w:r>
-    </w:p>
-    <w:p>
-      <w:pPr>
-        <w:spacing w:after="0" w:before="0"/>
-        <w:ind w:left="567"/>
-        <w:shd w:val="clear" w:color="auto" w:fill="F2F2F2"/>
-        <w:pBdr>
-          <w:left w:val="single" w:sz="18" w:space="4" w:color="7F7F7F"/>
-        </w:pBdr>
-      </w:pPr>
-      <w:r>
-        <w:rPr>
-          <w:b w:val="0"/>
-          <w:i w:val="0"/>
-          <w:sz w:val="20"/>
-          <w:u w:val="none"/>
-        </w:rPr>
-        <w:t>б) когда лицо застигнуто при совершении преступления или непосредственно после его совершения;</w:t>
-      </w:r>
-    </w:p>
-    <w:p>
-      <w:pPr>
-        <w:spacing w:after="0" w:before="0"/>
-        <w:ind w:left="567"/>
-        <w:shd w:val="clear" w:color="auto" w:fill="F2F2F2"/>
-        <w:pBdr>
-          <w:left w:val="single" w:sz="18" w:space="4" w:color="7F7F7F"/>
-        </w:pBdr>
-      </w:pPr>
-      <w:r>
-        <w:rPr>
-          <w:b w:val="0"/>
-          <w:i w:val="0"/>
-          <w:sz w:val="20"/>
-          <w:u w:val="none"/>
-        </w:rPr>
-        <w:t>в) когда действия лица создают непосредственную угрозу жизни или здоровью окружающих;</w:t>
-      </w:r>
-    </w:p>
-    <w:p>
-      <w:pPr>
-        <w:spacing w:after="0" w:before="0"/>
-        <w:ind w:left="567"/>
-        <w:shd w:val="clear" w:color="auto" w:fill="F2F2F2"/>
-        <w:pBdr>
-          <w:left w:val="single" w:sz="18" w:space="4" w:color="7F7F7F"/>
-        </w:pBdr>
-      </w:pPr>
-      <w:r>
-        <w:rPr>
-          <w:b w:val="0"/>
-          <w:i w:val="0"/>
-          <w:sz w:val="20"/>
-          <w:u w:val="none"/>
-        </w:rPr>
-        <w:t>г) по требованию лиц, указанных в пунктах «д» и «е» части 2 статьи 16 настоящего Кодекса.</w:t>
-      </w:r>
-    </w:p>
-    <w:p>
-      <w:pPr>
-        <w:spacing w:after="0" w:before="0"/>
-        <w:ind w:left="567"/>
-        <w:shd w:val="clear" w:color="auto" w:fill="F2F2F2"/>
-        <w:pBdr>
-          <w:left w:val="single" w:sz="18" w:space="4" w:color="7F7F7F"/>
-        </w:pBdr>
-      </w:pPr>
-      <w:r>
-        <w:rPr>
-          <w:b w:val="0"/>
-          <w:i w:val="0"/>
-          <w:sz w:val="20"/>
-          <w:u w:val="none"/>
-        </w:rPr>
-        <w:t>В остальных случаях сведения о правонарушении передаются в ОГП и руководству указанного лица без его задержания. Гарантии правовой защиты, установленные законами о деятельности отдельных государственных органов, о Сенате и об адвокатуре, применяются в части, не противоречащей настоящей части.</w:t>
-      </w:r>
-    </w:p>
-    <w:p>
-      <w:pPr>
-        <w:spacing w:after="0" w:before="0"/>
-        <w:ind w:left="567"/>
-        <w:shd w:val="clear" w:color="auto" w:fill="F2F2F2"/>
-        <w:pBdr>
-          <w:left w:val="single" w:sz="18" w:space="4" w:color="7F7F7F"/>
-        </w:pBdr>
-      </w:pPr>
+        <w:t>▸ Ссылка «статей 17, 25 и 27 Процессуального кодекса штата San-Andreas» → ст. 27 — Процессуальный кодекс штата San-Andreas (145.txt), действующая редакция</w:t>
+      </w:r>
       <w:r>
         <w:rPr>
           <w:b/>
@@ -14191,24 +15063,214 @@
           <w:sz w:val="20"/>
           <w:u w:val="none"/>
         </w:rPr>
-        <w:t>▸ Ссылка «статьи 19 Процессуального кодекса штата San-Andreas» → ст. 19 — Процессуальный кодекс штата San-Andreas (145.txt), в редакции ACT. 001</w:t>
-      </w:r>
-      <w:r>
-        <w:rPr>
-          <w:b w:val="0"/>
-          <w:i/>
-          <w:color w:val="404040"/>
-          <w:sz w:val="20"/>
-          <w:u w:val="none"/>
-        </w:rPr>
-        <w:t xml:space="preserve"> — полный текст приведён выше (справка к ст. 25 закон о региональных ПОО).</w:t>
+        <w:t>:</w:t>
       </w:r>
     </w:p>
     <w:p>
       <w:pPr>
         <w:spacing w:after="0" w:before="0"/>
         <w:ind w:left="567"/>
-        <w:shd w:val="clear" w:color="auto" w:fill="EAF1FB"/>
+        <w:shd w:val="clear" w:color="auto" w:fill="F2F2F2"/>
+        <w:pBdr>
+          <w:left w:val="single" w:sz="18" w:space="4" w:color="7F7F7F"/>
+        </w:pBdr>
+      </w:pPr>
+      <w:r>
+        <w:rPr>
+          <w:b w:val="0"/>
+          <w:i w:val="0"/>
+          <w:sz w:val="20"/>
+          <w:u w:val="none"/>
+        </w:rPr>
+        <w:t>Статья 27. Порядок ареста</w:t>
+      </w:r>
+    </w:p>
+    <w:p>
+      <w:pPr>
+        <w:spacing w:after="0" w:before="0"/>
+        <w:ind w:left="567"/>
+        <w:shd w:val="clear" w:color="auto" w:fill="F2F2F2"/>
+        <w:pBdr>
+          <w:left w:val="single" w:sz="18" w:space="4" w:color="7F7F7F"/>
+        </w:pBdr>
+      </w:pPr>
+      <w:r>
+        <w:rPr>
+          <w:b w:val="0"/>
+          <w:i w:val="0"/>
+          <w:sz w:val="20"/>
+          <w:u w:val="none"/>
+        </w:rPr>
+        <w:t>ч. 1. Порядок ареста проводится строго в следующем порядке:</w:t>
+      </w:r>
+    </w:p>
+    <w:p>
+      <w:pPr>
+        <w:spacing w:after="0" w:before="0"/>
+        <w:ind w:left="567"/>
+        <w:shd w:val="clear" w:color="auto" w:fill="F2F2F2"/>
+        <w:pBdr>
+          <w:left w:val="single" w:sz="18" w:space="4" w:color="7F7F7F"/>
+        </w:pBdr>
+      </w:pPr>
+      <w:r>
+        <w:rPr>
+          <w:b w:val="0"/>
+          <w:i w:val="0"/>
+          <w:sz w:val="20"/>
+          <w:u w:val="none"/>
+        </w:rPr>
+        <w:t>а) Совершить вторичный обыск;</w:t>
+      </w:r>
+    </w:p>
+    <w:p>
+      <w:pPr>
+        <w:spacing w:after="0" w:before="0"/>
+        <w:ind w:left="567"/>
+        <w:shd w:val="clear" w:color="auto" w:fill="F2F2F2"/>
+        <w:pBdr>
+          <w:left w:val="single" w:sz="18" w:space="4" w:color="7F7F7F"/>
+        </w:pBdr>
+      </w:pPr>
+      <w:r>
+        <w:rPr>
+          <w:b w:val="0"/>
+          <w:i w:val="0"/>
+          <w:sz w:val="20"/>
+          <w:u w:val="none"/>
+        </w:rPr>
+        <w:t>б) Изъять все нелегальные предметы у гражданина, подвергнутого аресту;</w:t>
+      </w:r>
+    </w:p>
+    <w:p>
+      <w:pPr>
+        <w:spacing w:after="0" w:before="0"/>
+        <w:ind w:left="567"/>
+        <w:shd w:val="clear" w:color="auto" w:fill="F2F2F2"/>
+        <w:pBdr>
+          <w:left w:val="single" w:sz="18" w:space="4" w:color="7F7F7F"/>
+        </w:pBdr>
+      </w:pPr>
+      <w:r>
+        <w:rPr>
+          <w:b w:val="0"/>
+          <w:i w:val="0"/>
+          <w:sz w:val="20"/>
+          <w:u w:val="none"/>
+        </w:rPr>
+        <w:t>в) Установить соответствующий уровень боло-розыска в соотношении 1 год к 1 уровню;</w:t>
+      </w:r>
+    </w:p>
+    <w:p>
+      <w:pPr>
+        <w:spacing w:after="0" w:before="0"/>
+        <w:ind w:left="567"/>
+        <w:shd w:val="clear" w:color="auto" w:fill="F2F2F2"/>
+        <w:pBdr>
+          <w:left w:val="single" w:sz="18" w:space="4" w:color="7F7F7F"/>
+        </w:pBdr>
+      </w:pPr>
+      <w:r>
+        <w:rPr>
+          <w:b w:val="0"/>
+          <w:i w:val="0"/>
+          <w:sz w:val="20"/>
+          <w:u w:val="none"/>
+        </w:rPr>
+        <w:t>г) Разъяснить задержанному причину ареста;</w:t>
+      </w:r>
+    </w:p>
+    <w:p>
+      <w:pPr>
+        <w:spacing w:after="0" w:before="0"/>
+        <w:ind w:left="567"/>
+        <w:shd w:val="clear" w:color="auto" w:fill="F2F2F2"/>
+        <w:pBdr>
+          <w:left w:val="single" w:sz="18" w:space="4" w:color="7F7F7F"/>
+        </w:pBdr>
+      </w:pPr>
+      <w:r>
+        <w:rPr>
+          <w:b w:val="0"/>
+          <w:i w:val="0"/>
+          <w:sz w:val="20"/>
+          <w:u w:val="none"/>
+        </w:rPr>
+        <w:t>д) Поместить его в КПЗ на срок, установленный уголовным кодексом</w:t>
+      </w:r>
+    </w:p>
+    <w:p>
+      <w:pPr>
+        <w:spacing w:after="0" w:before="0"/>
+        <w:ind w:left="567"/>
+        <w:shd w:val="clear" w:color="auto" w:fill="F2F2F2"/>
+        <w:pBdr>
+          <w:left w:val="single" w:sz="18" w:space="4" w:color="7F7F7F"/>
+        </w:pBdr>
+      </w:pPr>
+      <w:r>
+        <w:rPr>
+          <w:b w:val="0"/>
+          <w:i w:val="0"/>
+          <w:sz w:val="20"/>
+          <w:u w:val="none"/>
+        </w:rPr>
+      </w:r>
+    </w:p>
+    <w:p>
+      <w:pPr>
+        <w:spacing w:after="0" w:before="0"/>
+        <w:ind w:left="567"/>
+        <w:shd w:val="clear" w:color="auto" w:fill="F2F2F2"/>
+        <w:pBdr>
+          <w:left w:val="single" w:sz="18" w:space="4" w:color="7F7F7F"/>
+        </w:pBdr>
+      </w:pPr>
+      <w:r>
+        <w:rPr>
+          <w:b w:val="0"/>
+          <w:i w:val="0"/>
+          <w:sz w:val="20"/>
+          <w:u w:val="none"/>
+        </w:rPr>
+        <w:t>ч. 2. Сотрудники правоохранительных органов, находящиеся под прикрытием (оперативное внедрение), после задержания подозреваемого, обязаны передать его уполномоченным лицам.</w:t>
+      </w:r>
+    </w:p>
+    <w:p>
+      <w:pPr>
+        <w:spacing w:after="40"/>
+      </w:pPr>
+      <w:r>
+        <w:rPr>
+          <w:b w:val="0"/>
+          <w:i w:val="0"/>
+          <w:u w:val="none"/>
+        </w:rPr>
+        <w:t xml:space="preserve">ч. 5 Военнослужащие SANG, производящие задержание, обязаны вести видеофиксацию правонарушения и задержания и хранить её 72 часа. После передачи задержанного военнослужащий вправе присутствовать при производстве процессуальных действий до их окончания в порядке </w:t>
+      </w:r>
+      <w:r>
+        <w:rPr>
+          <w:b w:val="0"/>
+          <w:i w:val="0"/>
+          <w:color w:val="1F3A93"/>
+          <w:u w:val="single"/>
+        </w:rPr>
+        <w:t>пункта «м» части 1 статьи 18 Процессуального кодекса штата San-Andreas</w:t>
+      </w:r>
+      <w:r>
+        <w:rPr>
+          <w:b w:val="0"/>
+          <w:i w:val="0"/>
+          <w:u w:val="none"/>
+        </w:rPr>
+        <w:t>.</w:t>
+      </w:r>
+    </w:p>
+    <w:p>
+      <w:pPr>
+        <w:spacing w:after="0" w:before="0"/>
+        <w:ind w:left="567"/>
+        <w:shd w:val="clear" w:color="auto" w:fill="F2F2F2"/>
         <w:pBdr>
           <w:left w:val="single" w:sz="18" w:space="4" w:color="7F7F7F"/>
         </w:pBdr>
@@ -14221,199 +15283,8 @@
           <w:sz w:val="20"/>
           <w:u w:val="none"/>
         </w:rPr>
-        <w:t>▸ Обозначения и термины в этом абзаце:</w:t>
-      </w:r>
-    </w:p>
-    <w:p>
-      <w:pPr>
-        <w:spacing w:after="0" w:before="0"/>
-        <w:ind w:left="567"/>
-        <w:shd w:val="clear" w:color="auto" w:fill="EAF1FB"/>
-        <w:pBdr>
-          <w:left w:val="single" w:sz="18" w:space="4" w:color="7F7F7F"/>
-        </w:pBdr>
-      </w:pPr>
-      <w:r>
-        <w:rPr>
-          <w:b/>
-          <w:i w:val="0"/>
-          <w:sz w:val="20"/>
-          <w:u w:val="none"/>
-        </w:rPr>
-        <w:t xml:space="preserve">• привод — </w:t>
-      </w:r>
-      <w:r>
-        <w:rPr>
-          <w:b w:val="0"/>
-          <w:i w:val="0"/>
-          <w:sz w:val="20"/>
-          <w:u w:val="none"/>
-        </w:rPr>
-        <w:t>осуществляется по ордеру DT — закон «О системе ордеров штата San-Andreas» (172.txt), ст. 6 ч. 3 п. «а»</w:t>
-      </w:r>
-      <w:r>
-        <w:rPr>
-          <w:b w:val="0"/>
-          <w:i w:val="0"/>
-          <w:sz w:val="20"/>
-          <w:u w:val="none"/>
-        </w:rPr>
-        <w:t xml:space="preserve"> (текст — в редакции ACT. 002):</w:t>
-      </w:r>
-    </w:p>
-    <w:p>
-      <w:pPr>
-        <w:spacing w:after="0" w:before="0"/>
-        <w:ind w:left="850"/>
-        <w:shd w:val="clear" w:color="auto" w:fill="EAF1FB"/>
-        <w:pBdr>
-          <w:left w:val="single" w:sz="18" w:space="4" w:color="7F7F7F"/>
-        </w:pBdr>
-      </w:pPr>
-      <w:r>
-        <w:rPr>
-          <w:b w:val="0"/>
-          <w:i/>
-          <w:sz w:val="20"/>
-          <w:u w:val="none"/>
-        </w:rPr>
-        <w:t>Статья 6. Виды ордеров и лица, уполномоченные на их авторизацию.</w:t>
-      </w:r>
-    </w:p>
-    <w:p>
-      <w:pPr>
-        <w:spacing w:after="0" w:before="0"/>
-        <w:ind w:left="850"/>
-        <w:shd w:val="clear" w:color="auto" w:fill="EAF1FB"/>
-        <w:pBdr>
-          <w:left w:val="single" w:sz="18" w:space="4" w:color="7F7F7F"/>
-        </w:pBdr>
-      </w:pPr>
-      <w:r>
-        <w:rPr>
-          <w:b w:val="0"/>
-          <w:i/>
-          <w:sz w:val="20"/>
-          <w:u w:val="none"/>
-        </w:rPr>
-        <w:t>ч. 3 Ордер Detention and Transfer</w:t>
-      </w:r>
-    </w:p>
-    <w:p>
-      <w:pPr>
-        <w:spacing w:after="0" w:before="0"/>
-        <w:ind w:left="850"/>
-        <w:shd w:val="clear" w:color="auto" w:fill="EAF1FB"/>
-        <w:pBdr>
-          <w:left w:val="single" w:sz="18" w:space="4" w:color="7F7F7F"/>
-        </w:pBdr>
-      </w:pPr>
-      <w:r>
-        <w:rPr>
-          <w:b w:val="0"/>
-          <w:i/>
-          <w:sz w:val="20"/>
-          <w:u w:val="none"/>
-        </w:rPr>
-        <w:t>а) Detention and Transfer (далее DT) - ордер, предписывающий осуществить привод лица. Основанием для привода может служить неявка лица по вызову уполномоченного лица и/или органов, в случае наличия у таковых оснований для его вызова в то или иное место;</w:t>
-      </w:r>
-    </w:p>
-    <w:p>
-      <w:pPr>
-        <w:spacing w:before="280" w:after="120"/>
-      </w:pPr>
-      <w:r>
-        <w:rPr>
-          <w:b/>
-          <w:i w:val="0"/>
-          <w:sz w:val="24"/>
-          <w:u w:val="none"/>
-        </w:rPr>
-        <w:t>SECTION. 6. ВНЕСЕНИЕ ПРАВКИ В Закон «Об Экстренной Медицинской Службе в штате San-Andreas» (159.txt)</w:t>
-      </w:r>
-    </w:p>
-    <w:p>
-      <w:pPr>
-        <w:spacing w:after="0" w:before="0"/>
-        <w:ind w:left="567"/>
-        <w:shd w:val="clear" w:color="auto" w:fill="EAF1FB"/>
-        <w:pBdr>
-          <w:left w:val="single" w:sz="18" w:space="4" w:color="7F7F7F"/>
-        </w:pBdr>
-      </w:pPr>
-      <w:r>
-        <w:rPr>
-          <w:b w:val="0"/>
-          <w:i/>
-          <w:color w:val="404040"/>
-          <w:sz w:val="20"/>
-          <w:u w:val="none"/>
-        </w:rPr>
-        <w:t>▸ Обозначения органов LSPD, LSCSD, FIB, USSS, SANG, EMS, WN, ОГП, GOV во всех статьях ниже — по ст. 2.1 ч. 1 ПК (вводится ACT. 001); первичные источники каждого обозначения — в таблице в начале документа.</w:t>
-      </w:r>
-    </w:p>
-    <w:p>
-      <w:pPr>
-        <w:spacing w:before="240" w:after="80"/>
-      </w:pPr>
-      <w:r>
-        <w:rPr>
-          <w:b/>
-          <w:i w:val="0"/>
-          <w:sz w:val="24"/>
-          <w:u w:val="none"/>
-        </w:rPr>
-        <w:t>Статья 32. Гарантии правовой защиты сотрудника EMS — изменяемая статья (полный текст в новой редакции)</w:t>
-      </w:r>
-    </w:p>
-    <w:p>
-      <w:pPr>
-        <w:spacing w:after="40"/>
-      </w:pPr>
-      <w:r>
-        <w:rPr>
-          <w:b w:val="0"/>
-          <w:i w:val="0"/>
-          <w:u w:val="none"/>
-        </w:rPr>
-        <w:t>ч. 1. Сотрудник EMS при исполнении служебных обязанностей находится под защитой государства.</w:t>
-      </w:r>
-    </w:p>
-    <w:p>
-      <w:pPr>
-        <w:spacing w:after="40"/>
-      </w:pPr>
-      <w:r>
-        <w:rPr>
-          <w:b w:val="0"/>
-          <w:i w:val="0"/>
-          <w:u w:val="none"/>
-        </w:rPr>
-        <w:t>ч. 2. Государственная защита жизни и здоровья, чести и достоинства сотрудника EMS и членов его семьи, а также имущества, принадлежащего ему и членам его семьи, от преступных посягательств в связи с выполнением служебных обязанностей осуществляется в порядке, установленном законодательством штата San-Andreas.</w:t>
-      </w:r>
-    </w:p>
-    <w:p>
-      <w:pPr>
-        <w:spacing w:after="40"/>
-      </w:pPr>
-      <w:r>
-        <w:rPr>
-          <w:b w:val="0"/>
-          <w:i w:val="0"/>
-          <w:u w:val="none"/>
-        </w:rPr>
-        <w:t>ч. 3. При исполнении сотрудником EMS служебных обязанностей не допускаются его привод, задержание, личный обыск, обыск его вещей, а также обыск личного или используемого им транспорта, за исключением случаев, предусмотренных настоящей статьей и законодательством штата San-Andreas.</w:t>
-      </w:r>
-    </w:p>
-    <w:p>
-      <w:pPr>
-        <w:spacing w:after="0" w:before="0"/>
-        <w:ind w:left="567"/>
-        <w:shd w:val="clear" w:color="auto" w:fill="EAF1FB"/>
-        <w:pBdr>
-          <w:left w:val="single" w:sz="18" w:space="4" w:color="7F7F7F"/>
-        </w:pBdr>
-      </w:pPr>
+        <w:t>▸ Ссылка «пункта «м» части 1 статьи 18 Процессуального кодекса штата San-Andreas» → п. «м» ч. 1 ст. 18 — Процессуальный кодекс штата San-Andreas (145.txt), в редакции ACT. 001</w:t>
+      </w:r>
       <w:r>
         <w:rPr>
           <w:b/>
@@ -14422,101 +15293,96 @@
           <w:sz w:val="20"/>
           <w:u w:val="none"/>
         </w:rPr>
-        <w:t>▸ Обозначения и термины в этом абзаце:</w:t>
+        <w:t>:</w:t>
       </w:r>
     </w:p>
     <w:p>
       <w:pPr>
         <w:spacing w:after="0" w:before="0"/>
         <w:ind w:left="567"/>
-        <w:shd w:val="clear" w:color="auto" w:fill="EAF1FB"/>
-        <w:pBdr>
-          <w:left w:val="single" w:sz="18" w:space="4" w:color="7F7F7F"/>
-        </w:pBdr>
+        <w:shd w:val="clear" w:color="auto" w:fill="F2F2F2"/>
+        <w:pBdr>
+          <w:left w:val="single" w:sz="18" w:space="4" w:color="7F7F7F"/>
+        </w:pBdr>
+      </w:pPr>
+      <w:r>
+        <w:rPr>
+          <w:b w:val="0"/>
+          <w:i w:val="0"/>
+          <w:sz w:val="20"/>
+          <w:u w:val="none"/>
+        </w:rPr>
+        <w:t>Статья 18. Субъекты задержания</w:t>
+      </w:r>
+    </w:p>
+    <w:p>
+      <w:pPr>
+        <w:spacing w:after="0" w:before="0"/>
+        <w:ind w:left="567"/>
+        <w:shd w:val="clear" w:color="auto" w:fill="F2F2F2"/>
+        <w:pBdr>
+          <w:left w:val="single" w:sz="18" w:space="4" w:color="7F7F7F"/>
+        </w:pBdr>
+      </w:pPr>
+      <w:r>
+        <w:rPr>
+          <w:b w:val="0"/>
+          <w:i w:val="0"/>
+          <w:sz w:val="20"/>
+          <w:u w:val="none"/>
+        </w:rPr>
+        <w:t>ч. 1. В процессе задержания участвуют:</w:t>
+      </w:r>
+    </w:p>
+    <w:p>
+      <w:pPr>
+        <w:spacing w:after="0" w:before="0"/>
+        <w:ind w:left="567"/>
+        <w:shd w:val="clear" w:color="auto" w:fill="F2F2F2"/>
+        <w:pBdr>
+          <w:left w:val="single" w:sz="18" w:space="4" w:color="7F7F7F"/>
+        </w:pBdr>
+      </w:pPr>
+      <w:r>
+        <w:rPr>
+          <w:b w:val="0"/>
+          <w:i w:val="0"/>
+          <w:sz w:val="20"/>
+          <w:u w:val="none"/>
+        </w:rPr>
+        <w:t>м) Лицо, произведшее задержание с передачей задержанного в порядке статьи 17.3 настоящего Кодекса, — до окончания процессуальных действий. Указанное лицо вправе давать пояснения и представлять доказательства, но не вправе вмешиваться в ход процессуальных действий.</w:t>
+      </w:r>
+    </w:p>
+    <w:p>
+      <w:pPr>
+        <w:spacing w:after="0" w:before="0"/>
+        <w:ind w:left="567"/>
+        <w:shd w:val="clear" w:color="auto" w:fill="F2F2F2"/>
+        <w:pBdr>
+          <w:left w:val="single" w:sz="18" w:space="4" w:color="7F7F7F"/>
+        </w:pBdr>
+      </w:pPr>
+      <w:r>
+        <w:rPr>
+          <w:b w:val="0"/>
+          <w:i w:val="0"/>
+          <w:sz w:val="20"/>
+          <w:u w:val="none"/>
+        </w:rPr>
+      </w:r>
+    </w:p>
+    <w:p>
+      <w:pPr>
+        <w:spacing w:before="240" w:after="80"/>
       </w:pPr>
       <w:r>
         <w:rPr>
           <w:b/>
           <w:i w:val="0"/>
-          <w:sz w:val="20"/>
-          <w:u w:val="none"/>
-        </w:rPr>
-        <w:t xml:space="preserve">• привод — </w:t>
-      </w:r>
-      <w:r>
-        <w:rPr>
-          <w:b w:val="0"/>
-          <w:i w:val="0"/>
-          <w:sz w:val="20"/>
-          <w:u w:val="none"/>
-        </w:rPr>
-        <w:t>осуществляется по ордеру DT — закон «О системе ордеров штата San-Andreas» (172.txt), ст. 6 ч. 3 п. «а»</w:t>
-      </w:r>
-      <w:r>
-        <w:rPr>
-          <w:b w:val="0"/>
-          <w:i w:val="0"/>
-          <w:sz w:val="20"/>
-          <w:u w:val="none"/>
-        </w:rPr>
-        <w:t xml:space="preserve"> (текст — в редакции ACT. 002):</w:t>
-      </w:r>
-    </w:p>
-    <w:p>
-      <w:pPr>
-        <w:spacing w:after="0" w:before="0"/>
-        <w:ind w:left="850"/>
-        <w:shd w:val="clear" w:color="auto" w:fill="EAF1FB"/>
-        <w:pBdr>
-          <w:left w:val="single" w:sz="18" w:space="4" w:color="7F7F7F"/>
-        </w:pBdr>
-      </w:pPr>
-      <w:r>
-        <w:rPr>
-          <w:b w:val="0"/>
-          <w:i/>
-          <w:sz w:val="20"/>
-          <w:u w:val="none"/>
-        </w:rPr>
-        <w:t>Статья 6. Виды ордеров и лица, уполномоченные на их авторизацию.</w:t>
-      </w:r>
-    </w:p>
-    <w:p>
-      <w:pPr>
-        <w:spacing w:after="0" w:before="0"/>
-        <w:ind w:left="850"/>
-        <w:shd w:val="clear" w:color="auto" w:fill="EAF1FB"/>
-        <w:pBdr>
-          <w:left w:val="single" w:sz="18" w:space="4" w:color="7F7F7F"/>
-        </w:pBdr>
-      </w:pPr>
-      <w:r>
-        <w:rPr>
-          <w:b w:val="0"/>
-          <w:i/>
-          <w:sz w:val="20"/>
-          <w:u w:val="none"/>
-        </w:rPr>
-        <w:t>ч. 3 Ордер Detention and Transfer</w:t>
-      </w:r>
-    </w:p>
-    <w:p>
-      <w:pPr>
-        <w:spacing w:after="0" w:before="0"/>
-        <w:ind w:left="850"/>
-        <w:shd w:val="clear" w:color="auto" w:fill="EAF1FB"/>
-        <w:pBdr>
-          <w:left w:val="single" w:sz="18" w:space="4" w:color="7F7F7F"/>
-        </w:pBdr>
-      </w:pPr>
-      <w:r>
-        <w:rPr>
-          <w:b w:val="0"/>
-          <w:i/>
-          <w:sz w:val="20"/>
-          <w:u w:val="none"/>
-        </w:rPr>
-        <w:t>а) Detention and Transfer (далее DT) - ордер, предписывающий осуществить привод лица. Основанием для привода может служить неявка лица по вызову уполномоченного лица и/или органов, в случае наличия у таковых оснований для его вызова в то или иное место;</w:t>
+          <w:sz w:val="24"/>
+          <w:u w:val="none"/>
+        </w:rPr>
+        <w:t>Статья 25. Гарантии правовой защиты сотрудника SANG. — изменяемая статья (полный текст в новой редакции)</w:t>
       </w:r>
     </w:p>
     <w:p>
@@ -14529,24 +15395,46 @@
           <w:i w:val="0"/>
           <w:u w:val="none"/>
         </w:rPr>
-        <w:t xml:space="preserve">ч. 4. Действия, указанные в </w:t>
-      </w:r>
-      <w:r>
-        <w:rPr>
-          <w:b w:val="0"/>
-          <w:i w:val="0"/>
-          <w:color w:val="1F3A93"/>
-          <w:u w:val="single"/>
-        </w:rPr>
-        <w:t>части 3 настоящей статьи</w:t>
-      </w:r>
-      <w:r>
-        <w:rPr>
-          <w:b w:val="0"/>
-          <w:i w:val="0"/>
-          <w:u w:val="none"/>
-        </w:rPr>
-        <w:t xml:space="preserve">, допускаются в отношении сотрудника EMS только в случаях, предусмотренных </w:t>
+        <w:t>ч. 1 Военнослужащий SANG, выполняя служебные обязанности, выступает в качестве представителя государственной власти и находится под защитой государства. Законные требования сотрудника SANG обязательны для выполнения гражданами и должностными лицами.</w:t>
+      </w:r>
+    </w:p>
+    <w:p>
+      <w:pPr>
+        <w:spacing w:after="40"/>
+      </w:pPr>
+      <w:r>
+        <w:rPr>
+          <w:b w:val="0"/>
+          <w:i w:val="0"/>
+          <w:u w:val="none"/>
+        </w:rPr>
+        <w:t>ч. 2 Государственная защита жизни и здоровья, чести и достоинства военнослужащего SANG и членов его семьи, а также имущества, принадлежащего ему и членам его семьи, от преступных посягательств в связи с выполнением служебных обязанностей осуществляется в порядке, установленном законодательством.</w:t>
+      </w:r>
+    </w:p>
+    <w:p>
+      <w:pPr>
+        <w:spacing w:after="40"/>
+      </w:pPr>
+      <w:r>
+        <w:rPr>
+          <w:b w:val="0"/>
+          <w:i w:val="0"/>
+          <w:u w:val="none"/>
+        </w:rPr>
+        <w:t>ч. 3 Меры государственной защиты применяются также в отношении близких родственников военнослужащего SANG, а в исключительных случаях - в отношении иных лиц, на жизнь, здоровье и имущество которых совершается посягательство в целях воспрепятствования законной деятельности военнослужащего SANG либо принуждения к изменению ее характера, а также из мести за указанную деятельность.</w:t>
+      </w:r>
+    </w:p>
+    <w:p>
+      <w:pPr>
+        <w:spacing w:after="40"/>
+      </w:pPr>
+      <w:r>
+        <w:rPr>
+          <w:b w:val="0"/>
+          <w:i w:val="0"/>
+          <w:u w:val="none"/>
+        </w:rPr>
+        <w:t xml:space="preserve">ч. 4 При исполнении военнослужащим SANG служебных обязанностей не допускаются его привод, задержание, личный обыск и обыск его вещей, а также обыск личного и используемого им транспорта, за исключением случаев, предусмотренных </w:t>
       </w:r>
       <w:r>
         <w:rPr>
@@ -14600,7 +15488,7 @@
           <w:sz w:val="20"/>
           <w:u w:val="none"/>
         </w:rPr>
-        <w:t>▸ Ссылка «части 3 настоящей статьи» → ч. 3 ст. 32 — Закон «Об Экстренной Медицинской Службе в штате San-Andreas» (159.txt), в редакции настоящего законопроекта (ACT. 003)</w:t>
+        <w:t>▸ Ссылка «частью 4 статьи 19 Процессуального кодекса штата San-Andreas» → ч. 4 ст. 19 — Процессуальный кодекс штата San-Andreas (145.txt), в редакции ACT. 001</w:t>
       </w:r>
       <w:r>
         <w:rPr>
@@ -14629,7 +15517,7 @@
           <w:sz w:val="20"/>
           <w:u w:val="none"/>
         </w:rPr>
-        <w:t>Статья 32. Гарантии правовой защиты сотрудника EMS</w:t>
+        <w:t>Статья 19. Уведомление о задержании</w:t>
       </w:r>
     </w:p>
     <w:p>
@@ -14648,7 +15536,121 @@
           <w:sz w:val="20"/>
           <w:u w:val="none"/>
         </w:rPr>
-        <w:t>ч. 3. При исполнении сотрудником EMS служебных обязанностей не допускаются его привод, задержание, личный обыск, обыск его вещей, а также обыск личного или используемого им транспорта, за исключением случаев, предусмотренных настоящей статьей и законодательством штата San-Andreas.</w:t>
+        <w:t>ч. 4. Задержание государственного служащего (в том числе сотрудника правоохранительного органа, военнослужащего SANG, сотрудника EMS, сотрудника WN, служащего ОГП) при исполнении им служебных обязанностей, адвоката при осуществлении им адвокатской деятельности, а также члена Сената в течение срока его полномочий, равно как их привод, личный обыск и обыск используемого ими транспорта, допускаются только в следующих случаях:</w:t>
+      </w:r>
+    </w:p>
+    <w:p>
+      <w:pPr>
+        <w:spacing w:after="0" w:before="0"/>
+        <w:ind w:left="567"/>
+        <w:shd w:val="clear" w:color="auto" w:fill="F2F2F2"/>
+        <w:pBdr>
+          <w:left w:val="single" w:sz="18" w:space="4" w:color="7F7F7F"/>
+        </w:pBdr>
+      </w:pPr>
+      <w:r>
+        <w:rPr>
+          <w:b w:val="0"/>
+          <w:i w:val="0"/>
+          <w:sz w:val="20"/>
+          <w:u w:val="none"/>
+        </w:rPr>
+        <w:t>а) при наличии ордера или судебного акта;</w:t>
+      </w:r>
+    </w:p>
+    <w:p>
+      <w:pPr>
+        <w:spacing w:after="0" w:before="0"/>
+        <w:ind w:left="567"/>
+        <w:shd w:val="clear" w:color="auto" w:fill="F2F2F2"/>
+        <w:pBdr>
+          <w:left w:val="single" w:sz="18" w:space="4" w:color="7F7F7F"/>
+        </w:pBdr>
+      </w:pPr>
+      <w:r>
+        <w:rPr>
+          <w:b w:val="0"/>
+          <w:i w:val="0"/>
+          <w:sz w:val="20"/>
+          <w:u w:val="none"/>
+        </w:rPr>
+        <w:t>б) когда лицо застигнуто при совершении преступления или непосредственно после его совершения;</w:t>
+      </w:r>
+    </w:p>
+    <w:p>
+      <w:pPr>
+        <w:spacing w:after="0" w:before="0"/>
+        <w:ind w:left="567"/>
+        <w:shd w:val="clear" w:color="auto" w:fill="F2F2F2"/>
+        <w:pBdr>
+          <w:left w:val="single" w:sz="18" w:space="4" w:color="7F7F7F"/>
+        </w:pBdr>
+      </w:pPr>
+      <w:r>
+        <w:rPr>
+          <w:b w:val="0"/>
+          <w:i w:val="0"/>
+          <w:sz w:val="20"/>
+          <w:u w:val="none"/>
+        </w:rPr>
+        <w:t>в) когда действия лица создают непосредственную угрозу жизни или здоровью окружающих;</w:t>
+      </w:r>
+    </w:p>
+    <w:p>
+      <w:pPr>
+        <w:spacing w:after="0" w:before="0"/>
+        <w:ind w:left="567"/>
+        <w:shd w:val="clear" w:color="auto" w:fill="F2F2F2"/>
+        <w:pBdr>
+          <w:left w:val="single" w:sz="18" w:space="4" w:color="7F7F7F"/>
+        </w:pBdr>
+      </w:pPr>
+      <w:r>
+        <w:rPr>
+          <w:b w:val="0"/>
+          <w:i w:val="0"/>
+          <w:sz w:val="20"/>
+          <w:u w:val="none"/>
+        </w:rPr>
+        <w:t>г) по требованию лиц, указанных в пунктах «д» и «е» части 2 статьи 16 настоящего Кодекса.</w:t>
+      </w:r>
+    </w:p>
+    <w:p>
+      <w:pPr>
+        <w:spacing w:after="0" w:before="0"/>
+        <w:ind w:left="567"/>
+        <w:shd w:val="clear" w:color="auto" w:fill="F2F2F2"/>
+        <w:pBdr>
+          <w:left w:val="single" w:sz="18" w:space="4" w:color="7F7F7F"/>
+        </w:pBdr>
+      </w:pPr>
+      <w:r>
+        <w:rPr>
+          <w:b w:val="0"/>
+          <w:i w:val="0"/>
+          <w:sz w:val="20"/>
+          <w:u w:val="none"/>
+        </w:rPr>
+        <w:t>В остальных случаях сведения о правонарушении передаются в ОГП и руководству указанного лица без его задержания. Гарантии правовой защиты, установленные законами о деятельности отдельных государственных органов, о Сенате и об адвокатуре, применяются в части, не противоречащей настоящей части.</w:t>
+      </w:r>
+    </w:p>
+    <w:p>
+      <w:pPr>
+        <w:spacing w:after="0" w:before="0"/>
+        <w:ind w:left="567"/>
+        <w:shd w:val="clear" w:color="auto" w:fill="F2F2F2"/>
+        <w:pBdr>
+          <w:left w:val="single" w:sz="18" w:space="4" w:color="7F7F7F"/>
+        </w:pBdr>
+      </w:pPr>
+      <w:r>
+        <w:rPr>
+          <w:b w:val="0"/>
+          <w:i w:val="0"/>
+          <w:sz w:val="20"/>
+          <w:u w:val="none"/>
+        </w:rPr>
+        <w:t>Примечание: При задержании государственного служащего, адвоката или члена Сената на основании ордера или вступившего в законную силу судебного акта вызов сотрудника ОГП не требуется, если прямое указание на участие прокурора не содержится в самом ордере или судебном акте; в этом случае вызывается исключительно руководство указанного лица для прекращения трудовых отношений (лишения статуса).</w:t>
       </w:r>
     </w:p>
     <w:p>
@@ -14668,8 +15670,28 @@
           <w:sz w:val="20"/>
           <w:u w:val="none"/>
         </w:rPr>
-        <w:t>▸ Ссылка «частью 4 статьи 19 Процессуального кодекса штата San-Andreas» → ч. 4 ст. 19 — Процессуальный кодекс штата San-Andreas (145.txt), в редакции ACT. 001</w:t>
-      </w:r>
+        <w:t>▸ Ссылка «статьи 19 Процессуального кодекса штата San-Andreas» → ст. 19 — Процессуальный кодекс штата San-Andreas (145.txt), в редакции ACT. 001</w:t>
+      </w:r>
+      <w:r>
+        <w:rPr>
+          <w:b w:val="0"/>
+          <w:i/>
+          <w:color w:val="404040"/>
+          <w:sz w:val="20"/>
+          <w:u w:val="none"/>
+        </w:rPr>
+        <w:t xml:space="preserve"> — полный текст приведён выше (справка к ст. 25 закон о региональных ПОО).</w:t>
+      </w:r>
+    </w:p>
+    <w:p>
+      <w:pPr>
+        <w:spacing w:after="0" w:before="0"/>
+        <w:ind w:left="567"/>
+        <w:shd w:val="clear" w:color="auto" w:fill="EAF1FB"/>
+        <w:pBdr>
+          <w:left w:val="single" w:sz="18" w:space="4" w:color="7F7F7F"/>
+        </w:pBdr>
+      </w:pPr>
       <w:r>
         <w:rPr>
           <w:b/>
@@ -14678,147 +15700,195 @@
           <w:sz w:val="20"/>
           <w:u w:val="none"/>
         </w:rPr>
-        <w:t>:</w:t>
+        <w:t>▸ Обозначения и термины в этом абзаце:</w:t>
       </w:r>
     </w:p>
     <w:p>
       <w:pPr>
         <w:spacing w:after="0" w:before="0"/>
         <w:ind w:left="567"/>
-        <w:shd w:val="clear" w:color="auto" w:fill="F2F2F2"/>
-        <w:pBdr>
-          <w:left w:val="single" w:sz="18" w:space="4" w:color="7F7F7F"/>
-        </w:pBdr>
-      </w:pPr>
-      <w:r>
-        <w:rPr>
-          <w:b w:val="0"/>
-          <w:i w:val="0"/>
-          <w:sz w:val="20"/>
-          <w:u w:val="none"/>
-        </w:rPr>
-        <w:t>Статья 19. Уведомление о задержании</w:t>
+        <w:shd w:val="clear" w:color="auto" w:fill="EAF1FB"/>
+        <w:pBdr>
+          <w:left w:val="single" w:sz="18" w:space="4" w:color="7F7F7F"/>
+        </w:pBdr>
+      </w:pPr>
+      <w:r>
+        <w:rPr>
+          <w:b/>
+          <w:i w:val="0"/>
+          <w:sz w:val="20"/>
+          <w:u w:val="none"/>
+        </w:rPr>
+        <w:t xml:space="preserve">• привод — </w:t>
+      </w:r>
+      <w:r>
+        <w:rPr>
+          <w:b w:val="0"/>
+          <w:i w:val="0"/>
+          <w:sz w:val="20"/>
+          <w:u w:val="none"/>
+        </w:rPr>
+        <w:t>осуществляется по ордеру DT — закон «О системе ордеров штата San-Andreas» (172.txt), ст. 6 ч. 3 п. «а»</w:t>
+      </w:r>
+      <w:r>
+        <w:rPr>
+          <w:b w:val="0"/>
+          <w:i w:val="0"/>
+          <w:sz w:val="20"/>
+          <w:u w:val="none"/>
+        </w:rPr>
+        <w:t xml:space="preserve"> (текст — в редакции ACT. 002):</w:t>
+      </w:r>
+    </w:p>
+    <w:p>
+      <w:pPr>
+        <w:spacing w:after="0" w:before="0"/>
+        <w:ind w:left="850"/>
+        <w:shd w:val="clear" w:color="auto" w:fill="EAF1FB"/>
+        <w:pBdr>
+          <w:left w:val="single" w:sz="18" w:space="4" w:color="7F7F7F"/>
+        </w:pBdr>
+      </w:pPr>
+      <w:r>
+        <w:rPr>
+          <w:b w:val="0"/>
+          <w:i/>
+          <w:sz w:val="20"/>
+          <w:u w:val="none"/>
+        </w:rPr>
+        <w:t>Статья 6. Виды ордеров и лица, уполномоченные на их авторизацию.</w:t>
+      </w:r>
+    </w:p>
+    <w:p>
+      <w:pPr>
+        <w:spacing w:after="0" w:before="0"/>
+        <w:ind w:left="850"/>
+        <w:shd w:val="clear" w:color="auto" w:fill="EAF1FB"/>
+        <w:pBdr>
+          <w:left w:val="single" w:sz="18" w:space="4" w:color="7F7F7F"/>
+        </w:pBdr>
+      </w:pPr>
+      <w:r>
+        <w:rPr>
+          <w:b w:val="0"/>
+          <w:i/>
+          <w:sz w:val="20"/>
+          <w:u w:val="none"/>
+        </w:rPr>
+        <w:t>ч. 3 Ордер Detention and Transfer</w:t>
+      </w:r>
+    </w:p>
+    <w:p>
+      <w:pPr>
+        <w:spacing w:after="0" w:before="0"/>
+        <w:ind w:left="850"/>
+        <w:shd w:val="clear" w:color="auto" w:fill="EAF1FB"/>
+        <w:pBdr>
+          <w:left w:val="single" w:sz="18" w:space="4" w:color="7F7F7F"/>
+        </w:pBdr>
+      </w:pPr>
+      <w:r>
+        <w:rPr>
+          <w:b w:val="0"/>
+          <w:i/>
+          <w:sz w:val="20"/>
+          <w:u w:val="none"/>
+        </w:rPr>
+        <w:t>а) Detention and Transfer (далее DT) - ордер, предписывающий осуществить привод лица. Основанием для привода может служить неявка лица по вызову уполномоченного лица и/или органов, в случае наличия у таковых оснований для его вызова в то или иное место;</w:t>
+      </w:r>
+    </w:p>
+    <w:p>
+      <w:pPr>
+        <w:spacing w:before="280" w:after="120"/>
+      </w:pPr>
+      <w:r>
+        <w:rPr>
+          <w:b/>
+          <w:i w:val="0"/>
+          <w:sz w:val="24"/>
+          <w:u w:val="none"/>
+        </w:rPr>
+        <w:t>SECTION. 6. ВНЕСЕНИЕ ПРАВКИ В Закон «Об Экстренной Медицинской Службе в штате San-Andreas» (159.txt)</w:t>
       </w:r>
     </w:p>
     <w:p>
       <w:pPr>
         <w:spacing w:after="0" w:before="0"/>
         <w:ind w:left="567"/>
-        <w:shd w:val="clear" w:color="auto" w:fill="F2F2F2"/>
-        <w:pBdr>
-          <w:left w:val="single" w:sz="18" w:space="4" w:color="7F7F7F"/>
-        </w:pBdr>
-      </w:pPr>
-      <w:r>
-        <w:rPr>
-          <w:b w:val="0"/>
-          <w:i w:val="0"/>
-          <w:sz w:val="20"/>
-          <w:u w:val="none"/>
-        </w:rPr>
-        <w:t>ч. 4. Задержание государственного служащего (в том числе сотрудника правоохранительного органа, военнослужащего SANG, сотрудника EMS, сотрудника WN, служащего ОГП) при исполнении им служебных обязанностей, адвоката при осуществлении им адвокатской деятельности, а также члена Сената в течение срока его полномочий, равно как их привод, личный обыск и обыск используемого ими транспорта, допускаются только в следующих случаях:</w:t>
+        <w:shd w:val="clear" w:color="auto" w:fill="EAF1FB"/>
+        <w:pBdr>
+          <w:left w:val="single" w:sz="18" w:space="4" w:color="7F7F7F"/>
+        </w:pBdr>
+      </w:pPr>
+      <w:r>
+        <w:rPr>
+          <w:b w:val="0"/>
+          <w:i/>
+          <w:color w:val="404040"/>
+          <w:sz w:val="20"/>
+          <w:u w:val="none"/>
+        </w:rPr>
+        <w:t>▸ Обозначения органов LSPD, LSCSD, FIB, USSS, SANG, EMS, WN, ОГП, GOV во всех статьях ниже — по ст. 2.1 ч. 1 ПК (вводится ACT. 001); первичные источники каждого обозначения — в таблице в начале документа.</w:t>
+      </w:r>
+    </w:p>
+    <w:p>
+      <w:pPr>
+        <w:spacing w:before="240" w:after="80"/>
+      </w:pPr>
+      <w:r>
+        <w:rPr>
+          <w:b/>
+          <w:i w:val="0"/>
+          <w:sz w:val="24"/>
+          <w:u w:val="none"/>
+        </w:rPr>
+        <w:t>Статья 32. Гарантии правовой защиты сотрудника EMS — изменяемая статья (полный текст в новой редакции)</w:t>
+      </w:r>
+    </w:p>
+    <w:p>
+      <w:pPr>
+        <w:spacing w:after="40"/>
+      </w:pPr>
+      <w:r>
+        <w:rPr>
+          <w:b w:val="0"/>
+          <w:i w:val="0"/>
+          <w:u w:val="none"/>
+        </w:rPr>
+        <w:t>ч. 1. Сотрудник EMS при исполнении служебных обязанностей находится под защитой государства.</w:t>
+      </w:r>
+    </w:p>
+    <w:p>
+      <w:pPr>
+        <w:spacing w:after="40"/>
+      </w:pPr>
+      <w:r>
+        <w:rPr>
+          <w:b w:val="0"/>
+          <w:i w:val="0"/>
+          <w:u w:val="none"/>
+        </w:rPr>
+        <w:t>ч. 2. Государственная защита жизни и здоровья, чести и достоинства сотрудника EMS и членов его семьи, а также имущества, принадлежащего ему и членам его семьи, от преступных посягательств в связи с выполнением служебных обязанностей осуществляется в порядке, установленном законодательством штата San-Andreas.</w:t>
+      </w:r>
+    </w:p>
+    <w:p>
+      <w:pPr>
+        <w:spacing w:after="40"/>
+      </w:pPr>
+      <w:r>
+        <w:rPr>
+          <w:b w:val="0"/>
+          <w:i w:val="0"/>
+          <w:u w:val="none"/>
+        </w:rPr>
+        <w:t>ч. 3. При исполнении сотрудником EMS служебных обязанностей не допускаются его привод, задержание, личный обыск, обыск его вещей, а также обыск личного или используемого им транспорта, за исключением случаев, предусмотренных настоящей статьей и законодательством штата San-Andreas.</w:t>
       </w:r>
     </w:p>
     <w:p>
       <w:pPr>
         <w:spacing w:after="0" w:before="0"/>
         <w:ind w:left="567"/>
-        <w:shd w:val="clear" w:color="auto" w:fill="F2F2F2"/>
-        <w:pBdr>
-          <w:left w:val="single" w:sz="18" w:space="4" w:color="7F7F7F"/>
-        </w:pBdr>
-      </w:pPr>
-      <w:r>
-        <w:rPr>
-          <w:b w:val="0"/>
-          <w:i w:val="0"/>
-          <w:sz w:val="20"/>
-          <w:u w:val="none"/>
-        </w:rPr>
-        <w:t>а) при наличии ордера или судебного акта;</w:t>
-      </w:r>
-    </w:p>
-    <w:p>
-      <w:pPr>
-        <w:spacing w:after="0" w:before="0"/>
-        <w:ind w:left="567"/>
-        <w:shd w:val="clear" w:color="auto" w:fill="F2F2F2"/>
-        <w:pBdr>
-          <w:left w:val="single" w:sz="18" w:space="4" w:color="7F7F7F"/>
-        </w:pBdr>
-      </w:pPr>
-      <w:r>
-        <w:rPr>
-          <w:b w:val="0"/>
-          <w:i w:val="0"/>
-          <w:sz w:val="20"/>
-          <w:u w:val="none"/>
-        </w:rPr>
-        <w:t>б) когда лицо застигнуто при совершении преступления или непосредственно после его совершения;</w:t>
-      </w:r>
-    </w:p>
-    <w:p>
-      <w:pPr>
-        <w:spacing w:after="0" w:before="0"/>
-        <w:ind w:left="567"/>
-        <w:shd w:val="clear" w:color="auto" w:fill="F2F2F2"/>
-        <w:pBdr>
-          <w:left w:val="single" w:sz="18" w:space="4" w:color="7F7F7F"/>
-        </w:pBdr>
-      </w:pPr>
-      <w:r>
-        <w:rPr>
-          <w:b w:val="0"/>
-          <w:i w:val="0"/>
-          <w:sz w:val="20"/>
-          <w:u w:val="none"/>
-        </w:rPr>
-        <w:t>в) когда действия лица создают непосредственную угрозу жизни или здоровью окружающих;</w:t>
-      </w:r>
-    </w:p>
-    <w:p>
-      <w:pPr>
-        <w:spacing w:after="0" w:before="0"/>
-        <w:ind w:left="567"/>
-        <w:shd w:val="clear" w:color="auto" w:fill="F2F2F2"/>
-        <w:pBdr>
-          <w:left w:val="single" w:sz="18" w:space="4" w:color="7F7F7F"/>
-        </w:pBdr>
-      </w:pPr>
-      <w:r>
-        <w:rPr>
-          <w:b w:val="0"/>
-          <w:i w:val="0"/>
-          <w:sz w:val="20"/>
-          <w:u w:val="none"/>
-        </w:rPr>
-        <w:t>г) по требованию лиц, указанных в пунктах «д» и «е» части 2 статьи 16 настоящего Кодекса.</w:t>
-      </w:r>
-    </w:p>
-    <w:p>
-      <w:pPr>
-        <w:spacing w:after="0" w:before="0"/>
-        <w:ind w:left="567"/>
-        <w:shd w:val="clear" w:color="auto" w:fill="F2F2F2"/>
-        <w:pBdr>
-          <w:left w:val="single" w:sz="18" w:space="4" w:color="7F7F7F"/>
-        </w:pBdr>
-      </w:pPr>
-      <w:r>
-        <w:rPr>
-          <w:b w:val="0"/>
-          <w:i w:val="0"/>
-          <w:sz w:val="20"/>
-          <w:u w:val="none"/>
-        </w:rPr>
-        <w:t>В остальных случаях сведения о правонарушении передаются в ОГП и руководству указанного лица без его задержания. Гарантии правовой защиты, установленные законами о деятельности отдельных государственных органов, о Сенате и об адвокатуре, применяются в части, не противоречащей настоящей части.</w:t>
-      </w:r>
-    </w:p>
-    <w:p>
-      <w:pPr>
-        <w:spacing w:after="0" w:before="0"/>
-        <w:ind w:left="567"/>
-        <w:shd w:val="clear" w:color="auto" w:fill="F2F2F2"/>
+        <w:shd w:val="clear" w:color="auto" w:fill="EAF1FB"/>
         <w:pBdr>
           <w:left w:val="single" w:sz="18" w:space="4" w:color="7F7F7F"/>
         </w:pBdr>
@@ -14831,30 +15901,7 @@
           <w:sz w:val="20"/>
           <w:u w:val="none"/>
         </w:rPr>
-        <w:t>▸ Ссылка «статьи 19 Процессуального кодекса штата San-Andreas» → ст. 19 — Процессуальный кодекс штата San-Andreas (145.txt), в редакции ACT. 001</w:t>
-      </w:r>
-      <w:r>
-        <w:rPr>
-          <w:b w:val="0"/>
-          <w:i/>
-          <w:color w:val="404040"/>
-          <w:sz w:val="20"/>
-          <w:u w:val="none"/>
-        </w:rPr>
-        <w:t xml:space="preserve"> — полный текст приведён выше (справка к ст. 25 закон о региональных ПОО).</w:t>
-      </w:r>
-    </w:p>
-    <w:p>
-      <w:pPr>
-        <w:spacing w:after="40"/>
-      </w:pPr>
-      <w:r>
-        <w:rPr>
-          <w:b w:val="0"/>
-          <w:i w:val="0"/>
-          <w:u w:val="none"/>
-        </w:rPr>
-        <w:t>ч. 5. При возникновении угрозы жизни или здоровью сотрудника EMS в связи с исполнением служебных обязанностей сотрудник EMS вправе запросить сопровождение, содействие правоохранительных органов, уведомить руководство EMS, Главу Департамента Здравоохранения, Генерального прокурора либо иной уполномоченный орган.</w:t>
+        <w:t>▸ Обозначения и термины в этом абзаце:</w:t>
       </w:r>
     </w:p>
     <w:p>
@@ -14862,6 +15909,164 @@
         <w:spacing w:after="0" w:before="0"/>
         <w:ind w:left="567"/>
         <w:shd w:val="clear" w:color="auto" w:fill="EAF1FB"/>
+        <w:pBdr>
+          <w:left w:val="single" w:sz="18" w:space="4" w:color="7F7F7F"/>
+        </w:pBdr>
+      </w:pPr>
+      <w:r>
+        <w:rPr>
+          <w:b/>
+          <w:i w:val="0"/>
+          <w:sz w:val="20"/>
+          <w:u w:val="none"/>
+        </w:rPr>
+        <w:t xml:space="preserve">• привод — </w:t>
+      </w:r>
+      <w:r>
+        <w:rPr>
+          <w:b w:val="0"/>
+          <w:i w:val="0"/>
+          <w:sz w:val="20"/>
+          <w:u w:val="none"/>
+        </w:rPr>
+        <w:t>осуществляется по ордеру DT — закон «О системе ордеров штата San-Andreas» (172.txt), ст. 6 ч. 3 п. «а»</w:t>
+      </w:r>
+      <w:r>
+        <w:rPr>
+          <w:b w:val="0"/>
+          <w:i w:val="0"/>
+          <w:sz w:val="20"/>
+          <w:u w:val="none"/>
+        </w:rPr>
+        <w:t xml:space="preserve"> (текст — в редакции ACT. 002):</w:t>
+      </w:r>
+    </w:p>
+    <w:p>
+      <w:pPr>
+        <w:spacing w:after="0" w:before="0"/>
+        <w:ind w:left="850"/>
+        <w:shd w:val="clear" w:color="auto" w:fill="EAF1FB"/>
+        <w:pBdr>
+          <w:left w:val="single" w:sz="18" w:space="4" w:color="7F7F7F"/>
+        </w:pBdr>
+      </w:pPr>
+      <w:r>
+        <w:rPr>
+          <w:b w:val="0"/>
+          <w:i/>
+          <w:sz w:val="20"/>
+          <w:u w:val="none"/>
+        </w:rPr>
+        <w:t>Статья 6. Виды ордеров и лица, уполномоченные на их авторизацию.</w:t>
+      </w:r>
+    </w:p>
+    <w:p>
+      <w:pPr>
+        <w:spacing w:after="0" w:before="0"/>
+        <w:ind w:left="850"/>
+        <w:shd w:val="clear" w:color="auto" w:fill="EAF1FB"/>
+        <w:pBdr>
+          <w:left w:val="single" w:sz="18" w:space="4" w:color="7F7F7F"/>
+        </w:pBdr>
+      </w:pPr>
+      <w:r>
+        <w:rPr>
+          <w:b w:val="0"/>
+          <w:i/>
+          <w:sz w:val="20"/>
+          <w:u w:val="none"/>
+        </w:rPr>
+        <w:t>ч. 3 Ордер Detention and Transfer</w:t>
+      </w:r>
+    </w:p>
+    <w:p>
+      <w:pPr>
+        <w:spacing w:after="0" w:before="0"/>
+        <w:ind w:left="850"/>
+        <w:shd w:val="clear" w:color="auto" w:fill="EAF1FB"/>
+        <w:pBdr>
+          <w:left w:val="single" w:sz="18" w:space="4" w:color="7F7F7F"/>
+        </w:pBdr>
+      </w:pPr>
+      <w:r>
+        <w:rPr>
+          <w:b w:val="0"/>
+          <w:i/>
+          <w:sz w:val="20"/>
+          <w:u w:val="none"/>
+        </w:rPr>
+        <w:t>а) Detention and Transfer (далее DT) - ордер, предписывающий осуществить привод лица. Основанием для привода может служить неявка лица по вызову уполномоченного лица и/или органов, в случае наличия у таковых оснований для его вызова в то или иное место;</w:t>
+      </w:r>
+    </w:p>
+    <w:p>
+      <w:pPr>
+        <w:spacing w:after="40"/>
+      </w:pPr>
+      <w:r>
+        <w:rPr>
+          <w:b w:val="0"/>
+          <w:i w:val="0"/>
+          <w:u w:val="none"/>
+        </w:rPr>
+        <w:t xml:space="preserve">ч. 4. Действия, указанные в </w:t>
+      </w:r>
+      <w:r>
+        <w:rPr>
+          <w:b w:val="0"/>
+          <w:i w:val="0"/>
+          <w:color w:val="1F3A93"/>
+          <w:u w:val="single"/>
+        </w:rPr>
+        <w:t>части 3 настоящей статьи</w:t>
+      </w:r>
+      <w:r>
+        <w:rPr>
+          <w:b w:val="0"/>
+          <w:i w:val="0"/>
+          <w:u w:val="none"/>
+        </w:rPr>
+        <w:t xml:space="preserve">, допускаются в отношении сотрудника EMS только в случаях, предусмотренных </w:t>
+      </w:r>
+      <w:r>
+        <w:rPr>
+          <w:b w:val="0"/>
+          <w:i w:val="0"/>
+          <w:color w:val="1F3A93"/>
+          <w:u w:val="single"/>
+        </w:rPr>
+        <w:t>частью 4 статьи 19 Процессуального кодекса штата San-Andreas</w:t>
+      </w:r>
+      <w:r>
+        <w:rPr>
+          <w:b w:val="0"/>
+          <w:i w:val="0"/>
+          <w:u w:val="none"/>
+        </w:rPr>
+        <w:t xml:space="preserve">: при наличии ордера или судебного акта; когда он застигнут при совершении преступления или непосредственно после его совершения; когда его действия создают непосредственную угрозу жизни или здоровью окружающих; по требованию лиц, уполномоченных на это Процессуальным кодексом штата San-Andreas. Задержание производится в порядке </w:t>
+      </w:r>
+      <w:r>
+        <w:rPr>
+          <w:b w:val="0"/>
+          <w:i w:val="0"/>
+          <w:color w:val="1F3A93"/>
+          <w:u w:val="single"/>
+        </w:rPr>
+        <w:t>статьи 19 Процессуального кодекса штата San-Andreas</w:t>
+      </w:r>
+      <w:r>
+        <w:rPr>
+          <w:b w:val="0"/>
+          <w:i w:val="0"/>
+          <w:u w:val="none"/>
+        </w:rPr>
+        <w:t>.</w:t>
+      </w:r>
+    </w:p>
+    <w:p>
+      <w:pPr>
+        <w:spacing w:after="0" w:before="0"/>
+        <w:ind w:left="567"/>
+        <w:shd w:val="clear" w:color="auto" w:fill="F2F2F2"/>
         <w:pBdr>
           <w:left w:val="single" w:sz="18" w:space="4" w:color="7F7F7F"/>
         </w:pBdr>
@@ -14874,172 +16079,8 @@
           <w:sz w:val="20"/>
           <w:u w:val="none"/>
         </w:rPr>
-        <w:t>▸ Обозначения и термины в этом абзаце:</w:t>
-      </w:r>
-    </w:p>
-    <w:p>
-      <w:pPr>
-        <w:spacing w:after="0" w:before="0"/>
-        <w:ind w:left="567"/>
-        <w:shd w:val="clear" w:color="auto" w:fill="EAF1FB"/>
-        <w:pBdr>
-          <w:left w:val="single" w:sz="18" w:space="4" w:color="7F7F7F"/>
-        </w:pBdr>
-      </w:pPr>
-      <w:r>
-        <w:rPr>
-          <w:b/>
-          <w:i w:val="0"/>
-          <w:sz w:val="20"/>
-          <w:u w:val="none"/>
-        </w:rPr>
-        <w:t xml:space="preserve">• Глава Департамента Здравоохранения — </w:t>
-      </w:r>
-      <w:r>
-        <w:rPr>
-          <w:b w:val="0"/>
-          <w:i w:val="0"/>
-          <w:sz w:val="20"/>
-          <w:u w:val="none"/>
-        </w:rPr>
-        <w:t>должность установлена Конституционным Законом «О Правительстве штата San-Andreas» (152.txt), ст. 31 ч. 2</w:t>
-      </w:r>
-      <w:r>
-        <w:rPr>
-          <w:b w:val="0"/>
-          <w:i w:val="0"/>
-          <w:sz w:val="20"/>
-          <w:u w:val="none"/>
-        </w:rPr>
-        <w:t>:</w:t>
-      </w:r>
-    </w:p>
-    <w:p>
-      <w:pPr>
-        <w:spacing w:after="0" w:before="0"/>
-        <w:ind w:left="850"/>
-        <w:shd w:val="clear" w:color="auto" w:fill="EAF1FB"/>
-        <w:pBdr>
-          <w:left w:val="single" w:sz="18" w:space="4" w:color="7F7F7F"/>
-        </w:pBdr>
-      </w:pPr>
-      <w:r>
-        <w:rPr>
-          <w:b w:val="0"/>
-          <w:i/>
-          <w:sz w:val="20"/>
-          <w:u w:val="none"/>
-        </w:rPr>
-        <w:t>Статья 31. Департамент Здравоохранения</w:t>
-      </w:r>
-    </w:p>
-    <w:p>
-      <w:pPr>
-        <w:spacing w:after="0" w:before="0"/>
-        <w:ind w:left="850"/>
-        <w:shd w:val="clear" w:color="auto" w:fill="EAF1FB"/>
-        <w:pBdr>
-          <w:left w:val="single" w:sz="18" w:space="4" w:color="7F7F7F"/>
-        </w:pBdr>
-      </w:pPr>
-      <w:r>
-        <w:rPr>
-          <w:b w:val="0"/>
-          <w:i/>
-          <w:sz w:val="20"/>
-          <w:u w:val="none"/>
-        </w:rPr>
-        <w:t>ч.2 Глава Департамента здравоохранения является главным руководящим лицом Департамента Здравоохранения и Экстренной Медицинской службы</w:t>
-      </w:r>
-    </w:p>
-    <w:p>
-      <w:pPr>
-        <w:spacing w:after="40"/>
-      </w:pPr>
-      <w:r>
-        <w:rPr>
-          <w:b w:val="0"/>
-          <w:i w:val="0"/>
-          <w:u w:val="none"/>
-        </w:rPr>
-        <w:t>ч. 6. Давление на сотрудника EMS с целью принуждения к даче заранее определенного медицинского вывода, изменению результата освидетельствования, экспертизы, проверки, разглашению врачебной тайны либо совершению действий за пределами компетенции EMS не допускается.</w:t>
-      </w:r>
-    </w:p>
-    <w:p>
-      <w:pPr>
-        <w:spacing w:before="280" w:after="120"/>
-      </w:pPr>
-      <w:r>
-        <w:rPr>
-          <w:b/>
-          <w:i w:val="0"/>
-          <w:sz w:val="24"/>
-          <w:u w:val="none"/>
-        </w:rPr>
-        <w:t>SECTION. 7. ВНЕСЕНИЕ ПРАВКИ В Закон «Об адвокатской деятельности и адвокатуре в штате San-Andreas» (173.txt)</w:t>
-      </w:r>
-    </w:p>
-    <w:p>
-      <w:pPr>
-        <w:spacing w:after="0" w:before="0"/>
-        <w:ind w:left="567"/>
-        <w:shd w:val="clear" w:color="auto" w:fill="EAF1FB"/>
-        <w:pBdr>
-          <w:left w:val="single" w:sz="18" w:space="4" w:color="7F7F7F"/>
-        </w:pBdr>
-      </w:pPr>
-      <w:r>
-        <w:rPr>
-          <w:b w:val="0"/>
-          <w:i/>
-          <w:color w:val="404040"/>
-          <w:sz w:val="20"/>
-          <w:u w:val="none"/>
-        </w:rPr>
-        <w:t>▸ Обозначения органов LSPD, LSCSD, FIB, USSS, SANG, EMS, WN, ОГП, GOV во всех статьях ниже — по ст. 2.1 ч. 1 ПК (вводится ACT. 001); первичные источники каждого обозначения — в таблице в начале документа.</w:t>
-      </w:r>
-    </w:p>
-    <w:p>
-      <w:pPr>
-        <w:spacing w:before="240" w:after="80"/>
-      </w:pPr>
-      <w:r>
-        <w:rPr>
-          <w:b/>
-          <w:i w:val="0"/>
-          <w:sz w:val="24"/>
-          <w:u w:val="none"/>
-        </w:rPr>
-        <w:t>Статья 3. Статус Государственного Адвоката — изменяемая статья (полный текст в новой редакции)</w:t>
-      </w:r>
-    </w:p>
-    <w:p>
-      <w:pPr>
-        <w:spacing w:after="40"/>
-      </w:pPr>
-    </w:p>
-    <w:p>
-      <w:pPr>
-        <w:spacing w:after="40"/>
-      </w:pPr>
-      <w:r>
-        <w:rPr>
-          <w:b w:val="0"/>
-          <w:i w:val="0"/>
-          <w:u w:val="none"/>
-        </w:rPr>
-        <w:t>ч. 1. Статус Государственного адвоката вправе обрести гражданин, которое успешно прошло аккредитацию, будучи государственным юристом Коллегии адвокатов.</w:t>
-      </w:r>
-    </w:p>
-    <w:p>
-      <w:pPr>
-        <w:spacing w:after="0" w:before="0"/>
-        <w:ind w:left="567"/>
-        <w:shd w:val="clear" w:color="auto" w:fill="EAF1FB"/>
-        <w:pBdr>
-          <w:left w:val="single" w:sz="18" w:space="4" w:color="7F7F7F"/>
-        </w:pBdr>
-      </w:pPr>
+        <w:t>▸ Ссылка «части 3 настоящей статьи» → ч. 3 ст. 32 — Закон «Об Экстренной Медицинской Службе в штате San-Andreas» (159.txt), в редакции настоящего законопроекта (ACT. 003)</w:t>
+      </w:r>
       <w:r>
         <w:rPr>
           <w:b/>
@@ -15048,189 +16089,45 @@
           <w:sz w:val="20"/>
           <w:u w:val="none"/>
         </w:rPr>
-        <w:t>▸ Обозначения и термины в этом абзаце:</w:t>
+        <w:t>:</w:t>
       </w:r>
     </w:p>
     <w:p>
       <w:pPr>
         <w:spacing w:after="0" w:before="0"/>
         <w:ind w:left="567"/>
-        <w:shd w:val="clear" w:color="auto" w:fill="EAF1FB"/>
-        <w:pBdr>
-          <w:left w:val="single" w:sz="18" w:space="4" w:color="7F7F7F"/>
-        </w:pBdr>
-      </w:pPr>
-      <w:r>
-        <w:rPr>
-          <w:b/>
-          <w:i w:val="0"/>
-          <w:sz w:val="20"/>
-          <w:u w:val="none"/>
-        </w:rPr>
-        <w:t xml:space="preserve">• Коллегия адвокатов — </w:t>
-      </w:r>
-      <w:r>
-        <w:rPr>
-          <w:b w:val="0"/>
-          <w:i w:val="0"/>
-          <w:sz w:val="20"/>
-          <w:u w:val="none"/>
-        </w:rPr>
-        <w:t>определена законом «Об адвокатской деятельности и адвокатуре в штате San-Andreas» (173.txt), ст. 1 ч. 1</w:t>
-      </w:r>
-      <w:r>
-        <w:rPr>
-          <w:b w:val="0"/>
-          <w:i w:val="0"/>
-          <w:sz w:val="20"/>
-          <w:u w:val="none"/>
-        </w:rPr>
-        <w:t>:</w:t>
-      </w:r>
-    </w:p>
-    <w:p>
-      <w:pPr>
-        <w:spacing w:after="0" w:before="0"/>
-        <w:ind w:left="850"/>
-        <w:shd w:val="clear" w:color="auto" w:fill="EAF1FB"/>
-        <w:pBdr>
-          <w:left w:val="single" w:sz="18" w:space="4" w:color="7F7F7F"/>
-        </w:pBdr>
-      </w:pPr>
-      <w:r>
-        <w:rPr>
-          <w:b w:val="0"/>
-          <w:i/>
-          <w:sz w:val="20"/>
-          <w:u w:val="none"/>
-        </w:rPr>
-        <w:t>Статья 1. Адвокатская деятельность</w:t>
-      </w:r>
-    </w:p>
-    <w:p>
-      <w:pPr>
-        <w:spacing w:after="0" w:before="0"/>
-        <w:ind w:left="850"/>
-        <w:shd w:val="clear" w:color="auto" w:fill="EAF1FB"/>
-        <w:pBdr>
-          <w:left w:val="single" w:sz="18" w:space="4" w:color="7F7F7F"/>
-        </w:pBdr>
-      </w:pPr>
-      <w:r>
-        <w:rPr>
-          <w:b w:val="0"/>
-          <w:i/>
-          <w:sz w:val="20"/>
-          <w:u w:val="none"/>
-        </w:rPr>
-        <w:t>ч. 1. Коллегия адвокатов - публичная коллегия аккредитованных специалистов, которая состоит из государственных и частных адвокатов, а также проходящих аккредитацию юристов, которые ведут деятельность по защите прав юридических и физических лиц, представляя их интересы в суде и иных внесудебных органах, в соответствии с законодательством штата San-Andreas. Руководство Коллегии адвокатов составляет Глава Коллегии Адвокатов и его заместители.</w:t>
-      </w:r>
-    </w:p>
-    <w:p>
-      <w:pPr>
-        <w:spacing w:after="0" w:before="0"/>
-        <w:ind w:left="850"/>
-        <w:shd w:val="clear" w:color="auto" w:fill="EAF1FB"/>
-        <w:pBdr>
-          <w:left w:val="single" w:sz="18" w:space="4" w:color="7F7F7F"/>
-        </w:pBdr>
-      </w:pPr>
-      <w:r>
-        <w:rPr>
-          <w:b w:val="0"/>
-          <w:i/>
-          <w:sz w:val="20"/>
-          <w:u w:val="none"/>
-        </w:rPr>
-      </w:r>
-    </w:p>
-    <w:p>
-      <w:pPr>
-        <w:spacing w:after="0" w:before="0"/>
-        <w:ind w:left="850"/>
-        <w:shd w:val="clear" w:color="auto" w:fill="EAF1FB"/>
-        <w:pBdr>
-          <w:left w:val="single" w:sz="18" w:space="4" w:color="7F7F7F"/>
-        </w:pBdr>
-      </w:pPr>
-      <w:r>
-        <w:rPr>
-          <w:b w:val="0"/>
-          <w:i/>
-          <w:sz w:val="20"/>
-          <w:u w:val="none"/>
-        </w:rPr>
-        <w:t>Примечание: юристам разрешается заниматься только консультацией граждан и наблюдением за процессуальными действиями проводимыми с участием государственного адвоката.</w:t>
-      </w:r>
-    </w:p>
-    <w:p>
-      <w:pPr>
-        <w:spacing w:after="0" w:before="0"/>
-        <w:ind w:left="850"/>
-        <w:shd w:val="clear" w:color="auto" w:fill="EAF1FB"/>
-        <w:pBdr>
-          <w:left w:val="single" w:sz="18" w:space="4" w:color="7F7F7F"/>
-        </w:pBdr>
-      </w:pPr>
-      <w:r>
-        <w:rPr>
-          <w:b w:val="0"/>
-          <w:i/>
-          <w:sz w:val="20"/>
-          <w:u w:val="none"/>
-        </w:rPr>
-      </w:r>
-    </w:p>
-    <w:p>
-      <w:pPr>
-        <w:spacing w:after="40"/>
-      </w:pPr>
-    </w:p>
-    <w:p>
-      <w:pPr>
-        <w:spacing w:after="40"/>
-      </w:pPr>
-      <w:r>
-        <w:rPr>
-          <w:b w:val="0"/>
-          <w:i w:val="0"/>
-          <w:u w:val="none"/>
-        </w:rPr>
-        <w:t xml:space="preserve">ч. 2. При исполнении государственным адвокатом адвокатской деятельности служебных обязанностей не допускаются его привод, задержание, личный обыск и обыск его вещей, а также обыск личного и используемого им транспорта, за исключением случаев, предусмотренных </w:t>
-      </w:r>
-      <w:r>
-        <w:rPr>
-          <w:b w:val="0"/>
-          <w:i w:val="0"/>
-          <w:color w:val="1F3A93"/>
-          <w:u w:val="single"/>
-        </w:rPr>
-        <w:t>частью 4 статьи 19 Процессуального кодекса штата San-Andreas</w:t>
-      </w:r>
-      <w:r>
-        <w:rPr>
-          <w:b w:val="0"/>
-          <w:i w:val="0"/>
-          <w:u w:val="none"/>
-        </w:rPr>
-        <w:t xml:space="preserve">: при наличии ордера или судебного акта; когда он застигнут при совершении преступления или непосредственно после его совершения; когда его действия создают непосредственную угрозу жизни или здоровью окружающих; по требованию лиц, уполномоченных на это Процессуальным кодексом штата San-Andreas. Задержание производится в порядке </w:t>
-      </w:r>
-      <w:r>
-        <w:rPr>
-          <w:b w:val="0"/>
-          <w:i w:val="0"/>
-          <w:color w:val="1F3A93"/>
-          <w:u w:val="single"/>
-        </w:rPr>
-        <w:t>статьи 19 Процессуального кодекса штата San-Andreas</w:t>
-      </w:r>
-      <w:r>
-        <w:rPr>
-          <w:b w:val="0"/>
-          <w:i w:val="0"/>
-          <w:u w:val="none"/>
-        </w:rPr>
-        <w:t>.</w:t>
+        <w:shd w:val="clear" w:color="auto" w:fill="F2F2F2"/>
+        <w:pBdr>
+          <w:left w:val="single" w:sz="18" w:space="4" w:color="7F7F7F"/>
+        </w:pBdr>
+      </w:pPr>
+      <w:r>
+        <w:rPr>
+          <w:b w:val="0"/>
+          <w:i w:val="0"/>
+          <w:sz w:val="20"/>
+          <w:u w:val="none"/>
+        </w:rPr>
+        <w:t>Статья 32. Гарантии правовой защиты сотрудника EMS</w:t>
+      </w:r>
+    </w:p>
+    <w:p>
+      <w:pPr>
+        <w:spacing w:after="0" w:before="0"/>
+        <w:ind w:left="567"/>
+        <w:shd w:val="clear" w:color="auto" w:fill="F2F2F2"/>
+        <w:pBdr>
+          <w:left w:val="single" w:sz="18" w:space="4" w:color="7F7F7F"/>
+        </w:pBdr>
+      </w:pPr>
+      <w:r>
+        <w:rPr>
+          <w:b w:val="0"/>
+          <w:i w:val="0"/>
+          <w:sz w:val="20"/>
+          <w:u w:val="none"/>
+        </w:rPr>
+        <w:t>ч. 3. При исполнении сотрудником EMS служебных обязанностей не допускаются его привод, задержание, личный обыск, обыск его вещей, а также обыск личного или используемого им транспорта, за исключением случаев, предусмотренных настоящей статьей и законодательством штата San-Andreas.</w:t>
       </w:r>
     </w:p>
     <w:p>
@@ -15407,6 +16304,25 @@
       </w:pPr>
       <w:r>
         <w:rPr>
+          <w:b w:val="0"/>
+          <w:i w:val="0"/>
+          <w:sz w:val="20"/>
+          <w:u w:val="none"/>
+        </w:rPr>
+        <w:t>Примечание: При задержании государственного служащего, адвоката или члена Сената на основании ордера или вступившего в законную силу судебного акта вызов сотрудника ОГП не требуется, если прямое указание на участие прокурора не содержится в самом ордере или судебном акте; в этом случае вызывается исключительно руководство указанного лица для прекращения трудовых отношений (лишения статуса).</w:t>
+      </w:r>
+    </w:p>
+    <w:p>
+      <w:pPr>
+        <w:spacing w:after="0" w:before="0"/>
+        <w:ind w:left="567"/>
+        <w:shd w:val="clear" w:color="auto" w:fill="F2F2F2"/>
+        <w:pBdr>
+          <w:left w:val="single" w:sz="18" w:space="4" w:color="7F7F7F"/>
+        </w:pBdr>
+      </w:pPr>
+      <w:r>
+        <w:rPr>
           <w:b/>
           <w:i/>
           <w:color w:val="404040"/>
@@ -15428,6 +16344,19 @@
     </w:p>
     <w:p>
       <w:pPr>
+        <w:spacing w:after="40"/>
+      </w:pPr>
+      <w:r>
+        <w:rPr>
+          <w:b w:val="0"/>
+          <w:i w:val="0"/>
+          <w:u w:val="none"/>
+        </w:rPr>
+        <w:t>ч. 5. При возникновении угрозы жизни или здоровью сотрудника EMS в связи с исполнением служебных обязанностей сотрудник EMS вправе запросить сопровождение, содействие правоохранительных органов, уведомить руководство EMS, Главу Департамента Здравоохранения, Генерального прокурора либо иной уполномоченный орган.</w:t>
+      </w:r>
+    </w:p>
+    <w:p>
+      <w:pPr>
         <w:spacing w:after="0" w:before="0"/>
         <w:ind w:left="567"/>
         <w:shd w:val="clear" w:color="auto" w:fill="EAF1FB"/>
@@ -15462,25 +16391,25 @@
           <w:sz w:val="20"/>
           <w:u w:val="none"/>
         </w:rPr>
-        <w:t xml:space="preserve">• привод — </w:t>
-      </w:r>
-      <w:r>
-        <w:rPr>
-          <w:b w:val="0"/>
-          <w:i w:val="0"/>
-          <w:sz w:val="20"/>
-          <w:u w:val="none"/>
-        </w:rPr>
-        <w:t>осуществляется по ордеру DT — закон «О системе ордеров штата San-Andreas» (172.txt), ст. 6 ч. 3 п. «а»</w:t>
-      </w:r>
-      <w:r>
-        <w:rPr>
-          <w:b w:val="0"/>
-          <w:i w:val="0"/>
-          <w:sz w:val="20"/>
-          <w:u w:val="none"/>
-        </w:rPr>
-        <w:t xml:space="preserve"> (текст — в редакции ACT. 002):</w:t>
+        <w:t xml:space="preserve">• Глава Департамента Здравоохранения — </w:t>
+      </w:r>
+      <w:r>
+        <w:rPr>
+          <w:b w:val="0"/>
+          <w:i w:val="0"/>
+          <w:sz w:val="20"/>
+          <w:u w:val="none"/>
+        </w:rPr>
+        <w:t>должность установлена Конституционным Законом «О Правительстве штата San-Andreas» (152.txt), ст. 31 ч. 2</w:t>
+      </w:r>
+      <w:r>
+        <w:rPr>
+          <w:b w:val="0"/>
+          <w:i w:val="0"/>
+          <w:sz w:val="20"/>
+          <w:u w:val="none"/>
+        </w:rPr>
+        <w:t>:</w:t>
       </w:r>
     </w:p>
     <w:p>
@@ -15499,7 +16428,7 @@
           <w:sz w:val="20"/>
           <w:u w:val="none"/>
         </w:rPr>
-        <w:t>Статья 6. Виды ордеров и лица, уполномоченные на их авторизацию.</w:t>
+        <w:t>Статья 31. Департамент Здравоохранения</w:t>
       </w:r>
     </w:p>
     <w:p>
@@ -15518,13 +16447,40 @@
           <w:sz w:val="20"/>
           <w:u w:val="none"/>
         </w:rPr>
-        <w:t>ч. 3 Ордер Detention and Transfer</w:t>
-      </w:r>
-    </w:p>
-    <w:p>
-      <w:pPr>
-        <w:spacing w:after="0" w:before="0"/>
-        <w:ind w:left="850"/>
+        <w:t>ч.2 Глава Департамента здравоохранения является главным руководящим лицом Департамента Здравоохранения и Экстренной Медицинской службы</w:t>
+      </w:r>
+    </w:p>
+    <w:p>
+      <w:pPr>
+        <w:spacing w:after="40"/>
+      </w:pPr>
+      <w:r>
+        <w:rPr>
+          <w:b w:val="0"/>
+          <w:i w:val="0"/>
+          <w:u w:val="none"/>
+        </w:rPr>
+        <w:t>ч. 6. Давление на сотрудника EMS с целью принуждения к даче заранее определенного медицинского вывода, изменению результата освидетельствования, экспертизы, проверки, разглашению врачебной тайны либо совершению действий за пределами компетенции EMS не допускается.</w:t>
+      </w:r>
+    </w:p>
+    <w:p>
+      <w:pPr>
+        <w:spacing w:before="280" w:after="120"/>
+      </w:pPr>
+      <w:r>
+        <w:rPr>
+          <w:b/>
+          <w:i w:val="0"/>
+          <w:sz w:val="24"/>
+          <w:u w:val="none"/>
+        </w:rPr>
+        <w:t>SECTION. 7. ВНЕСЕНИЕ ПРАВКИ В Закон «Об адвокатской деятельности и адвокатуре в штате San-Andreas» (173.txt)</w:t>
+      </w:r>
+    </w:p>
+    <w:p>
+      <w:pPr>
+        <w:spacing w:after="0" w:before="0"/>
+        <w:ind w:left="567"/>
         <w:shd w:val="clear" w:color="auto" w:fill="EAF1FB"/>
         <w:pBdr>
           <w:left w:val="single" w:sz="18" w:space="4" w:color="7F7F7F"/>
@@ -15534,10 +16490,11 @@
         <w:rPr>
           <w:b w:val="0"/>
           <w:i/>
-          <w:sz w:val="20"/>
-          <w:u w:val="none"/>
-        </w:rPr>
-        <w:t>а) Detention and Transfer (далее DT) - ордер, предписывающий осуществить привод лица. Основанием для привода может служить неявка лица по вызову уполномоченного лица и/или органов, в случае наличия у таковых оснований для его вызова в то или иное место;</w:t>
+          <w:color w:val="404040"/>
+          <w:sz w:val="20"/>
+          <w:u w:val="none"/>
+        </w:rPr>
+        <w:t>▸ Обозначения органов LSPD, LSCSD, FIB, USSS, SANG, EMS, WN, ОГП, GOV во всех статьях ниже — по ст. 2.1 ч. 1 ПК (вводится ACT. 001); первичные источники каждого обозначения — в таблице в начале документа.</w:t>
       </w:r>
     </w:p>
     <w:p>
@@ -15551,7 +16508,7 @@
           <w:sz w:val="24"/>
           <w:u w:val="none"/>
         </w:rPr>
-        <w:t>Статья 13. Статус Частного Адвоката — изменяемая статья (полный текст в новой редакции)</w:t>
+        <w:t>Статья 3. Статус Государственного Адвоката — изменяемая статья (полный текст в новой редакции)</w:t>
       </w:r>
     </w:p>
     <w:p>
@@ -15569,7 +16526,7 @@
           <w:i w:val="0"/>
           <w:u w:val="none"/>
         </w:rPr>
-        <w:t>ч. 1. Частным адвокатом признаётся аккредитованное частное лицо, успешно прошедшее аттестацию у Главы Коллегии Адвокатов или его заместителей и получившее лицензию «Частного адвоката».</w:t>
+        <w:t>ч. 1. Статус Государственного адвоката вправе обрести гражданин, которое успешно прошло аккредитацию, будучи государственным юристом Коллегии адвокатов.</w:t>
       </w:r>
     </w:p>
     <w:p>
@@ -15608,16 +16565,16 @@
           <w:sz w:val="20"/>
           <w:u w:val="none"/>
         </w:rPr>
-        <w:t xml:space="preserve">• Глава Коллегии адвокатов — </w:t>
-      </w:r>
-      <w:r>
-        <w:rPr>
-          <w:b w:val="0"/>
-          <w:i w:val="0"/>
-          <w:sz w:val="20"/>
-          <w:u w:val="none"/>
-        </w:rPr>
-        <w:t>должность установлена законом «Об адвокатской деятельности и адвокатуре в штате San-Andreas» (173.txt), ст. 1 ч. 5</w:t>
+        <w:t xml:space="preserve">• Коллегия адвокатов — </w:t>
+      </w:r>
+      <w:r>
+        <w:rPr>
+          <w:b w:val="0"/>
+          <w:i w:val="0"/>
+          <w:sz w:val="20"/>
+          <w:u w:val="none"/>
+        </w:rPr>
+        <w:t>определена законом «Об адвокатской деятельности и адвокатуре в штате San-Andreas» (173.txt), ст. 1 ч. 1</w:t>
       </w:r>
       <w:r>
         <w:rPr>
@@ -15664,7 +16621,7 @@
           <w:sz w:val="20"/>
           <w:u w:val="none"/>
         </w:rPr>
-        <w:t>ч. 5. Члены Коллегии адвокатов штата Сан-Андреас не являются должностными лицами, за исключением Главы Коллегии адвокатов, его заместителей и Старших адвокатов, которые признаются должностными лицами в пределах полномочий по руководству Коллегией адвокатов и могут быть привлечены к ответственности как должностные лица за действия, совершённые в рамках указанных полномочий.</w:t>
+        <w:t>ч. 1. Коллегия адвокатов - публичная коллегия аккредитованных специалистов, которая состоит из государственных и частных адвокатов, а также проходящих аккредитацию юристов, которые ведут деятельность по защите прав юридических и физических лиц, представляя их интересы в суде и иных внесудебных органах, в соответствии с законодательством штата San-Andreas. Руководство Коллегии адвокатов составляет Глава Коллегии Адвокатов и его заместители.</w:t>
       </w:r>
     </w:p>
     <w:p>
@@ -15687,6 +16644,43 @@
     </w:p>
     <w:p>
       <w:pPr>
+        <w:spacing w:after="0" w:before="0"/>
+        <w:ind w:left="850"/>
+        <w:shd w:val="clear" w:color="auto" w:fill="EAF1FB"/>
+        <w:pBdr>
+          <w:left w:val="single" w:sz="18" w:space="4" w:color="7F7F7F"/>
+        </w:pBdr>
+      </w:pPr>
+      <w:r>
+        <w:rPr>
+          <w:b w:val="0"/>
+          <w:i/>
+          <w:sz w:val="20"/>
+          <w:u w:val="none"/>
+        </w:rPr>
+        <w:t>Примечание: юристам разрешается заниматься только консультацией граждан и наблюдением за процессуальными действиями проводимыми с участием государственного адвоката.</w:t>
+      </w:r>
+    </w:p>
+    <w:p>
+      <w:pPr>
+        <w:spacing w:after="0" w:before="0"/>
+        <w:ind w:left="850"/>
+        <w:shd w:val="clear" w:color="auto" w:fill="EAF1FB"/>
+        <w:pBdr>
+          <w:left w:val="single" w:sz="18" w:space="4" w:color="7F7F7F"/>
+        </w:pBdr>
+      </w:pPr>
+      <w:r>
+        <w:rPr>
+          <w:b w:val="0"/>
+          <w:i/>
+          <w:sz w:val="20"/>
+          <w:u w:val="none"/>
+        </w:rPr>
+      </w:r>
+    </w:p>
+    <w:p>
+      <w:pPr>
         <w:spacing w:after="40"/>
       </w:pPr>
     </w:p>
@@ -15700,25 +16694,7 @@
           <w:i w:val="0"/>
           <w:u w:val="none"/>
         </w:rPr>
-        <w:t>ч. 2. Частный адвокат осуществляет адвокатскую деятельность самостоятельно и не состоит в трудовых отношениях с органами государственной власти штата Сан-Андреас.</w:t>
-      </w:r>
-    </w:p>
-    <w:p>
-      <w:pPr>
-        <w:spacing w:after="40"/>
-      </w:pPr>
-    </w:p>
-    <w:p>
-      <w:pPr>
-        <w:spacing w:after="40"/>
-      </w:pPr>
-      <w:r>
-        <w:rPr>
-          <w:b w:val="0"/>
-          <w:i w:val="0"/>
-          <w:u w:val="none"/>
-        </w:rPr>
-        <w:t xml:space="preserve">ч. 3. При исполнении частным адвокатом адвокатской деятельности служебных обязанностей не допускаются его привод, задержание, личный обыск и обыск его вещей, а также обыск личного и используемого им транспорта, за исключением случаев, предусмотренных </w:t>
+        <w:t xml:space="preserve">ч. 2. При исполнении государственным адвокатом адвокатской деятельности служебных обязанностей не допускаются его привод, задержание, личный обыск и обыск его вещей, а также обыск личного и используемого им транспорта, за исключением случаев, предусмотренных </w:t>
       </w:r>
       <w:r>
         <w:rPr>
@@ -15916,6 +16892,566 @@
           <w:u w:val="none"/>
         </w:rPr>
         <w:t>В остальных случаях сведения о правонарушении передаются в ОГП и руководству указанного лица без его задержания. Гарантии правовой защиты, установленные законами о деятельности отдельных государственных органов, о Сенате и об адвокатуре, применяются в части, не противоречащей настоящей части.</w:t>
+      </w:r>
+    </w:p>
+    <w:p>
+      <w:pPr>
+        <w:spacing w:after="0" w:before="0"/>
+        <w:ind w:left="567"/>
+        <w:shd w:val="clear" w:color="auto" w:fill="F2F2F2"/>
+        <w:pBdr>
+          <w:left w:val="single" w:sz="18" w:space="4" w:color="7F7F7F"/>
+        </w:pBdr>
+      </w:pPr>
+      <w:r>
+        <w:rPr>
+          <w:b w:val="0"/>
+          <w:i w:val="0"/>
+          <w:sz w:val="20"/>
+          <w:u w:val="none"/>
+        </w:rPr>
+        <w:t>Примечание: При задержании государственного служащего, адвоката или члена Сената на основании ордера или вступившего в законную силу судебного акта вызов сотрудника ОГП не требуется, если прямое указание на участие прокурора не содержится в самом ордере или судебном акте; в этом случае вызывается исключительно руководство указанного лица для прекращения трудовых отношений (лишения статуса).</w:t>
+      </w:r>
+    </w:p>
+    <w:p>
+      <w:pPr>
+        <w:spacing w:after="0" w:before="0"/>
+        <w:ind w:left="567"/>
+        <w:shd w:val="clear" w:color="auto" w:fill="F2F2F2"/>
+        <w:pBdr>
+          <w:left w:val="single" w:sz="18" w:space="4" w:color="7F7F7F"/>
+        </w:pBdr>
+      </w:pPr>
+      <w:r>
+        <w:rPr>
+          <w:b/>
+          <w:i/>
+          <w:color w:val="404040"/>
+          <w:sz w:val="20"/>
+          <w:u w:val="none"/>
+        </w:rPr>
+        <w:t>▸ Ссылка «статьи 19 Процессуального кодекса штата San-Andreas» → ст. 19 — Процессуальный кодекс штата San-Andreas (145.txt), в редакции ACT. 001</w:t>
+      </w:r>
+      <w:r>
+        <w:rPr>
+          <w:b w:val="0"/>
+          <w:i/>
+          <w:color w:val="404040"/>
+          <w:sz w:val="20"/>
+          <w:u w:val="none"/>
+        </w:rPr>
+        <w:t xml:space="preserve"> — полный текст приведён выше (справка к ст. 25 закон о региональных ПОО).</w:t>
+      </w:r>
+    </w:p>
+    <w:p>
+      <w:pPr>
+        <w:spacing w:after="0" w:before="0"/>
+        <w:ind w:left="567"/>
+        <w:shd w:val="clear" w:color="auto" w:fill="EAF1FB"/>
+        <w:pBdr>
+          <w:left w:val="single" w:sz="18" w:space="4" w:color="7F7F7F"/>
+        </w:pBdr>
+      </w:pPr>
+      <w:r>
+        <w:rPr>
+          <w:b/>
+          <w:i/>
+          <w:color w:val="404040"/>
+          <w:sz w:val="20"/>
+          <w:u w:val="none"/>
+        </w:rPr>
+        <w:t>▸ Обозначения и термины в этом абзаце:</w:t>
+      </w:r>
+    </w:p>
+    <w:p>
+      <w:pPr>
+        <w:spacing w:after="0" w:before="0"/>
+        <w:ind w:left="567"/>
+        <w:shd w:val="clear" w:color="auto" w:fill="EAF1FB"/>
+        <w:pBdr>
+          <w:left w:val="single" w:sz="18" w:space="4" w:color="7F7F7F"/>
+        </w:pBdr>
+      </w:pPr>
+      <w:r>
+        <w:rPr>
+          <w:b/>
+          <w:i w:val="0"/>
+          <w:sz w:val="20"/>
+          <w:u w:val="none"/>
+        </w:rPr>
+        <w:t xml:space="preserve">• привод — </w:t>
+      </w:r>
+      <w:r>
+        <w:rPr>
+          <w:b w:val="0"/>
+          <w:i w:val="0"/>
+          <w:sz w:val="20"/>
+          <w:u w:val="none"/>
+        </w:rPr>
+        <w:t>осуществляется по ордеру DT — закон «О системе ордеров штата San-Andreas» (172.txt), ст. 6 ч. 3 п. «а»</w:t>
+      </w:r>
+      <w:r>
+        <w:rPr>
+          <w:b w:val="0"/>
+          <w:i w:val="0"/>
+          <w:sz w:val="20"/>
+          <w:u w:val="none"/>
+        </w:rPr>
+        <w:t xml:space="preserve"> (текст — в редакции ACT. 002):</w:t>
+      </w:r>
+    </w:p>
+    <w:p>
+      <w:pPr>
+        <w:spacing w:after="0" w:before="0"/>
+        <w:ind w:left="850"/>
+        <w:shd w:val="clear" w:color="auto" w:fill="EAF1FB"/>
+        <w:pBdr>
+          <w:left w:val="single" w:sz="18" w:space="4" w:color="7F7F7F"/>
+        </w:pBdr>
+      </w:pPr>
+      <w:r>
+        <w:rPr>
+          <w:b w:val="0"/>
+          <w:i/>
+          <w:sz w:val="20"/>
+          <w:u w:val="none"/>
+        </w:rPr>
+        <w:t>Статья 6. Виды ордеров и лица, уполномоченные на их авторизацию.</w:t>
+      </w:r>
+    </w:p>
+    <w:p>
+      <w:pPr>
+        <w:spacing w:after="0" w:before="0"/>
+        <w:ind w:left="850"/>
+        <w:shd w:val="clear" w:color="auto" w:fill="EAF1FB"/>
+        <w:pBdr>
+          <w:left w:val="single" w:sz="18" w:space="4" w:color="7F7F7F"/>
+        </w:pBdr>
+      </w:pPr>
+      <w:r>
+        <w:rPr>
+          <w:b w:val="0"/>
+          <w:i/>
+          <w:sz w:val="20"/>
+          <w:u w:val="none"/>
+        </w:rPr>
+        <w:t>ч. 3 Ордер Detention and Transfer</w:t>
+      </w:r>
+    </w:p>
+    <w:p>
+      <w:pPr>
+        <w:spacing w:after="0" w:before="0"/>
+        <w:ind w:left="850"/>
+        <w:shd w:val="clear" w:color="auto" w:fill="EAF1FB"/>
+        <w:pBdr>
+          <w:left w:val="single" w:sz="18" w:space="4" w:color="7F7F7F"/>
+        </w:pBdr>
+      </w:pPr>
+      <w:r>
+        <w:rPr>
+          <w:b w:val="0"/>
+          <w:i/>
+          <w:sz w:val="20"/>
+          <w:u w:val="none"/>
+        </w:rPr>
+        <w:t>а) Detention and Transfer (далее DT) - ордер, предписывающий осуществить привод лица. Основанием для привода может служить неявка лица по вызову уполномоченного лица и/или органов, в случае наличия у таковых оснований для его вызова в то или иное место;</w:t>
+      </w:r>
+    </w:p>
+    <w:p>
+      <w:pPr>
+        <w:spacing w:before="240" w:after="80"/>
+      </w:pPr>
+      <w:r>
+        <w:rPr>
+          <w:b/>
+          <w:i w:val="0"/>
+          <w:sz w:val="24"/>
+          <w:u w:val="none"/>
+        </w:rPr>
+        <w:t>Статья 13. Статус Частного Адвоката — изменяемая статья (полный текст в новой редакции)</w:t>
+      </w:r>
+    </w:p>
+    <w:p>
+      <w:pPr>
+        <w:spacing w:after="40"/>
+      </w:pPr>
+    </w:p>
+    <w:p>
+      <w:pPr>
+        <w:spacing w:after="40"/>
+      </w:pPr>
+      <w:r>
+        <w:rPr>
+          <w:b w:val="0"/>
+          <w:i w:val="0"/>
+          <w:u w:val="none"/>
+        </w:rPr>
+        <w:t>ч. 1. Частным адвокатом признаётся аккредитованное частное лицо, успешно прошедшее аттестацию у Главы Коллегии Адвокатов или его заместителей и получившее лицензию «Частного адвоката».</w:t>
+      </w:r>
+    </w:p>
+    <w:p>
+      <w:pPr>
+        <w:spacing w:after="0" w:before="0"/>
+        <w:ind w:left="567"/>
+        <w:shd w:val="clear" w:color="auto" w:fill="EAF1FB"/>
+        <w:pBdr>
+          <w:left w:val="single" w:sz="18" w:space="4" w:color="7F7F7F"/>
+        </w:pBdr>
+      </w:pPr>
+      <w:r>
+        <w:rPr>
+          <w:b/>
+          <w:i/>
+          <w:color w:val="404040"/>
+          <w:sz w:val="20"/>
+          <w:u w:val="none"/>
+        </w:rPr>
+        <w:t>▸ Обозначения и термины в этом абзаце:</w:t>
+      </w:r>
+    </w:p>
+    <w:p>
+      <w:pPr>
+        <w:spacing w:after="0" w:before="0"/>
+        <w:ind w:left="567"/>
+        <w:shd w:val="clear" w:color="auto" w:fill="EAF1FB"/>
+        <w:pBdr>
+          <w:left w:val="single" w:sz="18" w:space="4" w:color="7F7F7F"/>
+        </w:pBdr>
+      </w:pPr>
+      <w:r>
+        <w:rPr>
+          <w:b/>
+          <w:i w:val="0"/>
+          <w:sz w:val="20"/>
+          <w:u w:val="none"/>
+        </w:rPr>
+        <w:t xml:space="preserve">• Глава Коллегии адвокатов — </w:t>
+      </w:r>
+      <w:r>
+        <w:rPr>
+          <w:b w:val="0"/>
+          <w:i w:val="0"/>
+          <w:sz w:val="20"/>
+          <w:u w:val="none"/>
+        </w:rPr>
+        <w:t>должность установлена законом «Об адвокатской деятельности и адвокатуре в штате San-Andreas» (173.txt), ст. 1 ч. 5</w:t>
+      </w:r>
+      <w:r>
+        <w:rPr>
+          <w:b w:val="0"/>
+          <w:i w:val="0"/>
+          <w:sz w:val="20"/>
+          <w:u w:val="none"/>
+        </w:rPr>
+        <w:t>:</w:t>
+      </w:r>
+    </w:p>
+    <w:p>
+      <w:pPr>
+        <w:spacing w:after="0" w:before="0"/>
+        <w:ind w:left="850"/>
+        <w:shd w:val="clear" w:color="auto" w:fill="EAF1FB"/>
+        <w:pBdr>
+          <w:left w:val="single" w:sz="18" w:space="4" w:color="7F7F7F"/>
+        </w:pBdr>
+      </w:pPr>
+      <w:r>
+        <w:rPr>
+          <w:b w:val="0"/>
+          <w:i/>
+          <w:sz w:val="20"/>
+          <w:u w:val="none"/>
+        </w:rPr>
+        <w:t>Статья 1. Адвокатская деятельность</w:t>
+      </w:r>
+    </w:p>
+    <w:p>
+      <w:pPr>
+        <w:spacing w:after="0" w:before="0"/>
+        <w:ind w:left="850"/>
+        <w:shd w:val="clear" w:color="auto" w:fill="EAF1FB"/>
+        <w:pBdr>
+          <w:left w:val="single" w:sz="18" w:space="4" w:color="7F7F7F"/>
+        </w:pBdr>
+      </w:pPr>
+      <w:r>
+        <w:rPr>
+          <w:b w:val="0"/>
+          <w:i/>
+          <w:sz w:val="20"/>
+          <w:u w:val="none"/>
+        </w:rPr>
+        <w:t>ч. 5. Члены Коллегии адвокатов штата Сан-Андреас не являются должностными лицами, за исключением Главы Коллегии адвокатов, его заместителей и Старших адвокатов, которые признаются должностными лицами в пределах полномочий по руководству Коллегией адвокатов и могут быть привлечены к ответственности как должностные лица за действия, совершённые в рамках указанных полномочий.</w:t>
+      </w:r>
+    </w:p>
+    <w:p>
+      <w:pPr>
+        <w:spacing w:after="0" w:before="0"/>
+        <w:ind w:left="850"/>
+        <w:shd w:val="clear" w:color="auto" w:fill="EAF1FB"/>
+        <w:pBdr>
+          <w:left w:val="single" w:sz="18" w:space="4" w:color="7F7F7F"/>
+        </w:pBdr>
+      </w:pPr>
+      <w:r>
+        <w:rPr>
+          <w:b w:val="0"/>
+          <w:i/>
+          <w:sz w:val="20"/>
+          <w:u w:val="none"/>
+        </w:rPr>
+      </w:r>
+    </w:p>
+    <w:p>
+      <w:pPr>
+        <w:spacing w:after="40"/>
+      </w:pPr>
+    </w:p>
+    <w:p>
+      <w:pPr>
+        <w:spacing w:after="40"/>
+      </w:pPr>
+      <w:r>
+        <w:rPr>
+          <w:b w:val="0"/>
+          <w:i w:val="0"/>
+          <w:u w:val="none"/>
+        </w:rPr>
+        <w:t>ч. 2. Частный адвокат осуществляет адвокатскую деятельность самостоятельно и не состоит в трудовых отношениях с органами государственной власти штата Сан-Андреас.</w:t>
+      </w:r>
+    </w:p>
+    <w:p>
+      <w:pPr>
+        <w:spacing w:after="40"/>
+      </w:pPr>
+    </w:p>
+    <w:p>
+      <w:pPr>
+        <w:spacing w:after="40"/>
+      </w:pPr>
+      <w:r>
+        <w:rPr>
+          <w:b w:val="0"/>
+          <w:i w:val="0"/>
+          <w:u w:val="none"/>
+        </w:rPr>
+        <w:t xml:space="preserve">ч. 3. При исполнении частным адвокатом адвокатской деятельности служебных обязанностей не допускаются его привод, задержание, личный обыск и обыск его вещей, а также обыск личного и используемого им транспорта, за исключением случаев, предусмотренных </w:t>
+      </w:r>
+      <w:r>
+        <w:rPr>
+          <w:b w:val="0"/>
+          <w:i w:val="0"/>
+          <w:color w:val="1F3A93"/>
+          <w:u w:val="single"/>
+        </w:rPr>
+        <w:t>частью 4 статьи 19 Процессуального кодекса штата San-Andreas</w:t>
+      </w:r>
+      <w:r>
+        <w:rPr>
+          <w:b w:val="0"/>
+          <w:i w:val="0"/>
+          <w:u w:val="none"/>
+        </w:rPr>
+        <w:t xml:space="preserve">: при наличии ордера или судебного акта; когда он застигнут при совершении преступления или непосредственно после его совершения; когда его действия создают непосредственную угрозу жизни или здоровью окружающих; по требованию лиц, уполномоченных на это Процессуальным кодексом штата San-Andreas. Задержание производится в порядке </w:t>
+      </w:r>
+      <w:r>
+        <w:rPr>
+          <w:b w:val="0"/>
+          <w:i w:val="0"/>
+          <w:color w:val="1F3A93"/>
+          <w:u w:val="single"/>
+        </w:rPr>
+        <w:t>статьи 19 Процессуального кодекса штата San-Andreas</w:t>
+      </w:r>
+      <w:r>
+        <w:rPr>
+          <w:b w:val="0"/>
+          <w:i w:val="0"/>
+          <w:u w:val="none"/>
+        </w:rPr>
+        <w:t>.</w:t>
+      </w:r>
+    </w:p>
+    <w:p>
+      <w:pPr>
+        <w:spacing w:after="0" w:before="0"/>
+        <w:ind w:left="567"/>
+        <w:shd w:val="clear" w:color="auto" w:fill="F2F2F2"/>
+        <w:pBdr>
+          <w:left w:val="single" w:sz="18" w:space="4" w:color="7F7F7F"/>
+        </w:pBdr>
+      </w:pPr>
+      <w:r>
+        <w:rPr>
+          <w:b/>
+          <w:i/>
+          <w:color w:val="404040"/>
+          <w:sz w:val="20"/>
+          <w:u w:val="none"/>
+        </w:rPr>
+        <w:t>▸ Ссылка «частью 4 статьи 19 Процессуального кодекса штата San-Andreas» → ч. 4 ст. 19 — Процессуальный кодекс штата San-Andreas (145.txt), в редакции ACT. 001</w:t>
+      </w:r>
+      <w:r>
+        <w:rPr>
+          <w:b/>
+          <w:i/>
+          <w:color w:val="404040"/>
+          <w:sz w:val="20"/>
+          <w:u w:val="none"/>
+        </w:rPr>
+        <w:t>:</w:t>
+      </w:r>
+    </w:p>
+    <w:p>
+      <w:pPr>
+        <w:spacing w:after="0" w:before="0"/>
+        <w:ind w:left="567"/>
+        <w:shd w:val="clear" w:color="auto" w:fill="F2F2F2"/>
+        <w:pBdr>
+          <w:left w:val="single" w:sz="18" w:space="4" w:color="7F7F7F"/>
+        </w:pBdr>
+      </w:pPr>
+      <w:r>
+        <w:rPr>
+          <w:b w:val="0"/>
+          <w:i w:val="0"/>
+          <w:sz w:val="20"/>
+          <w:u w:val="none"/>
+        </w:rPr>
+        <w:t>Статья 19. Уведомление о задержании</w:t>
+      </w:r>
+    </w:p>
+    <w:p>
+      <w:pPr>
+        <w:spacing w:after="0" w:before="0"/>
+        <w:ind w:left="567"/>
+        <w:shd w:val="clear" w:color="auto" w:fill="F2F2F2"/>
+        <w:pBdr>
+          <w:left w:val="single" w:sz="18" w:space="4" w:color="7F7F7F"/>
+        </w:pBdr>
+      </w:pPr>
+      <w:r>
+        <w:rPr>
+          <w:b w:val="0"/>
+          <w:i w:val="0"/>
+          <w:sz w:val="20"/>
+          <w:u w:val="none"/>
+        </w:rPr>
+        <w:t>ч. 4. Задержание государственного служащего (в том числе сотрудника правоохранительного органа, военнослужащего SANG, сотрудника EMS, сотрудника WN, служащего ОГП) при исполнении им служебных обязанностей, адвоката при осуществлении им адвокатской деятельности, а также члена Сената в течение срока его полномочий, равно как их привод, личный обыск и обыск используемого ими транспорта, допускаются только в следующих случаях:</w:t>
+      </w:r>
+    </w:p>
+    <w:p>
+      <w:pPr>
+        <w:spacing w:after="0" w:before="0"/>
+        <w:ind w:left="567"/>
+        <w:shd w:val="clear" w:color="auto" w:fill="F2F2F2"/>
+        <w:pBdr>
+          <w:left w:val="single" w:sz="18" w:space="4" w:color="7F7F7F"/>
+        </w:pBdr>
+      </w:pPr>
+      <w:r>
+        <w:rPr>
+          <w:b w:val="0"/>
+          <w:i w:val="0"/>
+          <w:sz w:val="20"/>
+          <w:u w:val="none"/>
+        </w:rPr>
+        <w:t>а) при наличии ордера или судебного акта;</w:t>
+      </w:r>
+    </w:p>
+    <w:p>
+      <w:pPr>
+        <w:spacing w:after="0" w:before="0"/>
+        <w:ind w:left="567"/>
+        <w:shd w:val="clear" w:color="auto" w:fill="F2F2F2"/>
+        <w:pBdr>
+          <w:left w:val="single" w:sz="18" w:space="4" w:color="7F7F7F"/>
+        </w:pBdr>
+      </w:pPr>
+      <w:r>
+        <w:rPr>
+          <w:b w:val="0"/>
+          <w:i w:val="0"/>
+          <w:sz w:val="20"/>
+          <w:u w:val="none"/>
+        </w:rPr>
+        <w:t>б) когда лицо застигнуто при совершении преступления или непосредственно после его совершения;</w:t>
+      </w:r>
+    </w:p>
+    <w:p>
+      <w:pPr>
+        <w:spacing w:after="0" w:before="0"/>
+        <w:ind w:left="567"/>
+        <w:shd w:val="clear" w:color="auto" w:fill="F2F2F2"/>
+        <w:pBdr>
+          <w:left w:val="single" w:sz="18" w:space="4" w:color="7F7F7F"/>
+        </w:pBdr>
+      </w:pPr>
+      <w:r>
+        <w:rPr>
+          <w:b w:val="0"/>
+          <w:i w:val="0"/>
+          <w:sz w:val="20"/>
+          <w:u w:val="none"/>
+        </w:rPr>
+        <w:t>в) когда действия лица создают непосредственную угрозу жизни или здоровью окружающих;</w:t>
+      </w:r>
+    </w:p>
+    <w:p>
+      <w:pPr>
+        <w:spacing w:after="0" w:before="0"/>
+        <w:ind w:left="567"/>
+        <w:shd w:val="clear" w:color="auto" w:fill="F2F2F2"/>
+        <w:pBdr>
+          <w:left w:val="single" w:sz="18" w:space="4" w:color="7F7F7F"/>
+        </w:pBdr>
+      </w:pPr>
+      <w:r>
+        <w:rPr>
+          <w:b w:val="0"/>
+          <w:i w:val="0"/>
+          <w:sz w:val="20"/>
+          <w:u w:val="none"/>
+        </w:rPr>
+        <w:t>г) по требованию лиц, указанных в пунктах «д» и «е» части 2 статьи 16 настоящего Кодекса.</w:t>
+      </w:r>
+    </w:p>
+    <w:p>
+      <w:pPr>
+        <w:spacing w:after="0" w:before="0"/>
+        <w:ind w:left="567"/>
+        <w:shd w:val="clear" w:color="auto" w:fill="F2F2F2"/>
+        <w:pBdr>
+          <w:left w:val="single" w:sz="18" w:space="4" w:color="7F7F7F"/>
+        </w:pBdr>
+      </w:pPr>
+      <w:r>
+        <w:rPr>
+          <w:b w:val="0"/>
+          <w:i w:val="0"/>
+          <w:sz w:val="20"/>
+          <w:u w:val="none"/>
+        </w:rPr>
+        <w:t>В остальных случаях сведения о правонарушении передаются в ОГП и руководству указанного лица без его задержания. Гарантии правовой защиты, установленные законами о деятельности отдельных государственных органов, о Сенате и об адвокатуре, применяются в части, не противоречащей настоящей части.</w:t>
+      </w:r>
+    </w:p>
+    <w:p>
+      <w:pPr>
+        <w:spacing w:after="0" w:before="0"/>
+        <w:ind w:left="567"/>
+        <w:shd w:val="clear" w:color="auto" w:fill="F2F2F2"/>
+        <w:pBdr>
+          <w:left w:val="single" w:sz="18" w:space="4" w:color="7F7F7F"/>
+        </w:pBdr>
+      </w:pPr>
+      <w:r>
+        <w:rPr>
+          <w:b w:val="0"/>
+          <w:i w:val="0"/>
+          <w:sz w:val="20"/>
+          <w:u w:val="none"/>
+        </w:rPr>
+        <w:t>Примечание: При задержании государственного служащего, адвоката или члена Сената на основании ордера или вступившего в законную силу судебного акта вызов сотрудника ОГП не требуется, если прямое указание на участие прокурора не содержится в самом ордере или судебном акте; в этом случае вызывается исключительно руководство указанного лица для прекращения трудовых отношений (лишения статуса).</w:t>
       </w:r>
     </w:p>
     <w:p>

--- a/Законы/Законопроекты/ACT. 003 — Развёрнутая редакция для чтения.docx
+++ b/Законы/Законопроекты/ACT. 003 — Развёрнутая редакция для чтения.docx
@@ -186,7 +186,7 @@
                 <w:sz w:val="20"/>
                 <w:u w:val="none"/>
               </w:rPr>
-              <w:t>вводится ст. 2.1 ч. 1 ПК (ACT. 001) впервые — в действующих законах сокращение не использовалось; орган определён КЗ «О Правительстве штата San-Andreas» (152.txt)</w:t>
+              <w:t>вводится ст. 2.1 ч. 1 ПК (ACT. 001); орган определён статьёй 35 Конституции штата San-Andreas</w:t>
             </w:r>
           </w:p>
         </w:tc>
@@ -239,7 +239,7 @@
                 <w:sz w:val="20"/>
                 <w:u w:val="none"/>
               </w:rPr>
-              <w:t>вводится ст. 2.1 ч. 1 ПК (ACT. 001); орган определён КЗ «О деятельности офиса Генерального прокурора штата San-Andreas» (174.txt), ст. 1</w:t>
+              <w:t>вводится ст. 2.1 ч. 1 ПК (ACT. 001); орган определён статьями 40–41 Конституции штата San-Andreas</w:t>
             </w:r>
           </w:p>
         </w:tc>
@@ -1874,7 +1874,7 @@
           <w:sz w:val="20"/>
           <w:u w:val="none"/>
         </w:rPr>
-        <w:t>ч. 4. Задержание государственного служащего (в том числе сотрудника правоохранительного органа, военнослужащего SANG, сотрудника EMS, сотрудника WN, служащего ОГП) при исполнении им служебных обязанностей, адвоката при осуществлении им адвокатской деятельности, а также члена Сената в течение срока его полномочий, равно как их привод, личный обыск и обыск используемого ими транспорта, допускаются только в следующих случаях:</w:t>
+        <w:t>ч. 4. Задержание государственного служащего (в том числе сотрудника правоохранительного органа, военнослужащего SANG, сотрудника EMS, сотрудника WN, служащего ОГП) при исполнении им служебных обязанностей, а равно адвоката при осуществлении им адвокатской деятельности, равно как их привод, личный обыск и обыск используемого ими транспорта, допускаются только в следующих случаях:</w:t>
       </w:r>
     </w:p>
     <w:p>
@@ -1969,7 +1969,7 @@
           <w:sz w:val="20"/>
           <w:u w:val="none"/>
         </w:rPr>
-        <w:t>В остальных случаях сведения о правонарушении передаются в ОГП и руководству указанного лица без его задержания. Гарантии правовой защиты, установленные законами о деятельности отдельных государственных органов, о Сенате и об адвокатуре, применяются в части, не противоречащей настоящей части.</w:t>
+        <w:t>В остальных случаях сведения о правонарушении передаются в ОГП и руководству указанного лица без его задержания. Гарантии правовой защиты, установленные законами о деятельности отдельных государственных органов и об адвокатуре, применяются в части, не противоречащей настоящей части.</w:t>
       </w:r>
     </w:p>
     <w:p>
@@ -1988,7 +1988,7 @@
           <w:sz w:val="20"/>
           <w:u w:val="none"/>
         </w:rPr>
-        <w:t>Примечание: При задержании государственного служащего, адвоката или члена Сената на основании ордера или вступившего в законную силу судебного акта вызов сотрудника ОГП не требуется, если прямое указание на участие прокурора не содержится в самом ордере или судебном акте; в этом случае вызывается исключительно руководство указанного лица для прекращения трудовых отношений (лишения статуса).</w:t>
+        <w:t>Примечание: При задержании государственного служащего или адвоката на основании ордера или вступившего в законную силу судебного акта вызов сотрудника ОГП не требуется, если прямое указание на участие прокурора не содержится в самом ордере или судебном акте; в этом случае вызывается исключительно руководство указанного лица для прекращения трудовых отношений (лишения статуса).</w:t>
       </w:r>
     </w:p>
     <w:p>
@@ -2056,7 +2056,7 @@
           <w:sz w:val="20"/>
           <w:u w:val="none"/>
         </w:rPr>
-        <w:t>ч. 1. В случае если в процессе задержания установлено, что задержанный является государственным служащим, сотрудником WN, членом Сената или адвокатом (государственным либо частным с действительной лицензией), сотрудник, проводивший задержание, обязан вызвать руководство задержанного (в случае с адвокатом — Главу Коллегии Адвокатов или его заместителей, в случае с членом Сената — Спикера Сената, в случае со Спикером Сената — Губернатора или Вице-губернатора) и сотрудника ОГП. На время ожидания ответа указанных лиц, время задержания замораживается, но не более, чем на 15 минут. В случае ответа прокурора, время задержания замораживается до его приезда.</w:t>
+        <w:t>ч. 1. В случае если в процессе задержания установлено, что задержанный является государственным служащим, сотрудником WN или адвокатом (государственным либо частным с действительной лицензией), сотрудник, проводивший задержание, обязан вызвать руководство задержанного (в случае с адвокатом — Главу Коллегии Адвокатов или его заместителей) и сотрудника ОГП. На время ожидания ответа указанных лиц, время задержания замораживается, но не более, чем на 15 минут. В случае ответа прокурора, время задержания замораживается до его приезда.</w:t>
       </w:r>
     </w:p>
     <w:p>
@@ -2225,7 +2225,7 @@
           <w:sz w:val="20"/>
           <w:u w:val="none"/>
         </w:rPr>
-        <w:t>ч. 4. Задержание государственного служащего (в том числе сотрудника правоохранительного органа, военнослужащего SANG, сотрудника EMS, сотрудника WN, служащего ОГП) при исполнении им служебных обязанностей, адвоката при осуществлении им адвокатской деятельности, а также члена Сената в течение срока его полномочий, равно как их привод, личный обыск и обыск используемого ими транспорта, допускаются только в следующих случаях:</w:t>
+        <w:t>ч. 4. Задержание государственного служащего (в том числе сотрудника правоохранительного органа, военнослужащего SANG, сотрудника EMS, сотрудника WN, служащего ОГП) при исполнении им служебных обязанностей, а равно адвоката при осуществлении им адвокатской деятельности, равно как их привод, личный обыск и обыск используемого ими транспорта, допускаются только в следующих случаях:</w:t>
       </w:r>
     </w:p>
     <w:p>
@@ -2320,7 +2320,7 @@
           <w:sz w:val="20"/>
           <w:u w:val="none"/>
         </w:rPr>
-        <w:t>В остальных случаях сведения о правонарушении передаются в ОГП и руководству указанного лица без его задержания. Гарантии правовой защиты, установленные законами о деятельности отдельных государственных органов, о Сенате и об адвокатуре, применяются в части, не противоречащей настоящей части.</w:t>
+        <w:t>В остальных случаях сведения о правонарушении передаются в ОГП и руководству указанного лица без его задержания. Гарантии правовой защиты, установленные законами о деятельности отдельных государственных органов и об адвокатуре, применяются в части, не противоречащей настоящей части.</w:t>
       </w:r>
     </w:p>
     <w:p>
@@ -2339,7 +2339,7 @@
           <w:sz w:val="20"/>
           <w:u w:val="none"/>
         </w:rPr>
-        <w:t>Примечание: При задержании государственного служащего, адвоката или члена Сената на основании ордера или вступившего в законную силу судебного акта вызов сотрудника ОГП не требуется, если прямое указание на участие прокурора не содержится в самом ордере или судебном акте; в этом случае вызывается исключительно руководство указанного лица для прекращения трудовых отношений (лишения статуса).</w:t>
+        <w:t>Примечание: При задержании государственного служащего или адвоката на основании ордера или вступившего в законную силу судебного акта вызов сотрудника ОГП не требуется, если прямое указание на участие прокурора не содержится в самом ордере или судебном акте; в этом случае вызывается исключительно руководство указанного лица для прекращения трудовых отношений (лишения статуса).</w:t>
       </w:r>
     </w:p>
     <w:p>
@@ -5281,7 +5281,7 @@
           <w:sz w:val="20"/>
           <w:u w:val="none"/>
         </w:rPr>
-        <w:t>ч. 4. Задержание государственного служащего (в том числе сотрудника правоохранительного органа, военнослужащего SANG, сотрудника EMS, сотрудника WN, служащего ОГП) при исполнении им служебных обязанностей, адвоката при осуществлении им адвокатской деятельности, а также члена Сената в течение срока его полномочий, равно как их привод, личный обыск и обыск используемого ими транспорта, допускаются только в следующих случаях:</w:t>
+        <w:t>ч. 4. Задержание государственного служащего (в том числе сотрудника правоохранительного органа, военнослужащего SANG, сотрудника EMS, сотрудника WN, служащего ОГП) при исполнении им служебных обязанностей, а равно адвоката при осуществлении им адвокатской деятельности, равно как их привод, личный обыск и обыск используемого ими транспорта, допускаются только в следующих случаях:</w:t>
       </w:r>
     </w:p>
     <w:p>
@@ -5376,7 +5376,7 @@
           <w:sz w:val="20"/>
           <w:u w:val="none"/>
         </w:rPr>
-        <w:t>В остальных случаях сведения о правонарушении передаются в ОГП и руководству указанного лица без его задержания. Гарантии правовой защиты, установленные законами о деятельности отдельных государственных органов, о Сенате и об адвокатуре, применяются в части, не противоречащей настоящей части.</w:t>
+        <w:t>В остальных случаях сведения о правонарушении передаются в ОГП и руководству указанного лица без его задержания. Гарантии правовой защиты, установленные законами о деятельности отдельных государственных органов и об адвокатуре, применяются в части, не противоречащей настоящей части.</w:t>
       </w:r>
     </w:p>
     <w:p>
@@ -5395,7 +5395,7 @@
           <w:sz w:val="20"/>
           <w:u w:val="none"/>
         </w:rPr>
-        <w:t>Примечание: При задержании государственного служащего, адвоката или члена Сената на основании ордера или вступившего в законную силу судебного акта вызов сотрудника ОГП не требуется, если прямое указание на участие прокурора не содержится в самом ордере или судебном акте; в этом случае вызывается исключительно руководство указанного лица для прекращения трудовых отношений (лишения статуса).</w:t>
+        <w:t>Примечание: При задержании государственного служащего или адвоката на основании ордера или вступившего в законную силу судебного акта вызов сотрудника ОГП не требуется, если прямое указание на участие прокурора не содержится в самом ордере или судебном акте; в этом случае вызывается исключительно руководство указанного лица для прекращения трудовых отношений (лишения статуса).</w:t>
       </w:r>
     </w:p>
     <w:p>
@@ -5733,7 +5733,7 @@
           <w:sz w:val="20"/>
           <w:u w:val="none"/>
         </w:rPr>
-        <w:t>ч. 4. Задержание государственного служащего (в том числе сотрудника правоохранительного органа, военнослужащего SANG, сотрудника EMS, сотрудника WN, служащего ОГП) при исполнении им служебных обязанностей, адвоката при осуществлении им адвокатской деятельности, а также члена Сената в течение срока его полномочий, равно как их привод, личный обыск и обыск используемого ими транспорта, допускаются только в следующих случаях:</w:t>
+        <w:t>ч. 4. Задержание государственного служащего (в том числе сотрудника правоохранительного органа, военнослужащего SANG, сотрудника EMS, сотрудника WN, служащего ОГП) при исполнении им служебных обязанностей, а равно адвоката при осуществлении им адвокатской деятельности, равно как их привод, личный обыск и обыск используемого ими транспорта, допускаются только в следующих случаях:</w:t>
       </w:r>
     </w:p>
     <w:p>
@@ -5828,7 +5828,7 @@
           <w:sz w:val="20"/>
           <w:u w:val="none"/>
         </w:rPr>
-        <w:t>В остальных случаях сведения о правонарушении передаются в ОГП и руководству указанного лица без его задержания. Гарантии правовой защиты, установленные законами о деятельности отдельных государственных органов, о Сенате и об адвокатуре, применяются в части, не противоречащей настоящей части.</w:t>
+        <w:t>В остальных случаях сведения о правонарушении передаются в ОГП и руководству указанного лица без его задержания. Гарантии правовой защиты, установленные законами о деятельности отдельных государственных органов и об адвокатуре, применяются в части, не противоречащей настоящей части.</w:t>
       </w:r>
     </w:p>
     <w:p>
@@ -5847,7 +5847,7 @@
           <w:sz w:val="20"/>
           <w:u w:val="none"/>
         </w:rPr>
-        <w:t>Примечание: При задержании государственного служащего, адвоката или члена Сената на основании ордера или вступившего в законную силу судебного акта вызов сотрудника ОГП не требуется, если прямое указание на участие прокурора не содержится в самом ордере или судебном акте; в этом случае вызывается исключительно руководство указанного лица для прекращения трудовых отношений (лишения статуса).</w:t>
+        <w:t>Примечание: При задержании государственного служащего или адвоката на основании ордера или вступившего в законную силу судебного акта вызов сотрудника ОГП не требуется, если прямое указание на участие прокурора не содержится в самом ордере или судебном акте; в этом случае вызывается исключительно руководство указанного лица для прекращения трудовых отношений (лишения статуса).</w:t>
       </w:r>
     </w:p>
     <w:p>
@@ -7078,7 +7078,7 @@
           <w:sz w:val="20"/>
           <w:u w:val="none"/>
         </w:rPr>
-        <w:t>ч. 6. Задержание с передачей в отношении государственного служащего, члена Сената или адвоката допускается только по основаниям части 4 статьи 19 настоящего Кодекса. Вызов сотрудника ОГП и руководства задержанного производится сотрудником, принявшим задержанного.</w:t>
+        <w:t>ч. 6. Задержание с передачей в отношении государственного служащего или адвоката допускается только по основаниям части 4 статьи 19 настоящего Кодекса. Вызов сотрудника ОГП и руководства задержанного производится сотрудником, принявшим задержанного.</w:t>
       </w:r>
     </w:p>
     <w:p>
@@ -7353,54 +7353,7 @@
           <w:sz w:val="20"/>
           <w:u w:val="none"/>
         </w:rPr>
-        <w:t>должность следует из Конституционного Закона «О Правительстве штата San-Andreas» (152.txt), ст. 23 ч. 1 (USSS и SANG подчиняются Главе Департамента национальной безопасности); единое написание — ст. 2.1 ч. 2 ПК (ACT. 001)</w:t>
-      </w:r>
-      <w:r>
-        <w:rPr>
-          <w:b w:val="0"/>
-          <w:i w:val="0"/>
-          <w:sz w:val="20"/>
-          <w:u w:val="none"/>
-        </w:rPr>
-        <w:t>:</w:t>
-      </w:r>
-    </w:p>
-    <w:p>
-      <w:pPr>
-        <w:spacing w:after="0" w:before="0"/>
-        <w:ind w:left="850"/>
-        <w:shd w:val="clear" w:color="auto" w:fill="EAF1FB"/>
-        <w:pBdr>
-          <w:left w:val="single" w:sz="18" w:space="4" w:color="7F7F7F"/>
-        </w:pBdr>
-      </w:pPr>
-      <w:r>
-        <w:rPr>
-          <w:b w:val="0"/>
-          <w:i/>
-          <w:sz w:val="20"/>
-          <w:u w:val="none"/>
-        </w:rPr>
-        <w:t>Статья 23. Структура Департамента национальной безопасности</w:t>
-      </w:r>
-    </w:p>
-    <w:p>
-      <w:pPr>
-        <w:spacing w:after="0" w:before="0"/>
-        <w:ind w:left="850"/>
-        <w:shd w:val="clear" w:color="auto" w:fill="EAF1FB"/>
-        <w:pBdr>
-          <w:left w:val="single" w:sz="18" w:space="4" w:color="7F7F7F"/>
-        </w:pBdr>
-      </w:pPr>
-      <w:r>
-        <w:rPr>
-          <w:b w:val="0"/>
-          <w:i/>
-          <w:sz w:val="20"/>
-          <w:u w:val="none"/>
-        </w:rPr>
-        <w:t>ч. 1 В структуру Департамента национальной безопасности входит региональное отделение Секретной службы Соединенных Штатов Америки, а также Национальная Гвардия штата San-Andreas, которые подчиняются Главе Департамента национальной безопасности и его заместителям.</w:t>
+        <w:t>должность следует из статей 35 и 37 Конституции штата San-Andreas; единое написание — ст. 2.1 ч. 2 ПК (ACT. 001)</w:t>
       </w:r>
     </w:p>
     <w:p>
@@ -8215,54 +8168,7 @@
           <w:sz w:val="20"/>
           <w:u w:val="none"/>
         </w:rPr>
-        <w:t>должность следует из Конституционного Закона «О Правительстве штата San-Andreas» (152.txt), ст. 23 ч. 1 (USSS и SANG подчиняются Главе Департамента национальной безопасности); единое написание — ст. 2.1 ч. 2 ПК (ACT. 001)</w:t>
-      </w:r>
-      <w:r>
-        <w:rPr>
-          <w:b w:val="0"/>
-          <w:i w:val="0"/>
-          <w:sz w:val="20"/>
-          <w:u w:val="none"/>
-        </w:rPr>
-        <w:t>:</w:t>
-      </w:r>
-    </w:p>
-    <w:p>
-      <w:pPr>
-        <w:spacing w:after="0" w:before="0"/>
-        <w:ind w:left="850"/>
-        <w:shd w:val="clear" w:color="auto" w:fill="EAF1FB"/>
-        <w:pBdr>
-          <w:left w:val="single" w:sz="18" w:space="4" w:color="7F7F7F"/>
-        </w:pBdr>
-      </w:pPr>
-      <w:r>
-        <w:rPr>
-          <w:b w:val="0"/>
-          <w:i/>
-          <w:sz w:val="20"/>
-          <w:u w:val="none"/>
-        </w:rPr>
-        <w:t>Статья 23. Структура Департамента национальной безопасности</w:t>
-      </w:r>
-    </w:p>
-    <w:p>
-      <w:pPr>
-        <w:spacing w:after="0" w:before="0"/>
-        <w:ind w:left="850"/>
-        <w:shd w:val="clear" w:color="auto" w:fill="EAF1FB"/>
-        <w:pBdr>
-          <w:left w:val="single" w:sz="18" w:space="4" w:color="7F7F7F"/>
-        </w:pBdr>
-      </w:pPr>
-      <w:r>
-        <w:rPr>
-          <w:b w:val="0"/>
-          <w:i/>
-          <w:sz w:val="20"/>
-          <w:u w:val="none"/>
-        </w:rPr>
-        <w:t>ч. 1 В структуру Департамента национальной безопасности входит региональное отделение Секретной службы Соединенных Штатов Америки, а также Национальная Гвардия штата San-Andreas, которые подчиняются Главе Департамента национальной безопасности и его заместителям.</w:t>
+        <w:t>должность следует из статей 35 и 37 Конституции штата San-Andreas; единое написание — ст. 2.1 ч. 2 ПК (ACT. 001)</w:t>
       </w:r>
     </w:p>
     <w:p>
@@ -8547,7 +8453,7 @@
           <w:sz w:val="20"/>
           <w:u w:val="none"/>
         </w:rPr>
-        <w:t>ч. 4. Задержание государственного служащего (в том числе сотрудника правоохранительного органа, военнослужащего SANG, сотрудника EMS, сотрудника WN, служащего ОГП) при исполнении им служебных обязанностей, адвоката при осуществлении им адвокатской деятельности, а также члена Сената в течение срока его полномочий, равно как их привод, личный обыск и обыск используемого ими транспорта, допускаются только в следующих случаях:</w:t>
+        <w:t>ч. 4. Задержание государственного служащего (в том числе сотрудника правоохранительного органа, военнослужащего SANG, сотрудника EMS, сотрудника WN, служащего ОГП) при исполнении им служебных обязанностей, а равно адвоката при осуществлении им адвокатской деятельности, равно как их привод, личный обыск и обыск используемого ими транспорта, допускаются только в следующих случаях:</w:t>
       </w:r>
     </w:p>
     <w:p>
@@ -8642,7 +8548,7 @@
           <w:sz w:val="20"/>
           <w:u w:val="none"/>
         </w:rPr>
-        <w:t>В остальных случаях сведения о правонарушении передаются в ОГП и руководству указанного лица без его задержания. Гарантии правовой защиты, установленные законами о деятельности отдельных государственных органов, о Сенате и об адвокатуре, применяются в части, не противоречащей настоящей части.</w:t>
+        <w:t>В остальных случаях сведения о правонарушении передаются в ОГП и руководству указанного лица без его задержания. Гарантии правовой защиты, установленные законами о деятельности отдельных государственных органов и об адвокатуре, применяются в части, не противоречащей настоящей части.</w:t>
       </w:r>
     </w:p>
     <w:p>
@@ -8661,7 +8567,7 @@
           <w:sz w:val="20"/>
           <w:u w:val="none"/>
         </w:rPr>
-        <w:t>Примечание: При задержании государственного служащего, адвоката или члена Сената на основании ордера или вступившего в законную силу судебного акта вызов сотрудника ОГП не требуется, если прямое указание на участие прокурора не содержится в самом ордере или судебном акте; в этом случае вызывается исключительно руководство указанного лица для прекращения трудовых отношений (лишения статуса).</w:t>
+        <w:t>Примечание: При задержании государственного служащего или адвоката на основании ордера или вступившего в законную силу судебного акта вызов сотрудника ОГП не требуется, если прямое указание на участие прокурора не содержится в самом ордере или судебном акте; в этом случае вызывается исключительно руководство указанного лица для прекращения трудовых отношений (лишения статуса).</w:t>
       </w:r>
     </w:p>
     <w:p>
@@ -9774,54 +9680,7 @@
           <w:sz w:val="20"/>
           <w:u w:val="none"/>
         </w:rPr>
-        <w:t>должность следует из Конституционного Закона «О Правительстве штата San-Andreas» (152.txt), ст. 23 ч. 1 (USSS и SANG подчиняются Главе Департамента национальной безопасности); единое написание — ст. 2.1 ч. 2 ПК (ACT. 001)</w:t>
-      </w:r>
-      <w:r>
-        <w:rPr>
-          <w:b w:val="0"/>
-          <w:i w:val="0"/>
-          <w:sz w:val="20"/>
-          <w:u w:val="none"/>
-        </w:rPr>
-        <w:t>:</w:t>
-      </w:r>
-    </w:p>
-    <w:p>
-      <w:pPr>
-        <w:spacing w:after="0" w:before="0"/>
-        <w:ind w:left="850"/>
-        <w:shd w:val="clear" w:color="auto" w:fill="EAF1FB"/>
-        <w:pBdr>
-          <w:left w:val="single" w:sz="18" w:space="4" w:color="7F7F7F"/>
-        </w:pBdr>
-      </w:pPr>
-      <w:r>
-        <w:rPr>
-          <w:b w:val="0"/>
-          <w:i/>
-          <w:sz w:val="20"/>
-          <w:u w:val="none"/>
-        </w:rPr>
-        <w:t>Статья 23. Структура Департамента национальной безопасности</w:t>
-      </w:r>
-    </w:p>
-    <w:p>
-      <w:pPr>
-        <w:spacing w:after="0" w:before="0"/>
-        <w:ind w:left="850"/>
-        <w:shd w:val="clear" w:color="auto" w:fill="EAF1FB"/>
-        <w:pBdr>
-          <w:left w:val="single" w:sz="18" w:space="4" w:color="7F7F7F"/>
-        </w:pBdr>
-      </w:pPr>
-      <w:r>
-        <w:rPr>
-          <w:b w:val="0"/>
-          <w:i/>
-          <w:sz w:val="20"/>
-          <w:u w:val="none"/>
-        </w:rPr>
-        <w:t>ч. 1 В структуру Департамента национальной безопасности входит региональное отделение Секретной службы Соединенных Штатов Америки, а также Национальная Гвардия штата San-Andreas, которые подчиняются Главе Департамента национальной безопасности и его заместителям.</w:t>
+        <w:t>должность следует из статей 35 и 37 Конституции штата San-Andreas; единое написание — ст. 2.1 ч. 2 ПК (ACT. 001)</w:t>
       </w:r>
     </w:p>
     <w:p>
@@ -13764,7 +13623,7 @@
           <w:sz w:val="20"/>
           <w:u w:val="none"/>
         </w:rPr>
-        <w:t>ч. 4. Задержание государственного служащего (в том числе сотрудника правоохранительного органа, военнослужащего SANG, сотрудника EMS, сотрудника WN, служащего ОГП) при исполнении им служебных обязанностей, адвоката при осуществлении им адвокатской деятельности, а также члена Сената в течение срока его полномочий, равно как их привод, личный обыск и обыск используемого ими транспорта, допускаются только в следующих случаях:</w:t>
+        <w:t>ч. 4. Задержание государственного служащего (в том числе сотрудника правоохранительного органа, военнослужащего SANG, сотрудника EMS, сотрудника WN, служащего ОГП) при исполнении им служебных обязанностей, а равно адвоката при осуществлении им адвокатской деятельности, равно как их привод, личный обыск и обыск используемого ими транспорта, допускаются только в следующих случаях:</w:t>
       </w:r>
     </w:p>
     <w:p>
@@ -13859,7 +13718,7 @@
           <w:sz w:val="20"/>
           <w:u w:val="none"/>
         </w:rPr>
-        <w:t>В остальных случаях сведения о правонарушении передаются в ОГП и руководству указанного лица без его задержания. Гарантии правовой защиты, установленные законами о деятельности отдельных государственных органов, о Сенате и об адвокатуре, применяются в части, не противоречащей настоящей части.</w:t>
+        <w:t>В остальных случаях сведения о правонарушении передаются в ОГП и руководству указанного лица без его задержания. Гарантии правовой защиты, установленные законами о деятельности отдельных государственных органов и об адвокатуре, применяются в части, не противоречащей настоящей части.</w:t>
       </w:r>
     </w:p>
     <w:p>
@@ -13878,7 +13737,7 @@
           <w:sz w:val="20"/>
           <w:u w:val="none"/>
         </w:rPr>
-        <w:t>Примечание: При задержании государственного служащего, адвоката или члена Сената на основании ордера или вступившего в законную силу судебного акта вызов сотрудника ОГП не требуется, если прямое указание на участие прокурора не содержится в самом ордере или судебном акте; в этом случае вызывается исключительно руководство указанного лица для прекращения трудовых отношений (лишения статуса).</w:t>
+        <w:t>Примечание: При задержании государственного служащего или адвоката на основании ордера или вступившего в законную силу судебного акта вызов сотрудника ОГП не требуется, если прямое указание на участие прокурора не содержится в самом ордере или судебном акте; в этом случае вызывается исключительно руководство указанного лица для прекращения трудовых отношений (лишения статуса).</w:t>
       </w:r>
     </w:p>
     <w:p>
@@ -14362,7 +14221,7 @@
           <w:sz w:val="20"/>
           <w:u w:val="none"/>
         </w:rPr>
-        <w:t>з) В случае, если задержанный является государственным служащим, сотрудником WN, членом Сената или адвокатом, уведомить его руководство в порядке статьи 19 настоящего Кодекса. Вызов сотрудника ОГП при задержании на основании ордера или судебного акта не требуется, если иное не указано в самом ордере или судебном акте.</w:t>
+        <w:t>з) В случае, если задержанный является государственным служащим, сотрудником WN или адвокатом, уведомить его руководство в порядке статьи 19 настоящего Кодекса. Вызов сотрудника ОГП при задержании на основании ордера или судебного акта не требуется, если иное не указано в самом ордере или судебном акте.</w:t>
       </w:r>
     </w:p>
     <w:p>
@@ -15536,7 +15395,7 @@
           <w:sz w:val="20"/>
           <w:u w:val="none"/>
         </w:rPr>
-        <w:t>ч. 4. Задержание государственного служащего (в том числе сотрудника правоохранительного органа, военнослужащего SANG, сотрудника EMS, сотрудника WN, служащего ОГП) при исполнении им служебных обязанностей, адвоката при осуществлении им адвокатской деятельности, а также члена Сената в течение срока его полномочий, равно как их привод, личный обыск и обыск используемого ими транспорта, допускаются только в следующих случаях:</w:t>
+        <w:t>ч. 4. Задержание государственного служащего (в том числе сотрудника правоохранительного органа, военнослужащего SANG, сотрудника EMS, сотрудника WN, служащего ОГП) при исполнении им служебных обязанностей, а равно адвоката при осуществлении им адвокатской деятельности, равно как их привод, личный обыск и обыск используемого ими транспорта, допускаются только в следующих случаях:</w:t>
       </w:r>
     </w:p>
     <w:p>
@@ -15631,7 +15490,7 @@
           <w:sz w:val="20"/>
           <w:u w:val="none"/>
         </w:rPr>
-        <w:t>В остальных случаях сведения о правонарушении передаются в ОГП и руководству указанного лица без его задержания. Гарантии правовой защиты, установленные законами о деятельности отдельных государственных органов, о Сенате и об адвокатуре, применяются в части, не противоречащей настоящей части.</w:t>
+        <w:t>В остальных случаях сведения о правонарушении передаются в ОГП и руководству указанного лица без его задержания. Гарантии правовой защиты, установленные законами о деятельности отдельных государственных органов и об адвокатуре, применяются в части, не противоречащей настоящей части.</w:t>
       </w:r>
     </w:p>
     <w:p>
@@ -15650,7 +15509,7 @@
           <w:sz w:val="20"/>
           <w:u w:val="none"/>
         </w:rPr>
-        <w:t>Примечание: При задержании государственного служащего, адвоката или члена Сената на основании ордера или вступившего в законную силу судебного акта вызов сотрудника ОГП не требуется, если прямое указание на участие прокурора не содержится в самом ордере или судебном акте; в этом случае вызывается исключительно руководство указанного лица для прекращения трудовых отношений (лишения статуса).</w:t>
+        <w:t>Примечание: При задержании государственного служащего или адвоката на основании ордера или вступившего в законную силу судебного акта вызов сотрудника ОГП не требуется, если прямое указание на участие прокурора не содержится в самом ордере или судебном акте; в этом случае вызывается исключительно руководство указанного лица для прекращения трудовых отношений (лишения статуса).</w:t>
       </w:r>
     </w:p>
     <w:p>
@@ -16195,7 +16054,7 @@
           <w:sz w:val="20"/>
           <w:u w:val="none"/>
         </w:rPr>
-        <w:t>ч. 4. Задержание государственного служащего (в том числе сотрудника правоохранительного органа, военнослужащего SANG, сотрудника EMS, сотрудника WN, служащего ОГП) при исполнении им служебных обязанностей, адвоката при осуществлении им адвокатской деятельности, а также члена Сената в течение срока его полномочий, равно как их привод, личный обыск и обыск используемого ими транспорта, допускаются только в следующих случаях:</w:t>
+        <w:t>ч. 4. Задержание государственного служащего (в том числе сотрудника правоохранительного органа, военнослужащего SANG, сотрудника EMS, сотрудника WN, служащего ОГП) при исполнении им служебных обязанностей, а равно адвоката при осуществлении им адвокатской деятельности, равно как их привод, личный обыск и обыск используемого ими транспорта, допускаются только в следующих случаях:</w:t>
       </w:r>
     </w:p>
     <w:p>
@@ -16290,7 +16149,7 @@
           <w:sz w:val="20"/>
           <w:u w:val="none"/>
         </w:rPr>
-        <w:t>В остальных случаях сведения о правонарушении передаются в ОГП и руководству указанного лица без его задержания. Гарантии правовой защиты, установленные законами о деятельности отдельных государственных органов, о Сенате и об адвокатуре, применяются в части, не противоречащей настоящей части.</w:t>
+        <w:t>В остальных случаях сведения о правонарушении передаются в ОГП и руководству указанного лица без его задержания. Гарантии правовой защиты, установленные законами о деятельности отдельных государственных органов и об адвокатуре, применяются в части, не противоречащей настоящей части.</w:t>
       </w:r>
     </w:p>
     <w:p>
@@ -16309,7 +16168,7 @@
           <w:sz w:val="20"/>
           <w:u w:val="none"/>
         </w:rPr>
-        <w:t>Примечание: При задержании государственного служащего, адвоката или члена Сената на основании ордера или вступившего в законную силу судебного акта вызов сотрудника ОГП не требуется, если прямое указание на участие прокурора не содержится в самом ордере или судебном акте; в этом случае вызывается исключительно руководство указанного лица для прекращения трудовых отношений (лишения статуса).</w:t>
+        <w:t>Примечание: При задержании государственного служащего или адвоката на основании ордера или вступившего в законную силу судебного акта вызов сотрудника ОГП не требуется, если прямое указание на участие прокурора не содержится в самом ордере или судебном акте; в этом случае вызывается исключительно руководство указанного лица для прекращения трудовых отношений (лишения статуса).</w:t>
       </w:r>
     </w:p>
     <w:p>
@@ -16796,7 +16655,7 @@
           <w:sz w:val="20"/>
           <w:u w:val="none"/>
         </w:rPr>
-        <w:t>ч. 4. Задержание государственного служащего (в том числе сотрудника правоохранительного органа, военнослужащего SANG, сотрудника EMS, сотрудника WN, служащего ОГП) при исполнении им служебных обязанностей, адвоката при осуществлении им адвокатской деятельности, а также члена Сената в течение срока его полномочий, равно как их привод, личный обыск и обыск используемого ими транспорта, допускаются только в следующих случаях:</w:t>
+        <w:t>ч. 4. Задержание государственного служащего (в том числе сотрудника правоохранительного органа, военнослужащего SANG, сотрудника EMS, сотрудника WN, служащего ОГП) при исполнении им служебных обязанностей, а равно адвоката при осуществлении им адвокатской деятельности, равно как их привод, личный обыск и обыск используемого ими транспорта, допускаются только в следующих случаях:</w:t>
       </w:r>
     </w:p>
     <w:p>
@@ -16891,7 +16750,7 @@
           <w:sz w:val="20"/>
           <w:u w:val="none"/>
         </w:rPr>
-        <w:t>В остальных случаях сведения о правонарушении передаются в ОГП и руководству указанного лица без его задержания. Гарантии правовой защиты, установленные законами о деятельности отдельных государственных органов, о Сенате и об адвокатуре, применяются в части, не противоречащей настоящей части.</w:t>
+        <w:t>В остальных случаях сведения о правонарушении передаются в ОГП и руководству указанного лица без его задержания. Гарантии правовой защиты, установленные законами о деятельности отдельных государственных органов и об адвокатуре, применяются в части, не противоречащей настоящей части.</w:t>
       </w:r>
     </w:p>
     <w:p>
@@ -16910,7 +16769,7 @@
           <w:sz w:val="20"/>
           <w:u w:val="none"/>
         </w:rPr>
-        <w:t>Примечание: При задержании государственного служащего, адвоката или члена Сената на основании ордера или вступившего в законную силу судебного акта вызов сотрудника ОГП не требуется, если прямое указание на участие прокурора не содержится в самом ордере или судебном акте; в этом случае вызывается исключительно руководство указанного лица для прекращения трудовых отношений (лишения статуса).</w:t>
+        <w:t>Примечание: При задержании государственного служащего или адвоката на основании ордера или вступившего в законную силу судебного акта вызов сотрудника ОГП не требуется, если прямое указание на участие прокурора не содержится в самом ордере или судебном акте; в этом случае вызывается исключительно руководство указанного лица для прекращения трудовых отношений (лишения статуса).</w:t>
       </w:r>
     </w:p>
     <w:p>
@@ -17337,7 +17196,7 @@
           <w:sz w:val="20"/>
           <w:u w:val="none"/>
         </w:rPr>
-        <w:t>ч. 4. Задержание государственного служащего (в том числе сотрудника правоохранительного органа, военнослужащего SANG, сотрудника EMS, сотрудника WN, служащего ОГП) при исполнении им служебных обязанностей, адвоката при осуществлении им адвокатской деятельности, а также члена Сената в течение срока его полномочий, равно как их привод, личный обыск и обыск используемого ими транспорта, допускаются только в следующих случаях:</w:t>
+        <w:t>ч. 4. Задержание государственного служащего (в том числе сотрудника правоохранительного органа, военнослужащего SANG, сотрудника EMS, сотрудника WN, служащего ОГП) при исполнении им служебных обязанностей, а равно адвоката при осуществлении им адвокатской деятельности, равно как их привод, личный обыск и обыск используемого ими транспорта, допускаются только в следующих случаях:</w:t>
       </w:r>
     </w:p>
     <w:p>
@@ -17432,7 +17291,7 @@
           <w:sz w:val="20"/>
           <w:u w:val="none"/>
         </w:rPr>
-        <w:t>В остальных случаях сведения о правонарушении передаются в ОГП и руководству указанного лица без его задержания. Гарантии правовой защиты, установленные законами о деятельности отдельных государственных органов, о Сенате и об адвокатуре, применяются в части, не противоречащей настоящей части.</w:t>
+        <w:t>В остальных случаях сведения о правонарушении передаются в ОГП и руководству указанного лица без его задержания. Гарантии правовой защиты, установленные законами о деятельности отдельных государственных органов и об адвокатуре, применяются в части, не противоречащей настоящей части.</w:t>
       </w:r>
     </w:p>
     <w:p>
@@ -17451,7 +17310,7 @@
           <w:sz w:val="20"/>
           <w:u w:val="none"/>
         </w:rPr>
-        <w:t>Примечание: При задержании государственного служащего, адвоката или члена Сената на основании ордера или вступившего в законную силу судебного акта вызов сотрудника ОГП не требуется, если прямое указание на участие прокурора не содержится в самом ордере или судебном акте; в этом случае вызывается исключительно руководство указанного лица для прекращения трудовых отношений (лишения статуса).</w:t>
+        <w:t>Примечание: При задержании государственного служащего или адвоката на основании ордера или вступившего в законную силу судебного акта вызов сотрудника ОГП не требуется, если прямое указание на участие прокурора не содержится в самом ордере или судебном акте; в этом случае вызывается исключительно руководство указанного лица для прекращения трудовых отношений (лишения статуса).</w:t>
       </w:r>
     </w:p>
     <w:p>

--- a/Законы/Законопроекты/ACT. 003 — Развёрнутая редакция для чтения.docx
+++ b/Законы/Законопроекты/ACT. 003 — Развёрнутая редакция для чтения.docx
@@ -2377,7 +2377,7 @@
           <w:sz w:val="20"/>
           <w:u w:val="none"/>
         </w:rPr>
-        <w:t>ч. 6. Задержание лица, обладающего статусом неприкосновенности, производится с соблюдением закона «Об обеспечении неприкосновенности государственных служащих штата San-Andreas» и закона «О системе ордеров штата San-Andreas».</w:t>
+        <w:t>ч. 6. Лицо, обладающее статусом неприкосновенности, может быть задержано исключительно при непосредственной угрозе жизни граждан, застигнутое на месте преступления против жизни, либо при наличии вступившего в законную силу судебного акта или ордера на приостановление (SI) или снятие (RI, AS) неприкосновенности. О факте задержания немедленно уведомляется ОГП, а предельный срок ожидания решения уполномоченных лиц о выдаче ордера не может превышать 1 часа с момента доставления, после чего задержанное лицо подлежит немедленному освобождению.</w:t>
       </w:r>
     </w:p>
     <w:p>
@@ -6983,7 +6983,7 @@
           <w:sz w:val="20"/>
           <w:u w:val="none"/>
         </w:rPr>
-        <w:t>в) сотрудники WN — в случаях, предусмотренных статьёй 17.1 настоящего Кодекса.</w:t>
+        <w:t>в) сотрудники WN — в отношении лица, совершившего правонарушение на территории охраняемых объектов WN в соответствии со статьёй 17.1 настоящего Кодекса (уполномоченные сотрудники WN в целях обеспечения безопасности офиса и задержания вправе приобретать, хранить при себе, носить и применять наручники);</w:t>
       </w:r>
     </w:p>
     <w:p>
@@ -7986,7 +7986,7 @@
           <w:sz w:val="20"/>
           <w:u w:val="none"/>
         </w:rPr>
-        <w:t>ч. 2. Обыск жилища производится на основании судебного акта либо ордера типа Access to Raid (AR) или Access to Cordon (AC), авторизованного в порядке, установленном законом «О системе ордеров штата San-Andreas», с указанием в ордере подлежащего обыску жилища. Без судебного акта и ордера обыск жилища допускается только в случаях, предусмотренных частью 4 настоящей статьи. В этом случае сотрудники правоохранительных органов не позднее 1 часа с момента начала производства следственного действия уведомляют прокурора о производстве следственного действия.</w:t>
+        <w:t>ч. 2. Обыск жилища производится на основании вступившего в законную силу судебного акта либо ордера Генерального прокурора штата San-Andreas, его заместителей или суда на проведение рейда (Access to Raid, AR) или оцепления с правом обыска (Access to Cordon, AC), в котором прямо указан адрес или индивидуализирующие признаки подлежащего обыску помещения. Без судебного акта и ордера обыск жилища допускается только в случаях, предусмотренных частью 4 настоящей статьи. В этом случае сотрудники правоохранительных органов не позднее 1 часа с момента начала производства следственного действия уведомляют прокурора о производстве следственного действия.</w:t>
       </w:r>
     </w:p>
     <w:p>
@@ -8005,7 +8005,7 @@
           <w:sz w:val="20"/>
           <w:u w:val="none"/>
         </w:rPr>
-        <w:t>ч. 3. Обыск нежилого помещения и находящегося в нем имущества производится на основании судебного акта либо ордера типа Access to Raid (AR) или Access to Cordon (AC), авторизованного в порядке, установленном законом «О системе ордеров штата San-Andreas».</w:t>
+        <w:t>ч. 3. Обыск нежилого помещения и находящегося в нем имущества производится на основании судебного акта либо ордера Генерального прокурора штата San-Andreas, его заместителей или суда на проведение рейда (Access to Raid, AR) или оцепления с правом обыска (Access to Cordon, AC), в котором прямо указан адрес помещения.</w:t>
       </w:r>
     </w:p>
     <w:p>

--- a/Законы/Законопроекты/ACT. 003 — Развёрнутая редакция для чтения.docx
+++ b/Законы/Законопроекты/ACT. 003 — Развёрнутая редакция для чтения.docx
@@ -6945,7 +6945,7 @@
           <w:sz w:val="20"/>
           <w:u w:val="none"/>
         </w:rPr>
-        <w:t>а) военнослужащие SANG — в отношении лица, совершившего правонарушение на территории охраняемых SANG объектов (военная база Форт-Занкудо, военный авианосец, остров Кайо-Перико) и прилегающей к ним местности; лица, совершившего правонарушение в отношении военнослужащего SANG или имущества SANG; военнослужащего SANG — по делам о воинских правонарушениях; лица, застигнутого при совершении правонарушения или непосредственно после его совершения либо находящегося в розыске, — при патрулировании в порядке статьи 7.1 закона «О Национальной Гвардии штата San-Andreas»; любого лица — в период чрезвычайного или военного положения, при проведении контртеррористической операции, а также при оказании содействия правоохранительным органам по их запросу;</w:t>
+        <w:t>а) военнослужащие SANG — в отношении лица, совершившего правонарушение на территории охраняемых SANG объектов (военная база Форт-Занкудо, военный авианосец, остров Кайо-Перико) и прилегающей к ним местности; лица, совершившего правонарушение в отношении военнослужащего SANG или имущества SANG; военнослужащего SANG — по делам о воинских правонарушениях; лица, застигнутого при совершении правонарушения или непосредственно после его совершения либо находящегося в розыске, — при патрулировании в соответствии с действующим законодательством штата San-Andreas; любого лица — в период чрезвычайного или военного положения, при проведении контртеррористической операции, а также при оказании содействия правоохранительным органам по их запросу;</w:t>
       </w:r>
     </w:p>
     <w:p>
